--- a/static/templates/word/zh/项目计划书.docx
+++ b/static/templates/word/zh/项目计划书.docx
@@ -94,11 +94,13 @@
           <w:tcPr>
             <w:tcW w:w="2835" w:type="dxa"/>
             <w:shd w:val="clear" w:color="auto" w:fill="auto"/>
-          </w:tcPr>
-          <w:p>
-            <w:pPr>
-              <w:rPr>
-                <w:rFonts w:ascii="微软雅黑" w:hAnsi="微软雅黑" w:eastAsia="微软雅黑"/>
+            <w:vAlign w:val="top"/>
+          </w:tcPr>
+          <w:p>
+            <w:pPr>
+              <w:rPr>
+                <w:rFonts w:ascii="微软雅黑" w:hAnsi="微软雅黑" w:eastAsia="微软雅黑"/>
+                <w:color w:val="0070C0"/>
                 <w:sz w:val="21"/>
                 <w:szCs w:val="21"/>
               </w:rPr>
@@ -106,6 +108,7 @@
             <w:r>
               <w:rPr>
                 <w:rFonts w:hint="eastAsia" w:ascii="微软雅黑" w:hAnsi="微软雅黑" w:eastAsia="微软雅黑"/>
+                <w:color w:val="0070C0"/>
                 <w:sz w:val="21"/>
                 <w:szCs w:val="21"/>
               </w:rPr>
@@ -117,6 +120,7 @@
           <w:tcPr>
             <w:tcW w:w="1559" w:type="dxa"/>
             <w:shd w:val="clear" w:color="auto" w:fill="auto"/>
+            <w:vAlign w:val="top"/>
           </w:tcPr>
           <w:p>
             <w:pPr>
@@ -142,6 +146,7 @@
             <w:tcW w:w="4116" w:type="dxa"/>
             <w:gridSpan w:val="2"/>
             <w:shd w:val="clear" w:color="auto" w:fill="auto"/>
+            <w:vAlign w:val="top"/>
           </w:tcPr>
           <w:p>
             <w:pPr>
@@ -154,6 +159,7 @@
             <w:r>
               <w:rPr>
                 <w:rFonts w:hint="eastAsia" w:ascii="微软雅黑" w:hAnsi="微软雅黑" w:eastAsia="微软雅黑"/>
+                <w:color w:val="0070C0"/>
                 <w:sz w:val="21"/>
                 <w:szCs w:val="21"/>
               </w:rPr>
@@ -194,11 +200,13 @@
           <w:tcPr>
             <w:tcW w:w="2835" w:type="dxa"/>
             <w:shd w:val="clear" w:color="auto" w:fill="auto"/>
-          </w:tcPr>
-          <w:p>
-            <w:pPr>
-              <w:rPr>
-                <w:rFonts w:ascii="微软雅黑" w:hAnsi="微软雅黑" w:eastAsia="微软雅黑"/>
+            <w:vAlign w:val="top"/>
+          </w:tcPr>
+          <w:p>
+            <w:pPr>
+              <w:rPr>
+                <w:rFonts w:ascii="微软雅黑" w:hAnsi="微软雅黑" w:eastAsia="微软雅黑"/>
+                <w:color w:val="0070C0"/>
                 <w:sz w:val="21"/>
                 <w:szCs w:val="21"/>
               </w:rPr>
@@ -206,6 +214,7 @@
             <w:r>
               <w:rPr>
                 <w:rFonts w:hint="eastAsia" w:ascii="微软雅黑" w:hAnsi="微软雅黑" w:eastAsia="微软雅黑"/>
+                <w:color w:val="0070C0"/>
                 <w:sz w:val="21"/>
                 <w:szCs w:val="21"/>
               </w:rPr>
@@ -217,6 +226,7 @@
           <w:tcPr>
             <w:tcW w:w="1559" w:type="dxa"/>
             <w:shd w:val="clear" w:color="auto" w:fill="auto"/>
+            <w:vAlign w:val="top"/>
           </w:tcPr>
           <w:p>
             <w:pPr>
@@ -242,15 +252,32 @@
             <w:tcW w:w="4116" w:type="dxa"/>
             <w:gridSpan w:val="2"/>
             <w:shd w:val="clear" w:color="auto" w:fill="auto"/>
-          </w:tcPr>
-          <w:p>
-            <w:pPr>
-              <w:rPr>
-                <w:rFonts w:ascii="微软雅黑" w:hAnsi="微软雅黑" w:eastAsia="微软雅黑"/>
-                <w:sz w:val="21"/>
-                <w:szCs w:val="21"/>
-              </w:rPr>
-            </w:pPr>
+            <w:vAlign w:val="top"/>
+          </w:tcPr>
+          <w:p>
+            <w:pPr>
+              <w:rPr>
+                <w:rFonts w:hint="default" w:ascii="微软雅黑" w:hAnsi="微软雅黑" w:eastAsia="微软雅黑"/>
+                <w:sz w:val="21"/>
+                <w:szCs w:val="21"/>
+                <w:lang w:val="en-US" w:eastAsia="zh-CN"/>
+              </w:rPr>
+            </w:pPr>
+            <w:r>
+              <w:rPr>
+                <w:rFonts w:hint="eastAsia" w:ascii="微软雅黑" w:hAnsi="微软雅黑" w:eastAsia="微软雅黑"/>
+                <w:color w:val="4F81BD" w:themeColor="accent1"/>
+                <w:sz w:val="21"/>
+                <w:szCs w:val="21"/>
+                <w:lang w:val="en-US" w:eastAsia="zh-CN"/>
+                <w14:textFill>
+                  <w14:solidFill>
+                    <w14:schemeClr w14:val="accent1"/>
+                  </w14:solidFill>
+                </w14:textFill>
+              </w:rPr>
+              <w:t>{{sales_name}}</w:t>
+            </w:r>
           </w:p>
         </w:tc>
       </w:tr>
@@ -3787,40 +3814,28 @@
         </w:rPr>
         <w:t>商品目标</w:t>
       </w:r>
-      <w:r>
-        <w:rPr>
-          <w:rFonts w:ascii="微软雅黑" w:hAnsi="微软雅黑" w:eastAsia="微软雅黑"/>
-          <w:b/>
-          <w:bCs/>
-          <w:sz w:val="21"/>
-          <w:szCs w:val="21"/>
-        </w:rPr>
-        <w:br w:type="textWrapping"/>
-      </w:r>
-      <w:r>
-        <w:rPr>
-          <w:rFonts w:hint="eastAsia" w:ascii="微软雅黑" w:hAnsi="微软雅黑" w:eastAsia="微软雅黑"/>
-          <w:b/>
-          <w:bCs/>
+    </w:p>
+    <w:p>
+      <w:pPr>
+        <w:ind w:firstLine="420" w:firstLineChars="200"/>
+        <w:rPr>
+          <w:rFonts w:hint="default" w:ascii="微软雅黑" w:hAnsi="微软雅黑" w:eastAsia="微软雅黑"/>
+          <w:color w:val="0070C0"/>
           <w:sz w:val="21"/>
           <w:szCs w:val="21"/>
           <w:lang w:val="en-US" w:eastAsia="zh-CN"/>
         </w:rPr>
-        <w:t>{{product_target}}</w:t>
-      </w:r>
-    </w:p>
-    <w:p>
-      <w:pPr>
-        <w:spacing w:line="240" w:lineRule="auto"/>
-        <w:ind w:left="420"/>
-        <w:rPr>
-          <w:rFonts w:ascii="微软雅黑" w:hAnsi="微软雅黑" w:eastAsia="微软雅黑"/>
-          <w:b/>
-          <w:bCs/>
+      </w:pPr>
+      <w:r>
+        <w:rPr>
+          <w:rFonts w:hint="eastAsia" w:ascii="微软雅黑" w:hAnsi="微软雅黑" w:eastAsia="微软雅黑"/>
+          <w:color w:val="0070C0"/>
           <w:sz w:val="21"/>
           <w:szCs w:val="21"/>
-        </w:rPr>
-      </w:pPr>
+          <w:lang w:val="en-US" w:eastAsia="zh-CN"/>
+        </w:rPr>
+        <w:t>{{target}}</w:t>
+      </w:r>
     </w:p>
     <w:p>
       <w:pPr>
@@ -3852,50 +3867,19 @@
     </w:p>
     <w:p>
       <w:pPr>
-        <w:ind w:left="850" w:firstLine="1"/>
-        <w:rPr>
-          <w:rFonts w:ascii="微软雅黑" w:hAnsi="微软雅黑" w:eastAsia="微软雅黑"/>
+        <w:ind w:firstLine="420" w:firstLineChars="200"/>
+        <w:rPr>
+          <w:rFonts w:hint="default" w:ascii="微软雅黑" w:hAnsi="微软雅黑" w:eastAsia="微软雅黑"/>
+          <w:color w:val="0070C0"/>
           <w:sz w:val="21"/>
           <w:szCs w:val="21"/>
-          <w:lang w:eastAsia="zh-CN"/>
+          <w:lang w:val="en-US" w:eastAsia="zh-CN"/>
         </w:rPr>
       </w:pPr>
       <w:r>
         <w:rPr>
           <w:rFonts w:hint="eastAsia" w:ascii="微软雅黑" w:hAnsi="微软雅黑" w:eastAsia="微软雅黑"/>
-          <w:color w:val="BFBFBF" w:themeColor="background1" w:themeShade="BF"/>
-          <w:sz w:val="21"/>
-          <w:szCs w:val="21"/>
-          <w:lang w:eastAsia="zh-CN"/>
-        </w:rPr>
-        <w:t>参考设计输入仕样书（资料</w:t>
-      </w:r>
-      <w:r>
-        <w:rPr>
-          <w:rFonts w:ascii="微软雅黑" w:hAnsi="微软雅黑" w:eastAsia="微软雅黑"/>
-          <w:color w:val="BFBFBF" w:themeColor="background1" w:themeShade="BF"/>
-          <w:sz w:val="21"/>
-          <w:szCs w:val="21"/>
-          <w:lang w:eastAsia="zh-CN"/>
-        </w:rPr>
-        <w:t>NO.　　）</w:t>
-      </w:r>
-    </w:p>
-    <w:p>
-      <w:pPr>
-        <w:ind w:left="850" w:firstLine="1"/>
-        <w:rPr>
-          <w:rFonts w:ascii="微软雅黑" w:hAnsi="微软雅黑" w:eastAsia="微软雅黑"/>
-          <w:sz w:val="21"/>
-          <w:szCs w:val="21"/>
-          <w:lang w:eastAsia="zh-CN"/>
-        </w:rPr>
-      </w:pPr>
-      <w:r>
-        <w:rPr>
-          <w:rFonts w:hint="eastAsia" w:ascii="微软雅黑" w:hAnsi="微软雅黑" w:eastAsia="微软雅黑"/>
-          <w:b/>
-          <w:bCs/>
+          <w:color w:val="0070C0"/>
           <w:sz w:val="21"/>
           <w:szCs w:val="21"/>
           <w:lang w:val="en-US" w:eastAsia="zh-CN"/>
@@ -3932,76 +3916,10 @@
     </w:p>
     <w:p>
       <w:pPr>
-        <w:spacing w:line="240" w:lineRule="auto"/>
-        <w:ind w:left="1050"/>
-        <w:rPr>
-          <w:rFonts w:ascii="微软雅黑" w:hAnsi="微软雅黑" w:eastAsia="微软雅黑"/>
-          <w:sz w:val="21"/>
-          <w:szCs w:val="21"/>
-        </w:rPr>
-      </w:pPr>
-      <w:r>
+        <w:ind w:firstLine="420" w:firstLineChars="200"/>
         <w:rPr>
           <w:rFonts w:hint="eastAsia" w:ascii="微软雅黑" w:hAnsi="微软雅黑" w:eastAsia="微软雅黑"/>
-          <w:color w:val="BFBFBF" w:themeColor="background1" w:themeShade="BF"/>
-          <w:sz w:val="21"/>
-          <w:szCs w:val="21"/>
-        </w:rPr>
-        <w:t>外观</w:t>
-      </w:r>
-      <w:r>
-        <w:rPr>
-          <w:rFonts w:hint="eastAsia" w:ascii="微软雅黑" w:hAnsi="微软雅黑" w:eastAsia="微软雅黑" w:cs="微软雅黑"/>
-          <w:color w:val="BFBFBF" w:themeColor="background1" w:themeShade="BF"/>
-          <w:sz w:val="21"/>
-          <w:szCs w:val="21"/>
-        </w:rPr>
-        <w:t>・</w:t>
-      </w:r>
-      <w:r>
-        <w:rPr>
-          <w:rFonts w:hint="eastAsia" w:ascii="微软雅黑" w:hAnsi="微软雅黑" w:eastAsia="微软雅黑" w:cs="宋体"/>
-          <w:color w:val="BFBFBF" w:themeColor="background1" w:themeShade="BF"/>
-          <w:sz w:val="21"/>
-          <w:szCs w:val="21"/>
-        </w:rPr>
-        <w:t>形状</w:t>
-      </w:r>
-      <w:r>
-        <w:rPr>
-          <w:rFonts w:hint="eastAsia" w:ascii="微软雅黑" w:hAnsi="微软雅黑" w:eastAsia="微软雅黑" w:cs="微软雅黑"/>
-          <w:color w:val="BFBFBF" w:themeColor="background1" w:themeShade="BF"/>
-          <w:sz w:val="21"/>
-          <w:szCs w:val="21"/>
-        </w:rPr>
-        <w:t>・仕样</w:t>
-      </w:r>
-      <w:r>
-        <w:rPr>
-          <w:rFonts w:hint="eastAsia" w:ascii="微软雅黑" w:hAnsi="微软雅黑" w:eastAsia="微软雅黑" w:cs="宋体"/>
-          <w:color w:val="BFBFBF" w:themeColor="background1" w:themeShade="BF"/>
-          <w:sz w:val="21"/>
-          <w:szCs w:val="21"/>
-        </w:rPr>
-        <w:t>：参考设计输入仕样书</w:t>
-      </w:r>
-      <w:r>
-        <w:rPr>
-          <w:rFonts w:hint="eastAsia" w:ascii="微软雅黑" w:hAnsi="微软雅黑" w:eastAsia="微软雅黑"/>
-          <w:color w:val="BFBFBF" w:themeColor="background1" w:themeShade="BF"/>
-          <w:sz w:val="21"/>
-          <w:szCs w:val="21"/>
-        </w:rPr>
-        <w:t>　</w:t>
-      </w:r>
-    </w:p>
-    <w:p>
-      <w:pPr>
-        <w:ind w:left="850" w:firstLine="1"/>
-        <w:rPr>
-          <w:rFonts w:hint="default" w:ascii="微软雅黑" w:hAnsi="微软雅黑" w:eastAsia="微软雅黑"/>
-          <w:b/>
-          <w:bCs/>
+          <w:color w:val="0070C0"/>
           <w:sz w:val="21"/>
           <w:szCs w:val="21"/>
           <w:lang w:val="en-US" w:eastAsia="zh-CN"/>
@@ -4010,8 +3928,7 @@
       <w:r>
         <w:rPr>
           <w:rFonts w:hint="eastAsia" w:ascii="微软雅黑" w:hAnsi="微软雅黑" w:eastAsia="微软雅黑"/>
-          <w:b/>
-          <w:bCs/>
+          <w:color w:val="0070C0"/>
           <w:sz w:val="21"/>
           <w:szCs w:val="21"/>
           <w:lang w:val="en-US" w:eastAsia="zh-CN"/>
@@ -4022,19 +3939,6 @@
     <w:p>
       <w:pPr>
         <w:spacing w:line="240" w:lineRule="auto"/>
-        <w:ind w:firstLine="1470"/>
-        <w:rPr>
-          <w:rFonts w:ascii="微软雅黑" w:hAnsi="微软雅黑" w:eastAsia="微软雅黑"/>
-          <w:b/>
-          <w:bCs/>
-          <w:sz w:val="21"/>
-          <w:szCs w:val="21"/>
-        </w:rPr>
-      </w:pPr>
-    </w:p>
-    <w:p>
-      <w:pPr>
-        <w:spacing w:line="240" w:lineRule="auto"/>
         <w:rPr>
           <w:rFonts w:ascii="微软雅黑" w:hAnsi="微软雅黑" w:eastAsia="微软雅黑"/>
           <w:lang w:eastAsia="zh-CN"/>
@@ -4062,59 +3966,115 @@
     <w:p>
       <w:pPr>
         <w:spacing w:line="240" w:lineRule="auto"/>
-        <w:rPr>
-          <w:rFonts w:hint="default" w:ascii="微软雅黑" w:hAnsi="微软雅黑" w:eastAsia="微软雅黑"/>
-          <w:b/>
-          <w:bCs/>
-          <w:sz w:val="21"/>
-          <w:szCs w:val="21"/>
-          <w:lang w:val="en-US" w:eastAsia="zh-CN"/>
-        </w:rPr>
-      </w:pPr>
-      <w:r>
-        <w:rPr>
-          <w:rFonts w:hint="eastAsia" w:ascii="微软雅黑" w:hAnsi="微软雅黑" w:eastAsia="微软雅黑"/>
-          <w:lang w:eastAsia="zh-CN"/>
-        </w:rPr>
-        <w:t>　　　　</w:t>
-      </w:r>
-      <w:r>
+        <w:ind w:firstLine="851" w:firstLineChars="0"/>
         <w:rPr>
           <w:rFonts w:hint="eastAsia" w:ascii="微软雅黑" w:hAnsi="微软雅黑" w:eastAsia="微软雅黑"/>
           <w:b/>
           <w:bCs/>
+          <w:color w:val="auto"/>
           <w:sz w:val="21"/>
           <w:szCs w:val="21"/>
-          <w:lang w:val="en-US" w:eastAsia="zh-CN"/>
-        </w:rPr>
-        <w:t>{{design_strategy}}</w:t>
+          <w:lang w:eastAsia="zh-CN"/>
+        </w:rPr>
+      </w:pPr>
+      <w:r>
+        <w:rPr>
+          <w:rFonts w:hint="eastAsia" w:ascii="微软雅黑" w:hAnsi="微软雅黑" w:eastAsia="微软雅黑"/>
+          <w:b/>
+          <w:bCs/>
+          <w:color w:val="auto"/>
+          <w:sz w:val="21"/>
+          <w:szCs w:val="21"/>
+          <w:lang w:eastAsia="zh-CN"/>
+        </w:rPr>
+        <w:t>·本商品的开发，是只面向</w:t>
+      </w:r>
+      <w:r>
+        <w:rPr>
+          <w:rFonts w:ascii="微软雅黑" w:hAnsi="微软雅黑" w:eastAsia="微软雅黑"/>
+          <w:b/>
+          <w:bCs/>
+          <w:color w:val="auto"/>
+          <w:sz w:val="21"/>
+          <w:szCs w:val="21"/>
+          <w:lang w:eastAsia="zh-CN"/>
+        </w:rPr>
+        <w:t>OHC</w:t>
+      </w:r>
+      <w:r>
+        <w:rPr>
+          <w:rFonts w:hint="eastAsia" w:ascii="微软雅黑" w:hAnsi="微软雅黑" w:eastAsia="微软雅黑"/>
+          <w:b/>
+          <w:bCs/>
+          <w:color w:val="auto"/>
+          <w:sz w:val="21"/>
+          <w:szCs w:val="21"/>
+          <w:lang w:eastAsia="zh-CN"/>
+        </w:rPr>
+        <w:t>开发的项目。设计开发流程以ECPJ且纸版的方式进行。</w:t>
       </w:r>
     </w:p>
     <w:p>
       <w:pPr>
-        <w:spacing w:line="240" w:lineRule="auto"/>
+        <w:ind w:firstLine="851" w:firstLineChars="0"/>
+        <w:rPr>
+          <w:rFonts w:hint="default" w:ascii="微软雅黑" w:hAnsi="微软雅黑" w:eastAsia="微软雅黑"/>
+          <w:color w:val="0070C0"/>
+          <w:sz w:val="21"/>
+          <w:szCs w:val="21"/>
+          <w:lang w:val="en-US" w:eastAsia="zh-CN"/>
+        </w:rPr>
+      </w:pPr>
+      <w:r>
         <w:rPr>
           <w:rFonts w:ascii="微软雅黑" w:hAnsi="微软雅黑" w:eastAsia="微软雅黑"/>
           <w:b/>
-          <w:bCs/>
+          <w:color w:val="auto"/>
+          <w:sz w:val="21"/>
+          <w:lang w:eastAsia="zh-CN"/>
+        </w:rPr>
+        <w:t>·</w:t>
+      </w:r>
+      <w:r>
+        <w:rPr>
+          <w:rFonts w:hint="eastAsia" w:ascii="微软雅黑" w:hAnsi="微软雅黑" w:eastAsia="微软雅黑"/>
+          <w:b/>
+          <w:color w:val="auto"/>
+          <w:sz w:val="21"/>
+          <w:lang w:eastAsia="zh-CN"/>
+        </w:rPr>
+        <w:t>《课题分析･对策结果书</w:t>
+      </w:r>
+      <w:r>
+        <w:rPr>
+          <w:rFonts w:hint="eastAsia" w:ascii="微软雅黑" w:hAnsi="微软雅黑" w:eastAsia="微软雅黑"/>
+          <w:b/>
+          <w:color w:val="auto"/>
+          <w:sz w:val="21"/>
+          <w:lang w:val="en-US" w:eastAsia="zh-CN"/>
+        </w:rPr>
+        <w:t xml:space="preserve"> （</w:t>
+      </w:r>
+      <w:r>
+        <w:rPr>
+          <w:rFonts w:hint="eastAsia" w:ascii="微软雅黑" w:hAnsi="微软雅黑" w:eastAsia="微软雅黑"/>
+          <w:color w:val="0070C0"/>
           <w:sz w:val="21"/>
           <w:szCs w:val="21"/>
-          <w:lang w:eastAsia="zh-CN"/>
-        </w:rPr>
-      </w:pPr>
-    </w:p>
-    <w:p>
-      <w:pPr>
-        <w:spacing w:line="240" w:lineRule="auto"/>
-        <w:rPr>
-          <w:rFonts w:ascii="微软雅黑" w:hAnsi="微软雅黑" w:eastAsia="微软雅黑"/>
-          <w:b/>
-          <w:bCs/>
+          <w:lang w:val="en-US" w:eastAsia="zh-CN"/>
+        </w:rPr>
+        <w:t>{{issue_result}}）</w:t>
+      </w:r>
+      <w:r>
+        <w:rPr>
+          <w:rFonts w:hint="eastAsia" w:ascii="微软雅黑" w:hAnsi="微软雅黑" w:eastAsia="微软雅黑"/>
+          <w:color w:val="auto"/>
           <w:sz w:val="21"/>
           <w:szCs w:val="21"/>
-          <w:lang w:eastAsia="zh-CN"/>
-        </w:rPr>
-      </w:pPr>
+          <w:lang w:val="en-US" w:eastAsia="zh-CN"/>
+        </w:rPr>
+        <w:t>》</w:t>
+      </w:r>
     </w:p>
     <w:p>
       <w:pPr>
@@ -4842,1103 +4802,22 @@
     </w:p>
     <w:p>
       <w:pPr>
-        <w:rPr>
-          <w:rFonts w:ascii="微软雅黑" w:hAnsi="微软雅黑" w:eastAsia="微软雅黑"/>
-          <w:lang w:eastAsia="zh-CN"/>
+        <w:ind w:firstLine="851" w:firstLineChars="0"/>
+        <w:rPr>
+          <w:rFonts w:hint="default" w:ascii="微软雅黑" w:hAnsi="微软雅黑" w:eastAsia="微软雅黑"/>
+          <w:color w:val="0070C0"/>
+          <w:lang w:val="en-US" w:eastAsia="zh-CN"/>
         </w:rPr>
       </w:pPr>
+      <w:r>
+        <w:rPr>
+          <w:rFonts w:hint="eastAsia" w:ascii="微软雅黑" w:hAnsi="微软雅黑" w:eastAsia="微软雅黑"/>
+          <w:color w:val="0070C0"/>
+          <w:lang w:val="en-US" w:eastAsia="zh-CN"/>
+        </w:rPr>
+        <w:t>{{function_module}}</w:t>
+      </w:r>
     </w:p>
-    <w:tbl>
-      <w:tblPr>
-        <w:tblStyle w:val="33"/>
-        <w:tblW w:w="9993" w:type="dxa"/>
-        <w:tblInd w:w="38" w:type="dxa"/>
-        <w:tblBorders>
-          <w:top w:val="single" w:color="auto" w:sz="4" w:space="0"/>
-          <w:left w:val="single" w:color="auto" w:sz="4" w:space="0"/>
-          <w:bottom w:val="single" w:color="auto" w:sz="4" w:space="0"/>
-          <w:right w:val="single" w:color="auto" w:sz="4" w:space="0"/>
-          <w:insideH w:val="single" w:color="auto" w:sz="4" w:space="0"/>
-          <w:insideV w:val="single" w:color="auto" w:sz="4" w:space="0"/>
-        </w:tblBorders>
-        <w:tblLayout w:type="autofit"/>
-        <w:tblCellMar>
-          <w:top w:w="0" w:type="dxa"/>
-          <w:left w:w="108" w:type="dxa"/>
-          <w:bottom w:w="0" w:type="dxa"/>
-          <w:right w:w="108" w:type="dxa"/>
-        </w:tblCellMar>
-      </w:tblPr>
-      <w:tblGrid>
-        <w:gridCol w:w="338"/>
-        <w:gridCol w:w="1680"/>
-        <w:gridCol w:w="5849"/>
-        <w:gridCol w:w="2126"/>
-      </w:tblGrid>
-      <w:tr>
-        <w:trPr>
-          <w:trHeight w:val="281" w:hRule="atLeast"/>
-        </w:trPr>
-        <w:tc>
-          <w:tcPr>
-            <w:tcW w:w="338" w:type="dxa"/>
-            <w:shd w:val="clear" w:color="B3B3B3" w:fill="B3B3B3"/>
-          </w:tcPr>
-          <w:p>
-            <w:pPr>
-              <w:jc w:val="center"/>
-              <w:rPr>
-                <w:rFonts w:ascii="微软雅黑" w:hAnsi="微软雅黑" w:eastAsia="微软雅黑"/>
-                <w:b/>
-                <w:sz w:val="16"/>
-                <w:szCs w:val="16"/>
-                <w:lang w:eastAsia="zh-CN"/>
-              </w:rPr>
-            </w:pPr>
-          </w:p>
-        </w:tc>
-        <w:tc>
-          <w:tcPr>
-            <w:tcW w:w="1680" w:type="dxa"/>
-            <w:shd w:val="clear" w:color="B3B3B3" w:fill="B3B3B3"/>
-            <w:vAlign w:val="center"/>
-          </w:tcPr>
-          <w:p>
-            <w:pPr>
-              <w:jc w:val="center"/>
-              <w:rPr>
-                <w:rFonts w:ascii="微软雅黑" w:hAnsi="微软雅黑" w:eastAsia="微软雅黑"/>
-                <w:b/>
-              </w:rPr>
-            </w:pPr>
-            <w:r>
-              <w:rPr>
-                <w:rFonts w:hint="eastAsia" w:ascii="微软雅黑" w:hAnsi="微软雅黑" w:eastAsia="微软雅黑"/>
-                <w:b/>
-                <w:lang w:eastAsia="zh-CN"/>
-              </w:rPr>
-              <w:t>模块</w:t>
-            </w:r>
-          </w:p>
-        </w:tc>
-        <w:tc>
-          <w:tcPr>
-            <w:tcW w:w="5849" w:type="dxa"/>
-            <w:shd w:val="clear" w:color="B3B3B3" w:fill="B3B3B3"/>
-            <w:vAlign w:val="center"/>
-          </w:tcPr>
-          <w:p>
-            <w:pPr>
-              <w:jc w:val="center"/>
-              <w:rPr>
-                <w:rFonts w:ascii="微软雅黑" w:hAnsi="微软雅黑" w:eastAsia="微软雅黑"/>
-                <w:b/>
-              </w:rPr>
-            </w:pPr>
-            <w:r>
-              <w:rPr>
-                <w:rFonts w:hint="eastAsia" w:ascii="微软雅黑" w:hAnsi="微软雅黑" w:eastAsia="微软雅黑"/>
-                <w:b/>
-                <w:lang w:eastAsia="zh-CN"/>
-              </w:rPr>
-              <w:t>功能</w:t>
-            </w:r>
-            <w:r>
-              <w:rPr>
-                <w:rFonts w:hint="eastAsia" w:ascii="微软雅黑" w:hAnsi="微软雅黑" w:eastAsia="微软雅黑"/>
-                <w:b/>
-              </w:rPr>
-              <w:t>/用途</w:t>
-            </w:r>
-          </w:p>
-        </w:tc>
-        <w:tc>
-          <w:tcPr>
-            <w:tcW w:w="2126" w:type="dxa"/>
-            <w:shd w:val="clear" w:color="B3B3B3" w:fill="B3B3B3"/>
-            <w:vAlign w:val="center"/>
-          </w:tcPr>
-          <w:p>
-            <w:pPr>
-              <w:jc w:val="center"/>
-              <w:rPr>
-                <w:rFonts w:ascii="微软雅黑" w:hAnsi="微软雅黑" w:eastAsia="微软雅黑"/>
-                <w:b/>
-              </w:rPr>
-            </w:pPr>
-            <w:r>
-              <w:rPr>
-                <w:rFonts w:hint="eastAsia" w:ascii="微软雅黑" w:hAnsi="微软雅黑" w:eastAsia="微软雅黑"/>
-                <w:b/>
-              </w:rPr>
-              <w:t>设计方针</w:t>
-            </w:r>
-          </w:p>
-        </w:tc>
-      </w:tr>
-      <w:tr>
-        <w:trPr>
-          <w:trHeight w:val="353" w:hRule="atLeast"/>
-        </w:trPr>
-        <w:tc>
-          <w:tcPr>
-            <w:tcW w:w="338" w:type="dxa"/>
-            <w:shd w:val="clear" w:color="auto" w:fill="auto"/>
-            <w:vAlign w:val="center"/>
-          </w:tcPr>
-          <w:p>
-            <w:pPr>
-              <w:spacing w:line="260" w:lineRule="atLeast"/>
-              <w:jc w:val="center"/>
-              <w:rPr>
-                <w:rFonts w:ascii="微软雅黑" w:hAnsi="微软雅黑" w:eastAsia="微软雅黑"/>
-                <w:color w:val="C0C0C0"/>
-                <w:sz w:val="16"/>
-                <w:szCs w:val="16"/>
-              </w:rPr>
-            </w:pPr>
-          </w:p>
-        </w:tc>
-        <w:tc>
-          <w:tcPr>
-            <w:tcW w:w="1680" w:type="dxa"/>
-            <w:shd w:val="clear" w:color="auto" w:fill="auto"/>
-            <w:vAlign w:val="center"/>
-          </w:tcPr>
-          <w:p>
-            <w:pPr>
-              <w:jc w:val="center"/>
-              <w:rPr>
-                <w:rFonts w:ascii="微软雅黑" w:hAnsi="微软雅黑" w:eastAsia="微软雅黑"/>
-                <w:color w:val="C0C0C0"/>
-              </w:rPr>
-            </w:pPr>
-          </w:p>
-        </w:tc>
-        <w:tc>
-          <w:tcPr>
-            <w:tcW w:w="5849" w:type="dxa"/>
-            <w:shd w:val="clear" w:color="auto" w:fill="auto"/>
-            <w:vAlign w:val="center"/>
-          </w:tcPr>
-          <w:p>
-            <w:pPr>
-              <w:rPr>
-                <w:rFonts w:ascii="微软雅黑" w:hAnsi="微软雅黑" w:eastAsia="微软雅黑"/>
-                <w:color w:val="C0C0C0"/>
-                <w:sz w:val="18"/>
-                <w:szCs w:val="18"/>
-              </w:rPr>
-            </w:pPr>
-          </w:p>
-        </w:tc>
-        <w:tc>
-          <w:tcPr>
-            <w:tcW w:w="2126" w:type="dxa"/>
-            <w:shd w:val="clear" w:color="auto" w:fill="auto"/>
-            <w:vAlign w:val="center"/>
-          </w:tcPr>
-          <w:p>
-            <w:pPr>
-              <w:rPr>
-                <w:rFonts w:ascii="微软雅黑" w:hAnsi="微软雅黑" w:eastAsia="微软雅黑"/>
-                <w:color w:val="C0C0C0"/>
-                <w:sz w:val="18"/>
-                <w:szCs w:val="18"/>
-              </w:rPr>
-            </w:pPr>
-          </w:p>
-        </w:tc>
-      </w:tr>
-      <w:tr>
-        <w:trPr>
-          <w:trHeight w:val="281" w:hRule="atLeast"/>
-        </w:trPr>
-        <w:tc>
-          <w:tcPr>
-            <w:tcW w:w="338" w:type="dxa"/>
-            <w:shd w:val="clear" w:color="auto" w:fill="auto"/>
-            <w:vAlign w:val="center"/>
-          </w:tcPr>
-          <w:p>
-            <w:pPr>
-              <w:spacing w:line="260" w:lineRule="atLeast"/>
-              <w:jc w:val="center"/>
-              <w:rPr>
-                <w:rFonts w:ascii="微软雅黑" w:hAnsi="微软雅黑" w:eastAsia="微软雅黑"/>
-                <w:color w:val="C0C0C0"/>
-                <w:sz w:val="16"/>
-                <w:szCs w:val="16"/>
-              </w:rPr>
-            </w:pPr>
-          </w:p>
-        </w:tc>
-        <w:tc>
-          <w:tcPr>
-            <w:tcW w:w="1680" w:type="dxa"/>
-            <w:shd w:val="clear" w:color="auto" w:fill="auto"/>
-            <w:vAlign w:val="center"/>
-          </w:tcPr>
-          <w:p>
-            <w:pPr>
-              <w:jc w:val="center"/>
-              <w:rPr>
-                <w:rFonts w:ascii="微软雅黑" w:hAnsi="微软雅黑" w:eastAsia="微软雅黑"/>
-                <w:color w:val="C0C0C0"/>
-              </w:rPr>
-            </w:pPr>
-          </w:p>
-        </w:tc>
-        <w:tc>
-          <w:tcPr>
-            <w:tcW w:w="5849" w:type="dxa"/>
-            <w:shd w:val="clear" w:color="auto" w:fill="auto"/>
-            <w:vAlign w:val="center"/>
-          </w:tcPr>
-          <w:p>
-            <w:pPr>
-              <w:rPr>
-                <w:rFonts w:ascii="微软雅黑" w:hAnsi="微软雅黑" w:eastAsia="微软雅黑"/>
-                <w:color w:val="C0C0C0"/>
-                <w:sz w:val="18"/>
-                <w:szCs w:val="18"/>
-              </w:rPr>
-            </w:pPr>
-          </w:p>
-        </w:tc>
-        <w:tc>
-          <w:tcPr>
-            <w:tcW w:w="2126" w:type="dxa"/>
-            <w:shd w:val="clear" w:color="auto" w:fill="auto"/>
-            <w:vAlign w:val="center"/>
-          </w:tcPr>
-          <w:p>
-            <w:pPr>
-              <w:rPr>
-                <w:rFonts w:ascii="微软雅黑" w:hAnsi="微软雅黑" w:eastAsia="微软雅黑"/>
-                <w:color w:val="C0C0C0"/>
-                <w:sz w:val="18"/>
-                <w:szCs w:val="18"/>
-              </w:rPr>
-            </w:pPr>
-          </w:p>
-        </w:tc>
-      </w:tr>
-      <w:tr>
-        <w:trPr>
-          <w:trHeight w:val="281" w:hRule="atLeast"/>
-        </w:trPr>
-        <w:tc>
-          <w:tcPr>
-            <w:tcW w:w="338" w:type="dxa"/>
-            <w:shd w:val="clear" w:color="auto" w:fill="auto"/>
-            <w:vAlign w:val="center"/>
-          </w:tcPr>
-          <w:p>
-            <w:pPr>
-              <w:spacing w:line="260" w:lineRule="atLeast"/>
-              <w:jc w:val="center"/>
-              <w:rPr>
-                <w:rFonts w:ascii="微软雅黑" w:hAnsi="微软雅黑" w:eastAsia="微软雅黑"/>
-                <w:color w:val="C0C0C0"/>
-                <w:sz w:val="16"/>
-                <w:szCs w:val="16"/>
-              </w:rPr>
-            </w:pPr>
-          </w:p>
-        </w:tc>
-        <w:tc>
-          <w:tcPr>
-            <w:tcW w:w="1680" w:type="dxa"/>
-            <w:shd w:val="clear" w:color="auto" w:fill="auto"/>
-            <w:vAlign w:val="center"/>
-          </w:tcPr>
-          <w:p>
-            <w:pPr>
-              <w:jc w:val="center"/>
-              <w:rPr>
-                <w:rFonts w:ascii="微软雅黑" w:hAnsi="微软雅黑" w:eastAsia="微软雅黑"/>
-                <w:color w:val="C0C0C0"/>
-              </w:rPr>
-            </w:pPr>
-          </w:p>
-        </w:tc>
-        <w:tc>
-          <w:tcPr>
-            <w:tcW w:w="5849" w:type="dxa"/>
-            <w:shd w:val="clear" w:color="auto" w:fill="auto"/>
-            <w:vAlign w:val="center"/>
-          </w:tcPr>
-          <w:p>
-            <w:pPr>
-              <w:rPr>
-                <w:rFonts w:ascii="微软雅黑" w:hAnsi="微软雅黑" w:eastAsia="微软雅黑"/>
-                <w:color w:val="C0C0C0"/>
-                <w:sz w:val="18"/>
-                <w:szCs w:val="18"/>
-              </w:rPr>
-            </w:pPr>
-          </w:p>
-        </w:tc>
-        <w:tc>
-          <w:tcPr>
-            <w:tcW w:w="2126" w:type="dxa"/>
-            <w:shd w:val="clear" w:color="auto" w:fill="auto"/>
-            <w:vAlign w:val="center"/>
-          </w:tcPr>
-          <w:p>
-            <w:pPr>
-              <w:rPr>
-                <w:rFonts w:ascii="微软雅黑" w:hAnsi="微软雅黑" w:eastAsia="微软雅黑"/>
-                <w:color w:val="C0C0C0"/>
-                <w:sz w:val="18"/>
-                <w:szCs w:val="18"/>
-              </w:rPr>
-            </w:pPr>
-          </w:p>
-        </w:tc>
-      </w:tr>
-      <w:tr>
-        <w:trPr>
-          <w:trHeight w:val="281" w:hRule="atLeast"/>
-        </w:trPr>
-        <w:tc>
-          <w:tcPr>
-            <w:tcW w:w="338" w:type="dxa"/>
-            <w:shd w:val="clear" w:color="auto" w:fill="auto"/>
-            <w:vAlign w:val="center"/>
-          </w:tcPr>
-          <w:p>
-            <w:pPr>
-              <w:spacing w:line="260" w:lineRule="atLeast"/>
-              <w:jc w:val="center"/>
-              <w:rPr>
-                <w:rFonts w:ascii="微软雅黑" w:hAnsi="微软雅黑" w:eastAsia="微软雅黑"/>
-                <w:color w:val="C0C0C0"/>
-                <w:sz w:val="16"/>
-                <w:szCs w:val="16"/>
-              </w:rPr>
-            </w:pPr>
-          </w:p>
-        </w:tc>
-        <w:tc>
-          <w:tcPr>
-            <w:tcW w:w="1680" w:type="dxa"/>
-            <w:shd w:val="clear" w:color="auto" w:fill="auto"/>
-            <w:vAlign w:val="center"/>
-          </w:tcPr>
-          <w:p>
-            <w:pPr>
-              <w:jc w:val="center"/>
-              <w:rPr>
-                <w:rFonts w:ascii="微软雅黑" w:hAnsi="微软雅黑" w:eastAsia="微软雅黑"/>
-                <w:color w:val="C0C0C0"/>
-              </w:rPr>
-            </w:pPr>
-          </w:p>
-        </w:tc>
-        <w:tc>
-          <w:tcPr>
-            <w:tcW w:w="5849" w:type="dxa"/>
-            <w:shd w:val="clear" w:color="auto" w:fill="auto"/>
-            <w:vAlign w:val="center"/>
-          </w:tcPr>
-          <w:p>
-            <w:pPr>
-              <w:rPr>
-                <w:rFonts w:ascii="微软雅黑" w:hAnsi="微软雅黑" w:eastAsia="微软雅黑"/>
-                <w:color w:val="C0C0C0"/>
-                <w:sz w:val="18"/>
-                <w:szCs w:val="18"/>
-              </w:rPr>
-            </w:pPr>
-          </w:p>
-        </w:tc>
-        <w:tc>
-          <w:tcPr>
-            <w:tcW w:w="2126" w:type="dxa"/>
-            <w:shd w:val="clear" w:color="auto" w:fill="auto"/>
-            <w:vAlign w:val="center"/>
-          </w:tcPr>
-          <w:p>
-            <w:pPr>
-              <w:rPr>
-                <w:rFonts w:ascii="微软雅黑" w:hAnsi="微软雅黑" w:eastAsia="微软雅黑"/>
-                <w:color w:val="C0C0C0"/>
-                <w:sz w:val="18"/>
-                <w:szCs w:val="18"/>
-              </w:rPr>
-            </w:pPr>
-          </w:p>
-        </w:tc>
-      </w:tr>
-      <w:tr>
-        <w:trPr>
-          <w:trHeight w:val="281" w:hRule="atLeast"/>
-        </w:trPr>
-        <w:tc>
-          <w:tcPr>
-            <w:tcW w:w="338" w:type="dxa"/>
-            <w:shd w:val="clear" w:color="auto" w:fill="auto"/>
-            <w:vAlign w:val="center"/>
-          </w:tcPr>
-          <w:p>
-            <w:pPr>
-              <w:spacing w:line="260" w:lineRule="atLeast"/>
-              <w:jc w:val="center"/>
-              <w:rPr>
-                <w:rFonts w:ascii="微软雅黑" w:hAnsi="微软雅黑" w:eastAsia="微软雅黑"/>
-                <w:color w:val="C0C0C0"/>
-                <w:sz w:val="16"/>
-                <w:szCs w:val="16"/>
-              </w:rPr>
-            </w:pPr>
-          </w:p>
-        </w:tc>
-        <w:tc>
-          <w:tcPr>
-            <w:tcW w:w="1680" w:type="dxa"/>
-            <w:shd w:val="clear" w:color="auto" w:fill="auto"/>
-            <w:vAlign w:val="center"/>
-          </w:tcPr>
-          <w:p>
-            <w:pPr>
-              <w:jc w:val="center"/>
-              <w:rPr>
-                <w:rFonts w:ascii="微软雅黑" w:hAnsi="微软雅黑" w:eastAsia="微软雅黑"/>
-                <w:color w:val="C0C0C0"/>
-              </w:rPr>
-            </w:pPr>
-          </w:p>
-        </w:tc>
-        <w:tc>
-          <w:tcPr>
-            <w:tcW w:w="5849" w:type="dxa"/>
-            <w:shd w:val="clear" w:color="auto" w:fill="auto"/>
-            <w:vAlign w:val="center"/>
-          </w:tcPr>
-          <w:p>
-            <w:pPr>
-              <w:rPr>
-                <w:rFonts w:ascii="微软雅黑" w:hAnsi="微软雅黑" w:eastAsia="微软雅黑"/>
-                <w:color w:val="C0C0C0"/>
-                <w:sz w:val="18"/>
-                <w:szCs w:val="18"/>
-              </w:rPr>
-            </w:pPr>
-          </w:p>
-        </w:tc>
-        <w:tc>
-          <w:tcPr>
-            <w:tcW w:w="2126" w:type="dxa"/>
-            <w:shd w:val="clear" w:color="auto" w:fill="auto"/>
-            <w:vAlign w:val="center"/>
-          </w:tcPr>
-          <w:p>
-            <w:pPr>
-              <w:rPr>
-                <w:rFonts w:ascii="微软雅黑" w:hAnsi="微软雅黑" w:eastAsia="微软雅黑"/>
-                <w:color w:val="C0C0C0"/>
-                <w:sz w:val="18"/>
-                <w:szCs w:val="18"/>
-              </w:rPr>
-            </w:pPr>
-          </w:p>
-        </w:tc>
-      </w:tr>
-      <w:tr>
-        <w:trPr>
-          <w:trHeight w:val="281" w:hRule="atLeast"/>
-        </w:trPr>
-        <w:tc>
-          <w:tcPr>
-            <w:tcW w:w="338" w:type="dxa"/>
-            <w:shd w:val="clear" w:color="auto" w:fill="auto"/>
-            <w:vAlign w:val="center"/>
-          </w:tcPr>
-          <w:p>
-            <w:pPr>
-              <w:spacing w:line="260" w:lineRule="atLeast"/>
-              <w:jc w:val="center"/>
-              <w:rPr>
-                <w:rFonts w:ascii="微软雅黑" w:hAnsi="微软雅黑" w:eastAsia="微软雅黑"/>
-                <w:color w:val="C0C0C0"/>
-                <w:sz w:val="16"/>
-                <w:szCs w:val="16"/>
-              </w:rPr>
-            </w:pPr>
-          </w:p>
-        </w:tc>
-        <w:tc>
-          <w:tcPr>
-            <w:tcW w:w="1680" w:type="dxa"/>
-            <w:shd w:val="clear" w:color="auto" w:fill="auto"/>
-            <w:vAlign w:val="center"/>
-          </w:tcPr>
-          <w:p>
-            <w:pPr>
-              <w:jc w:val="center"/>
-              <w:rPr>
-                <w:rFonts w:ascii="微软雅黑" w:hAnsi="微软雅黑" w:eastAsia="微软雅黑"/>
-                <w:color w:val="C0C0C0"/>
-              </w:rPr>
-            </w:pPr>
-          </w:p>
-        </w:tc>
-        <w:tc>
-          <w:tcPr>
-            <w:tcW w:w="5849" w:type="dxa"/>
-            <w:shd w:val="clear" w:color="auto" w:fill="auto"/>
-            <w:vAlign w:val="center"/>
-          </w:tcPr>
-          <w:p>
-            <w:pPr>
-              <w:rPr>
-                <w:rFonts w:ascii="微软雅黑" w:hAnsi="微软雅黑" w:eastAsia="微软雅黑"/>
-                <w:color w:val="C0C0C0"/>
-                <w:sz w:val="18"/>
-                <w:szCs w:val="18"/>
-              </w:rPr>
-            </w:pPr>
-          </w:p>
-        </w:tc>
-        <w:tc>
-          <w:tcPr>
-            <w:tcW w:w="2126" w:type="dxa"/>
-            <w:shd w:val="clear" w:color="auto" w:fill="auto"/>
-            <w:vAlign w:val="center"/>
-          </w:tcPr>
-          <w:p>
-            <w:pPr>
-              <w:rPr>
-                <w:rFonts w:ascii="微软雅黑" w:hAnsi="微软雅黑" w:eastAsia="微软雅黑"/>
-                <w:color w:val="C0C0C0"/>
-                <w:sz w:val="18"/>
-                <w:szCs w:val="18"/>
-              </w:rPr>
-            </w:pPr>
-          </w:p>
-        </w:tc>
-      </w:tr>
-      <w:tr>
-        <w:trPr>
-          <w:trHeight w:val="281" w:hRule="atLeast"/>
-        </w:trPr>
-        <w:tc>
-          <w:tcPr>
-            <w:tcW w:w="338" w:type="dxa"/>
-            <w:shd w:val="clear" w:color="auto" w:fill="auto"/>
-            <w:vAlign w:val="center"/>
-          </w:tcPr>
-          <w:p>
-            <w:pPr>
-              <w:spacing w:line="260" w:lineRule="atLeast"/>
-              <w:jc w:val="center"/>
-              <w:rPr>
-                <w:rFonts w:ascii="微软雅黑" w:hAnsi="微软雅黑" w:eastAsia="微软雅黑"/>
-                <w:color w:val="C0C0C0"/>
-                <w:sz w:val="16"/>
-                <w:szCs w:val="16"/>
-              </w:rPr>
-            </w:pPr>
-          </w:p>
-        </w:tc>
-        <w:tc>
-          <w:tcPr>
-            <w:tcW w:w="1680" w:type="dxa"/>
-            <w:shd w:val="clear" w:color="auto" w:fill="auto"/>
-            <w:vAlign w:val="center"/>
-          </w:tcPr>
-          <w:p>
-            <w:pPr>
-              <w:jc w:val="center"/>
-              <w:rPr>
-                <w:rFonts w:ascii="微软雅黑" w:hAnsi="微软雅黑" w:eastAsia="微软雅黑"/>
-                <w:color w:val="C0C0C0"/>
-              </w:rPr>
-            </w:pPr>
-          </w:p>
-        </w:tc>
-        <w:tc>
-          <w:tcPr>
-            <w:tcW w:w="5849" w:type="dxa"/>
-            <w:shd w:val="clear" w:color="auto" w:fill="auto"/>
-            <w:vAlign w:val="center"/>
-          </w:tcPr>
-          <w:p>
-            <w:pPr>
-              <w:rPr>
-                <w:rFonts w:ascii="微软雅黑" w:hAnsi="微软雅黑" w:eastAsia="微软雅黑"/>
-                <w:color w:val="C0C0C0"/>
-                <w:sz w:val="18"/>
-                <w:szCs w:val="18"/>
-              </w:rPr>
-            </w:pPr>
-          </w:p>
-        </w:tc>
-        <w:tc>
-          <w:tcPr>
-            <w:tcW w:w="2126" w:type="dxa"/>
-            <w:shd w:val="clear" w:color="auto" w:fill="auto"/>
-            <w:vAlign w:val="center"/>
-          </w:tcPr>
-          <w:p>
-            <w:pPr>
-              <w:rPr>
-                <w:rFonts w:ascii="微软雅黑" w:hAnsi="微软雅黑" w:eastAsia="微软雅黑"/>
-                <w:color w:val="C0C0C0"/>
-                <w:sz w:val="18"/>
-                <w:szCs w:val="18"/>
-              </w:rPr>
-            </w:pPr>
-          </w:p>
-        </w:tc>
-      </w:tr>
-      <w:tr>
-        <w:trPr>
-          <w:trHeight w:val="281" w:hRule="atLeast"/>
-        </w:trPr>
-        <w:tc>
-          <w:tcPr>
-            <w:tcW w:w="338" w:type="dxa"/>
-            <w:shd w:val="clear" w:color="auto" w:fill="auto"/>
-            <w:vAlign w:val="center"/>
-          </w:tcPr>
-          <w:p>
-            <w:pPr>
-              <w:spacing w:line="260" w:lineRule="atLeast"/>
-              <w:jc w:val="center"/>
-              <w:rPr>
-                <w:rFonts w:ascii="微软雅黑" w:hAnsi="微软雅黑" w:eastAsia="微软雅黑"/>
-                <w:color w:val="C0C0C0"/>
-                <w:sz w:val="16"/>
-                <w:szCs w:val="16"/>
-              </w:rPr>
-            </w:pPr>
-          </w:p>
-        </w:tc>
-        <w:tc>
-          <w:tcPr>
-            <w:tcW w:w="1680" w:type="dxa"/>
-            <w:shd w:val="clear" w:color="auto" w:fill="auto"/>
-            <w:vAlign w:val="center"/>
-          </w:tcPr>
-          <w:p>
-            <w:pPr>
-              <w:jc w:val="center"/>
-              <w:rPr>
-                <w:rFonts w:ascii="微软雅黑" w:hAnsi="微软雅黑" w:eastAsia="微软雅黑"/>
-                <w:color w:val="C0C0C0"/>
-              </w:rPr>
-            </w:pPr>
-          </w:p>
-        </w:tc>
-        <w:tc>
-          <w:tcPr>
-            <w:tcW w:w="5849" w:type="dxa"/>
-            <w:shd w:val="clear" w:color="auto" w:fill="auto"/>
-            <w:vAlign w:val="center"/>
-          </w:tcPr>
-          <w:p>
-            <w:pPr>
-              <w:rPr>
-                <w:rFonts w:ascii="微软雅黑" w:hAnsi="微软雅黑" w:eastAsia="微软雅黑"/>
-                <w:color w:val="C0C0C0"/>
-                <w:sz w:val="18"/>
-                <w:szCs w:val="18"/>
-              </w:rPr>
-            </w:pPr>
-          </w:p>
-        </w:tc>
-        <w:tc>
-          <w:tcPr>
-            <w:tcW w:w="2126" w:type="dxa"/>
-            <w:shd w:val="clear" w:color="auto" w:fill="auto"/>
-            <w:vAlign w:val="center"/>
-          </w:tcPr>
-          <w:p>
-            <w:pPr>
-              <w:rPr>
-                <w:rFonts w:ascii="微软雅黑" w:hAnsi="微软雅黑" w:eastAsia="微软雅黑"/>
-                <w:color w:val="C0C0C0"/>
-                <w:sz w:val="18"/>
-                <w:szCs w:val="18"/>
-              </w:rPr>
-            </w:pPr>
-          </w:p>
-        </w:tc>
-      </w:tr>
-      <w:tr>
-        <w:trPr>
-          <w:trHeight w:val="281" w:hRule="atLeast"/>
-        </w:trPr>
-        <w:tc>
-          <w:tcPr>
-            <w:tcW w:w="338" w:type="dxa"/>
-            <w:shd w:val="clear" w:color="auto" w:fill="auto"/>
-            <w:vAlign w:val="center"/>
-          </w:tcPr>
-          <w:p>
-            <w:pPr>
-              <w:spacing w:line="260" w:lineRule="atLeast"/>
-              <w:jc w:val="center"/>
-              <w:rPr>
-                <w:rFonts w:ascii="微软雅黑" w:hAnsi="微软雅黑" w:eastAsia="微软雅黑"/>
-                <w:color w:val="C0C0C0"/>
-                <w:sz w:val="16"/>
-                <w:szCs w:val="16"/>
-              </w:rPr>
-            </w:pPr>
-          </w:p>
-        </w:tc>
-        <w:tc>
-          <w:tcPr>
-            <w:tcW w:w="1680" w:type="dxa"/>
-            <w:shd w:val="clear" w:color="auto" w:fill="auto"/>
-            <w:vAlign w:val="center"/>
-          </w:tcPr>
-          <w:p>
-            <w:pPr>
-              <w:jc w:val="center"/>
-              <w:rPr>
-                <w:rFonts w:ascii="微软雅黑" w:hAnsi="微软雅黑" w:eastAsia="微软雅黑"/>
-                <w:color w:val="C0C0C0"/>
-              </w:rPr>
-            </w:pPr>
-          </w:p>
-        </w:tc>
-        <w:tc>
-          <w:tcPr>
-            <w:tcW w:w="5849" w:type="dxa"/>
-            <w:shd w:val="clear" w:color="auto" w:fill="auto"/>
-            <w:vAlign w:val="center"/>
-          </w:tcPr>
-          <w:p>
-            <w:pPr>
-              <w:rPr>
-                <w:rFonts w:ascii="微软雅黑" w:hAnsi="微软雅黑" w:eastAsia="微软雅黑"/>
-                <w:color w:val="C0C0C0"/>
-                <w:sz w:val="18"/>
-                <w:szCs w:val="18"/>
-              </w:rPr>
-            </w:pPr>
-          </w:p>
-        </w:tc>
-        <w:tc>
-          <w:tcPr>
-            <w:tcW w:w="2126" w:type="dxa"/>
-            <w:shd w:val="clear" w:color="auto" w:fill="auto"/>
-            <w:vAlign w:val="center"/>
-          </w:tcPr>
-          <w:p>
-            <w:pPr>
-              <w:rPr>
-                <w:rFonts w:ascii="微软雅黑" w:hAnsi="微软雅黑" w:eastAsia="微软雅黑"/>
-                <w:color w:val="C0C0C0"/>
-                <w:sz w:val="18"/>
-                <w:szCs w:val="18"/>
-              </w:rPr>
-            </w:pPr>
-          </w:p>
-        </w:tc>
-      </w:tr>
-      <w:tr>
-        <w:trPr>
-          <w:trHeight w:val="281" w:hRule="atLeast"/>
-        </w:trPr>
-        <w:tc>
-          <w:tcPr>
-            <w:tcW w:w="338" w:type="dxa"/>
-            <w:shd w:val="clear" w:color="auto" w:fill="auto"/>
-            <w:vAlign w:val="center"/>
-          </w:tcPr>
-          <w:p>
-            <w:pPr>
-              <w:spacing w:line="260" w:lineRule="atLeast"/>
-              <w:jc w:val="center"/>
-              <w:rPr>
-                <w:rFonts w:ascii="微软雅黑" w:hAnsi="微软雅黑" w:eastAsia="微软雅黑"/>
-                <w:color w:val="C0C0C0"/>
-                <w:sz w:val="16"/>
-                <w:szCs w:val="16"/>
-              </w:rPr>
-            </w:pPr>
-          </w:p>
-        </w:tc>
-        <w:tc>
-          <w:tcPr>
-            <w:tcW w:w="1680" w:type="dxa"/>
-            <w:shd w:val="clear" w:color="auto" w:fill="auto"/>
-            <w:vAlign w:val="center"/>
-          </w:tcPr>
-          <w:p>
-            <w:pPr>
-              <w:jc w:val="center"/>
-              <w:rPr>
-                <w:rFonts w:ascii="微软雅黑" w:hAnsi="微软雅黑" w:eastAsia="微软雅黑"/>
-                <w:color w:val="C0C0C0"/>
-              </w:rPr>
-            </w:pPr>
-          </w:p>
-        </w:tc>
-        <w:tc>
-          <w:tcPr>
-            <w:tcW w:w="5849" w:type="dxa"/>
-            <w:shd w:val="clear" w:color="auto" w:fill="auto"/>
-            <w:vAlign w:val="center"/>
-          </w:tcPr>
-          <w:p>
-            <w:pPr>
-              <w:rPr>
-                <w:rFonts w:ascii="微软雅黑" w:hAnsi="微软雅黑" w:eastAsia="微软雅黑"/>
-                <w:color w:val="C0C0C0"/>
-                <w:sz w:val="18"/>
-                <w:szCs w:val="18"/>
-              </w:rPr>
-            </w:pPr>
-          </w:p>
-        </w:tc>
-        <w:tc>
-          <w:tcPr>
-            <w:tcW w:w="2126" w:type="dxa"/>
-            <w:shd w:val="clear" w:color="auto" w:fill="auto"/>
-            <w:vAlign w:val="center"/>
-          </w:tcPr>
-          <w:p>
-            <w:pPr>
-              <w:rPr>
-                <w:rFonts w:ascii="微软雅黑" w:hAnsi="微软雅黑" w:eastAsia="微软雅黑"/>
-                <w:color w:val="C0C0C0"/>
-                <w:sz w:val="18"/>
-                <w:szCs w:val="18"/>
-              </w:rPr>
-            </w:pPr>
-          </w:p>
-        </w:tc>
-      </w:tr>
-      <w:tr>
-        <w:trPr>
-          <w:trHeight w:val="281" w:hRule="atLeast"/>
-        </w:trPr>
-        <w:tc>
-          <w:tcPr>
-            <w:tcW w:w="338" w:type="dxa"/>
-            <w:shd w:val="clear" w:color="auto" w:fill="auto"/>
-            <w:vAlign w:val="center"/>
-          </w:tcPr>
-          <w:p>
-            <w:pPr>
-              <w:spacing w:line="260" w:lineRule="atLeast"/>
-              <w:jc w:val="center"/>
-              <w:rPr>
-                <w:rFonts w:ascii="微软雅黑" w:hAnsi="微软雅黑" w:eastAsia="微软雅黑"/>
-                <w:color w:val="C0C0C0"/>
-                <w:sz w:val="16"/>
-                <w:szCs w:val="16"/>
-              </w:rPr>
-            </w:pPr>
-          </w:p>
-        </w:tc>
-        <w:tc>
-          <w:tcPr>
-            <w:tcW w:w="1680" w:type="dxa"/>
-            <w:shd w:val="clear" w:color="auto" w:fill="auto"/>
-            <w:vAlign w:val="center"/>
-          </w:tcPr>
-          <w:p>
-            <w:pPr>
-              <w:jc w:val="center"/>
-              <w:rPr>
-                <w:rFonts w:ascii="微软雅黑" w:hAnsi="微软雅黑" w:eastAsia="微软雅黑"/>
-                <w:color w:val="C0C0C0"/>
-              </w:rPr>
-            </w:pPr>
-          </w:p>
-        </w:tc>
-        <w:tc>
-          <w:tcPr>
-            <w:tcW w:w="5849" w:type="dxa"/>
-            <w:shd w:val="clear" w:color="auto" w:fill="auto"/>
-            <w:vAlign w:val="center"/>
-          </w:tcPr>
-          <w:p>
-            <w:pPr>
-              <w:rPr>
-                <w:rFonts w:ascii="微软雅黑" w:hAnsi="微软雅黑" w:eastAsia="微软雅黑"/>
-                <w:color w:val="C0C0C0"/>
-                <w:sz w:val="18"/>
-                <w:szCs w:val="18"/>
-              </w:rPr>
-            </w:pPr>
-          </w:p>
-        </w:tc>
-        <w:tc>
-          <w:tcPr>
-            <w:tcW w:w="2126" w:type="dxa"/>
-            <w:shd w:val="clear" w:color="auto" w:fill="auto"/>
-            <w:vAlign w:val="center"/>
-          </w:tcPr>
-          <w:p>
-            <w:pPr>
-              <w:rPr>
-                <w:rFonts w:ascii="微软雅黑" w:hAnsi="微软雅黑" w:eastAsia="微软雅黑"/>
-                <w:color w:val="C0C0C0"/>
-                <w:sz w:val="18"/>
-                <w:szCs w:val="18"/>
-              </w:rPr>
-            </w:pPr>
-          </w:p>
-        </w:tc>
-      </w:tr>
-      <w:tr>
-        <w:trPr>
-          <w:trHeight w:val="281" w:hRule="atLeast"/>
-        </w:trPr>
-        <w:tc>
-          <w:tcPr>
-            <w:tcW w:w="338" w:type="dxa"/>
-            <w:shd w:val="clear" w:color="auto" w:fill="auto"/>
-            <w:vAlign w:val="center"/>
-          </w:tcPr>
-          <w:p>
-            <w:pPr>
-              <w:spacing w:line="260" w:lineRule="atLeast"/>
-              <w:jc w:val="center"/>
-              <w:rPr>
-                <w:rFonts w:ascii="微软雅黑" w:hAnsi="微软雅黑" w:eastAsia="微软雅黑"/>
-                <w:color w:val="C0C0C0"/>
-                <w:sz w:val="16"/>
-                <w:szCs w:val="16"/>
-              </w:rPr>
-            </w:pPr>
-          </w:p>
-        </w:tc>
-        <w:tc>
-          <w:tcPr>
-            <w:tcW w:w="1680" w:type="dxa"/>
-            <w:shd w:val="clear" w:color="auto" w:fill="auto"/>
-            <w:vAlign w:val="center"/>
-          </w:tcPr>
-          <w:p>
-            <w:pPr>
-              <w:jc w:val="center"/>
-              <w:rPr>
-                <w:rFonts w:ascii="微软雅黑" w:hAnsi="微软雅黑" w:eastAsia="微软雅黑"/>
-                <w:color w:val="C0C0C0"/>
-              </w:rPr>
-            </w:pPr>
-          </w:p>
-        </w:tc>
-        <w:tc>
-          <w:tcPr>
-            <w:tcW w:w="5849" w:type="dxa"/>
-            <w:shd w:val="clear" w:color="auto" w:fill="auto"/>
-            <w:vAlign w:val="center"/>
-          </w:tcPr>
-          <w:p>
-            <w:pPr>
-              <w:rPr>
-                <w:rFonts w:ascii="微软雅黑" w:hAnsi="微软雅黑" w:eastAsia="微软雅黑"/>
-                <w:color w:val="C0C0C0"/>
-                <w:sz w:val="18"/>
-                <w:szCs w:val="18"/>
-              </w:rPr>
-            </w:pPr>
-          </w:p>
-        </w:tc>
-        <w:tc>
-          <w:tcPr>
-            <w:tcW w:w="2126" w:type="dxa"/>
-            <w:shd w:val="clear" w:color="auto" w:fill="auto"/>
-            <w:vAlign w:val="center"/>
-          </w:tcPr>
-          <w:p>
-            <w:pPr>
-              <w:rPr>
-                <w:rFonts w:ascii="微软雅黑" w:hAnsi="微软雅黑" w:eastAsia="微软雅黑"/>
-                <w:color w:val="C0C0C0"/>
-                <w:sz w:val="18"/>
-                <w:szCs w:val="18"/>
-              </w:rPr>
-            </w:pPr>
-          </w:p>
-        </w:tc>
-      </w:tr>
-      <w:tr>
-        <w:trPr>
-          <w:trHeight w:val="281" w:hRule="atLeast"/>
-        </w:trPr>
-        <w:tc>
-          <w:tcPr>
-            <w:tcW w:w="338" w:type="dxa"/>
-            <w:shd w:val="clear" w:color="auto" w:fill="auto"/>
-            <w:vAlign w:val="center"/>
-          </w:tcPr>
-          <w:p>
-            <w:pPr>
-              <w:spacing w:line="260" w:lineRule="atLeast"/>
-              <w:jc w:val="center"/>
-              <w:rPr>
-                <w:rFonts w:ascii="微软雅黑" w:hAnsi="微软雅黑" w:eastAsia="微软雅黑"/>
-                <w:color w:val="C0C0C0"/>
-                <w:sz w:val="16"/>
-                <w:szCs w:val="16"/>
-              </w:rPr>
-            </w:pPr>
-          </w:p>
-        </w:tc>
-        <w:tc>
-          <w:tcPr>
-            <w:tcW w:w="1680" w:type="dxa"/>
-            <w:shd w:val="clear" w:color="auto" w:fill="auto"/>
-            <w:vAlign w:val="center"/>
-          </w:tcPr>
-          <w:p>
-            <w:pPr>
-              <w:jc w:val="center"/>
-              <w:rPr>
-                <w:rFonts w:ascii="微软雅黑" w:hAnsi="微软雅黑" w:eastAsia="微软雅黑"/>
-                <w:color w:val="C0C0C0"/>
-              </w:rPr>
-            </w:pPr>
-          </w:p>
-        </w:tc>
-        <w:tc>
-          <w:tcPr>
-            <w:tcW w:w="5849" w:type="dxa"/>
-            <w:shd w:val="clear" w:color="auto" w:fill="auto"/>
-            <w:vAlign w:val="center"/>
-          </w:tcPr>
-          <w:p>
-            <w:pPr>
-              <w:rPr>
-                <w:rFonts w:ascii="微软雅黑" w:hAnsi="微软雅黑" w:eastAsia="微软雅黑"/>
-                <w:color w:val="C0C0C0"/>
-                <w:sz w:val="18"/>
-                <w:szCs w:val="18"/>
-              </w:rPr>
-            </w:pPr>
-          </w:p>
-        </w:tc>
-        <w:tc>
-          <w:tcPr>
-            <w:tcW w:w="2126" w:type="dxa"/>
-            <w:shd w:val="clear" w:color="auto" w:fill="auto"/>
-            <w:vAlign w:val="center"/>
-          </w:tcPr>
-          <w:p>
-            <w:pPr>
-              <w:rPr>
-                <w:rFonts w:ascii="微软雅黑" w:hAnsi="微软雅黑" w:eastAsia="微软雅黑"/>
-                <w:color w:val="C0C0C0"/>
-                <w:sz w:val="18"/>
-                <w:szCs w:val="18"/>
-              </w:rPr>
-            </w:pPr>
-          </w:p>
-        </w:tc>
-      </w:tr>
-    </w:tbl>
     <w:p>
       <w:pPr>
         <w:numPr>
@@ -6118,7 +4997,7 @@
       <w:pPr>
         <w:ind w:left="200"/>
         <w:rPr>
-          <w:rFonts w:ascii="微软雅黑" w:hAnsi="微软雅黑" w:eastAsia="微软雅黑"/>
+          <w:rFonts w:hint="eastAsia" w:ascii="微软雅黑" w:hAnsi="微软雅黑" w:eastAsia="微软雅黑"/>
           <w:bCs/>
           <w:color w:val="808080"/>
           <w:sz w:val="21"/>
@@ -6134,32 +5013,63 @@
           <w:szCs w:val="21"/>
           <w:lang w:eastAsia="zh-CN"/>
         </w:rPr>
-        <w:t>基于商品生命周期管理程序(OSOP-7-26)进行设计。</w:t>
+        <w:t>基于</w:t>
+      </w:r>
+      <w:r>
+        <w:rPr>
+          <w:rFonts w:hint="eastAsia" w:ascii="微软雅黑" w:hAnsi="微软雅黑" w:eastAsia="微软雅黑"/>
+          <w:bCs/>
+          <w:color w:val="FF0000"/>
+          <w:sz w:val="21"/>
+          <w:szCs w:val="21"/>
+          <w:lang w:eastAsia="zh-CN"/>
+        </w:rPr>
+        <w:t>《</w:t>
+      </w:r>
+      <w:r>
+        <w:rPr>
+          <w:rFonts w:hint="eastAsia" w:ascii="微软雅黑" w:hAnsi="微软雅黑" w:eastAsia="微软雅黑"/>
+          <w:bCs/>
+          <w:sz w:val="21"/>
+          <w:szCs w:val="21"/>
+          <w:lang w:eastAsia="zh-CN"/>
+        </w:rPr>
+        <w:t>OSOP-7-26-商品生命周期管理程序</w:t>
+      </w:r>
+      <w:r>
+        <w:rPr>
+          <w:rFonts w:hint="eastAsia" w:ascii="微软雅黑" w:hAnsi="微软雅黑" w:eastAsia="微软雅黑"/>
+          <w:bCs/>
+          <w:color w:val="FF0000"/>
+          <w:sz w:val="21"/>
+          <w:szCs w:val="21"/>
+          <w:lang w:eastAsia="zh-CN"/>
+        </w:rPr>
+        <w:t>》</w:t>
+      </w:r>
+      <w:r>
+        <w:rPr>
+          <w:rFonts w:hint="eastAsia" w:ascii="微软雅黑" w:hAnsi="微软雅黑" w:eastAsia="微软雅黑"/>
+          <w:bCs/>
+          <w:sz w:val="21"/>
+          <w:szCs w:val="21"/>
+          <w:lang w:eastAsia="zh-CN"/>
+        </w:rPr>
+        <w:t>进行设计。</w:t>
       </w:r>
     </w:p>
     <w:p>
       <w:pPr>
         <w:ind w:firstLine="208"/>
         <w:rPr>
-          <w:rFonts w:hint="default" w:ascii="微软雅黑" w:hAnsi="微软雅黑" w:eastAsia="微软雅黑"/>
+          <w:rFonts w:ascii="微软雅黑" w:hAnsi="微软雅黑" w:eastAsia="微软雅黑"/>
           <w:b/>
           <w:bCs/>
           <w:sz w:val="21"/>
           <w:szCs w:val="21"/>
-          <w:lang w:val="en-US" w:eastAsia="zh-CN"/>
+          <w:lang w:eastAsia="zh-CN"/>
         </w:rPr>
       </w:pPr>
-      <w:r>
-        <w:rPr>
-          <w:rFonts w:hint="eastAsia" w:ascii="微软雅黑" w:hAnsi="微软雅黑" w:eastAsia="微软雅黑"/>
-          <w:b/>
-          <w:bCs/>
-          <w:sz w:val="21"/>
-          <w:szCs w:val="21"/>
-          <w:lang w:val="en-US" w:eastAsia="zh-CN"/>
-        </w:rPr>
-        <w:t>{{a</w:t>
-      </w:r>
       <w:r>
         <w:rPr>
           <w:rFonts w:hint="eastAsia" w:ascii="微软雅黑" w:hAnsi="微软雅黑" w:eastAsia="微软雅黑"/>
@@ -6169,63 +5079,6 @@
           <w:szCs w:val="21"/>
           <w:lang w:eastAsia="zh-CN"/>
         </w:rPr>
-        <w:t>pplicable</w:t>
-      </w:r>
-      <w:r>
-        <w:rPr>
-          <w:rFonts w:hint="eastAsia" w:ascii="微软雅黑" w:hAnsi="微软雅黑" w:eastAsia="微软雅黑"/>
-          <w:b/>
-          <w:bCs/>
-          <w:sz w:val="21"/>
-          <w:szCs w:val="21"/>
-          <w:lang w:val="en-US" w:eastAsia="zh-CN"/>
-        </w:rPr>
-        <w:t>_</w:t>
-      </w:r>
-      <w:r>
-        <w:rPr>
-          <w:rFonts w:hint="eastAsia" w:ascii="微软雅黑" w:hAnsi="微软雅黑" w:eastAsia="微软雅黑"/>
-          <w:b/>
-          <w:bCs/>
-          <w:sz w:val="21"/>
-          <w:szCs w:val="21"/>
-          <w:lang w:eastAsia="zh-CN"/>
-        </w:rPr>
-        <w:t>procedures</w:t>
-      </w:r>
-      <w:r>
-        <w:rPr>
-          <w:rFonts w:hint="eastAsia" w:ascii="微软雅黑" w:hAnsi="微软雅黑" w:eastAsia="微软雅黑"/>
-          <w:b/>
-          <w:bCs/>
-          <w:sz w:val="21"/>
-          <w:szCs w:val="21"/>
-          <w:lang w:val="en-US" w:eastAsia="zh-CN"/>
-        </w:rPr>
-        <w:t>}}</w:t>
-      </w:r>
-    </w:p>
-    <w:p>
-      <w:pPr>
-        <w:ind w:firstLine="208"/>
-        <w:rPr>
-          <w:rFonts w:ascii="微软雅黑" w:hAnsi="微软雅黑" w:eastAsia="微软雅黑"/>
-          <w:b/>
-          <w:bCs/>
-          <w:sz w:val="21"/>
-          <w:szCs w:val="21"/>
-          <w:lang w:eastAsia="zh-CN"/>
-        </w:rPr>
-      </w:pPr>
-      <w:r>
-        <w:rPr>
-          <w:rFonts w:hint="eastAsia" w:ascii="微软雅黑" w:hAnsi="微软雅黑" w:eastAsia="微软雅黑"/>
-          <w:b/>
-          <w:bCs/>
-          <w:sz w:val="21"/>
-          <w:szCs w:val="21"/>
-          <w:lang w:eastAsia="zh-CN"/>
-        </w:rPr>
         <w:t>（2）设计成果物作成计划</w:t>
       </w:r>
     </w:p>
@@ -6269,7 +5122,26 @@
           <w:sz w:val="21"/>
           <w:szCs w:val="21"/>
         </w:rPr>
-        <w:t>No.　　</w:t>
+        <w:t>No.</w:t>
+      </w:r>
+      <w:r>
+        <w:rPr>
+          <w:rFonts w:hint="eastAsia" w:ascii="微软雅黑" w:hAnsi="微软雅黑" w:eastAsia="微软雅黑"/>
+          <w:color w:val="0070C0"/>
+          <w:sz w:val="21"/>
+          <w:szCs w:val="21"/>
+          <w:lang w:val="en-US" w:eastAsia="zh-CN"/>
+        </w:rPr>
+        <w:t>{{document_drawing_no}}</w:t>
+      </w:r>
+      <w:r>
+        <w:rPr>
+          <w:rFonts w:ascii="微软雅黑" w:hAnsi="微软雅黑" w:eastAsia="微软雅黑"/>
+          <w:color w:val="0070C0"/>
+          <w:sz w:val="21"/>
+          <w:szCs w:val="21"/>
+        </w:rPr>
+        <w:t>　　</w:t>
       </w:r>
       <w:r>
         <w:rPr>
@@ -6293,35 +5165,31 @@
       <w:r>
         <w:rPr>
           <w:rFonts w:hint="eastAsia" w:ascii="微软雅黑" w:hAnsi="微软雅黑" w:eastAsia="微软雅黑"/>
+          <w:color w:val="0070C0"/>
+          <w:sz w:val="21"/>
+          <w:szCs w:val="21"/>
+          <w:lang w:val="en-US" w:eastAsia="zh-CN"/>
+        </w:rPr>
+        <w:t>{{document_drawing_rev}}</w:t>
+      </w:r>
+      <w:r>
+        <w:rPr>
+          <w:rFonts w:hint="eastAsia" w:ascii="微软雅黑" w:hAnsi="微软雅黑" w:eastAsia="微软雅黑"/>
+          <w:color w:val="0070C0"/>
           <w:sz w:val="21"/>
           <w:szCs w:val="21"/>
           <w:lang w:eastAsia="zh-CN"/>
         </w:rPr>
-        <w:t>　　　）</w:t>
+        <w:t>　　　</w:t>
       </w:r>
-    </w:p>
-    <w:p>
-      <w:pPr>
-        <w:ind w:firstLine="208"/>
-        <w:rPr>
-          <w:rFonts w:hint="default" w:ascii="微软雅黑" w:hAnsi="微软雅黑" w:eastAsia="微软雅黑"/>
-          <w:b/>
-          <w:bCs/>
+      <w:r>
+        <w:rPr>
+          <w:rFonts w:hint="eastAsia" w:ascii="微软雅黑" w:hAnsi="微软雅黑" w:eastAsia="微软雅黑"/>
           <w:sz w:val="21"/>
           <w:szCs w:val="21"/>
-          <w:lang w:val="en-US" w:eastAsia="zh-CN"/>
-        </w:rPr>
-      </w:pPr>
-      <w:r>
-        <w:rPr>
-          <w:rFonts w:hint="eastAsia" w:ascii="微软雅黑" w:hAnsi="微软雅黑" w:eastAsia="微软雅黑"/>
-          <w:b/>
-          <w:bCs/>
-          <w:sz w:val="21"/>
-          <w:szCs w:val="21"/>
-          <w:lang w:val="en-US" w:eastAsia="zh-CN"/>
-        </w:rPr>
-        <w:t>{{creation_plan}}</w:t>
+          <w:lang w:eastAsia="zh-CN"/>
+        </w:rPr>
+        <w:t>）</w:t>
       </w:r>
     </w:p>
     <w:p>
@@ -7045,53 +5913,52 @@
         <w:spacing w:line="240" w:lineRule="auto"/>
         <w:ind w:left="426"/>
         <w:rPr>
-          <w:rFonts w:ascii="微软雅黑" w:hAnsi="微软雅黑" w:eastAsia="微软雅黑"/>
-          <w:bCs/>
-          <w:sz w:val="21"/>
-          <w:szCs w:val="21"/>
-          <w:lang w:eastAsia="zh-CN"/>
-        </w:rPr>
-      </w:pPr>
-      <w:r>
-        <w:rPr>
-          <w:rFonts w:hint="eastAsia" w:ascii="微软雅黑" w:hAnsi="微软雅黑" w:eastAsia="微软雅黑"/>
-          <w:lang w:eastAsia="zh-CN"/>
-        </w:rPr>
-        <w:t>评审观点遵循设计评审程序_LSOP-OHQ-008(CN)</w:t>
-      </w:r>
-      <w:r>
-        <w:rPr>
           <w:rFonts w:hint="eastAsia" w:ascii="微软雅黑" w:hAnsi="微软雅黑" w:eastAsia="微软雅黑"/>
           <w:bCs/>
           <w:sz w:val="21"/>
           <w:szCs w:val="21"/>
           <w:lang w:eastAsia="zh-CN"/>
         </w:rPr>
-        <w:t>。</w:t>
+      </w:pPr>
+      <w:r>
+        <w:rPr>
+          <w:rFonts w:hint="eastAsia" w:ascii="微软雅黑" w:hAnsi="微软雅黑" w:eastAsia="微软雅黑"/>
+          <w:lang w:eastAsia="zh-CN"/>
+        </w:rPr>
+        <w:t>评审观点遵循</w:t>
       </w:r>
-    </w:p>
-    <w:p>
-      <w:pPr>
-        <w:ind w:firstLine="420" w:firstLineChars="200"/>
-        <w:rPr>
-          <w:rFonts w:hint="default" w:ascii="微软雅黑" w:hAnsi="微软雅黑" w:eastAsia="微软雅黑"/>
-          <w:b/>
+      <w:r>
+        <w:rPr>
+          <w:rFonts w:hint="eastAsia" w:ascii="微软雅黑" w:hAnsi="微软雅黑" w:eastAsia="微软雅黑"/>
+          <w:color w:val="FF0000"/>
+          <w:lang w:eastAsia="zh-CN"/>
+        </w:rPr>
+        <w:t>《</w:t>
+      </w:r>
+      <w:r>
+        <w:rPr>
+          <w:rFonts w:hint="eastAsia" w:ascii="微软雅黑" w:hAnsi="微软雅黑" w:eastAsia="微软雅黑"/>
+          <w:lang w:eastAsia="zh-CN"/>
+        </w:rPr>
+        <w:t>LSOP-OHQ-008(CN)-设计评审程序</w:t>
+      </w:r>
+      <w:r>
+        <w:rPr>
+          <w:rFonts w:hint="eastAsia" w:ascii="微软雅黑" w:hAnsi="微软雅黑" w:eastAsia="微软雅黑"/>
+          <w:color w:val="FF0000"/>
+          <w:lang w:eastAsia="zh-CN"/>
+        </w:rPr>
+        <w:t>》</w:t>
+      </w:r>
+      <w:r>
+        <w:rPr>
+          <w:rFonts w:hint="eastAsia" w:ascii="微软雅黑" w:hAnsi="微软雅黑" w:eastAsia="微软雅黑"/>
           <w:bCs/>
           <w:sz w:val="21"/>
           <w:szCs w:val="21"/>
-          <w:lang w:val="en-US" w:eastAsia="zh-CN"/>
-        </w:rPr>
-      </w:pPr>
-      <w:r>
-        <w:rPr>
-          <w:rFonts w:hint="eastAsia" w:ascii="微软雅黑" w:hAnsi="微软雅黑" w:eastAsia="微软雅黑"/>
-          <w:b/>
-          <w:bCs/>
-          <w:sz w:val="21"/>
-          <w:szCs w:val="21"/>
-          <w:lang w:val="en-US" w:eastAsia="zh-CN"/>
-        </w:rPr>
-        <w:t>{{departments_and_members}}</w:t>
+          <w:lang w:eastAsia="zh-CN"/>
+        </w:rPr>
+        <w:t>。</w:t>
       </w:r>
     </w:p>
     <w:tbl>
@@ -7408,37 +6275,63 @@
           <w:tcPr>
             <w:tcW w:w="2172" w:type="dxa"/>
             <w:shd w:val="clear" w:color="auto" w:fill="auto"/>
+            <w:vAlign w:val="top"/>
           </w:tcPr>
           <w:p>
             <w:pPr>
               <w:spacing w:line="240" w:lineRule="auto"/>
               <w:jc w:val="left"/>
               <w:rPr>
-                <w:rFonts w:ascii="微软雅黑" w:hAnsi="微软雅黑" w:eastAsia="微软雅黑"/>
-                <w:bCs/>
-                <w:color w:val="C0C0C0"/>
-                <w:sz w:val="21"/>
-                <w:szCs w:val="21"/>
-              </w:rPr>
-            </w:pPr>
+                <w:rFonts w:hint="eastAsia" w:ascii="微软雅黑" w:hAnsi="微软雅黑" w:eastAsia="微软雅黑" w:cs="Times New Roman"/>
+                <w:bCs/>
+                <w:color w:val="auto"/>
+                <w:sz w:val="21"/>
+                <w:szCs w:val="21"/>
+                <w:lang w:val="en-US" w:eastAsia="ja-JP" w:bidi="ar-SA"/>
+              </w:rPr>
+            </w:pPr>
+            <w:r>
+              <w:rPr>
+                <w:rFonts w:hint="eastAsia" w:ascii="微软雅黑" w:hAnsi="微软雅黑" w:eastAsia="微软雅黑"/>
+                <w:bCs/>
+                <w:color w:val="auto"/>
+                <w:sz w:val="21"/>
+                <w:szCs w:val="21"/>
+                <w:lang w:eastAsia="zh-CN"/>
+              </w:rPr>
+              <w:t>品质中心</w:t>
+            </w:r>
           </w:p>
         </w:tc>
         <w:tc>
           <w:tcPr>
             <w:tcW w:w="2350" w:type="dxa"/>
             <w:shd w:val="clear" w:color="auto" w:fill="auto"/>
+            <w:vAlign w:val="top"/>
           </w:tcPr>
           <w:p>
             <w:pPr>
               <w:spacing w:line="240" w:lineRule="auto"/>
               <w:rPr>
-                <w:rFonts w:ascii="微软雅黑" w:hAnsi="微软雅黑" w:eastAsia="微软雅黑"/>
-                <w:bCs/>
-                <w:color w:val="C0C0C0"/>
-                <w:sz w:val="21"/>
-                <w:szCs w:val="21"/>
-              </w:rPr>
-            </w:pPr>
+                <w:rFonts w:hint="eastAsia" w:ascii="微软雅黑" w:hAnsi="微软雅黑" w:eastAsia="微软雅黑" w:cs="Times New Roman"/>
+                <w:bCs/>
+                <w:color w:val="auto"/>
+                <w:sz w:val="21"/>
+                <w:szCs w:val="21"/>
+                <w:lang w:val="en-US" w:eastAsia="ja-JP" w:bidi="ar-SA"/>
+              </w:rPr>
+            </w:pPr>
+            <w:r>
+              <w:rPr>
+                <w:rFonts w:hint="eastAsia" w:ascii="微软雅黑" w:hAnsi="微软雅黑" w:eastAsia="微软雅黑"/>
+                <w:bCs/>
+                <w:color w:val="auto"/>
+                <w:sz w:val="21"/>
+                <w:szCs w:val="21"/>
+                <w:lang w:eastAsia="zh-CN"/>
+              </w:rPr>
+              <w:t>穆建维、刘波、周宇</w:t>
+            </w:r>
           </w:p>
         </w:tc>
         <w:tc>
@@ -7522,37 +6415,63 @@
           <w:tcPr>
             <w:tcW w:w="2172" w:type="dxa"/>
             <w:shd w:val="clear" w:color="auto" w:fill="auto"/>
+            <w:vAlign w:val="top"/>
           </w:tcPr>
           <w:p>
             <w:pPr>
               <w:spacing w:line="240" w:lineRule="auto"/>
               <w:jc w:val="left"/>
               <w:rPr>
-                <w:rFonts w:ascii="微软雅黑" w:hAnsi="微软雅黑" w:eastAsia="微软雅黑"/>
-                <w:bCs/>
-                <w:color w:val="C0C0C0"/>
-                <w:sz w:val="21"/>
-                <w:szCs w:val="21"/>
-              </w:rPr>
-            </w:pPr>
+                <w:rFonts w:hint="eastAsia" w:ascii="微软雅黑" w:hAnsi="微软雅黑" w:eastAsia="微软雅黑" w:cs="Times New Roman"/>
+                <w:bCs/>
+                <w:color w:val="auto"/>
+                <w:sz w:val="21"/>
+                <w:szCs w:val="21"/>
+                <w:lang w:val="en-US" w:eastAsia="zh-CN" w:bidi="ar-SA"/>
+              </w:rPr>
+            </w:pPr>
+            <w:r>
+              <w:rPr>
+                <w:rFonts w:hint="eastAsia" w:ascii="微软雅黑" w:hAnsi="微软雅黑" w:eastAsia="微软雅黑"/>
+                <w:bCs/>
+                <w:color w:val="auto"/>
+                <w:sz w:val="21"/>
+                <w:szCs w:val="21"/>
+                <w:lang w:eastAsia="zh-CN"/>
+              </w:rPr>
+              <w:t>SCM中心</w:t>
+            </w:r>
           </w:p>
         </w:tc>
         <w:tc>
           <w:tcPr>
             <w:tcW w:w="2350" w:type="dxa"/>
             <w:shd w:val="clear" w:color="auto" w:fill="auto"/>
+            <w:vAlign w:val="top"/>
           </w:tcPr>
           <w:p>
             <w:pPr>
               <w:spacing w:line="240" w:lineRule="auto"/>
               <w:rPr>
-                <w:rFonts w:ascii="微软雅黑" w:hAnsi="微软雅黑" w:eastAsia="微软雅黑"/>
-                <w:bCs/>
-                <w:color w:val="C0C0C0"/>
-                <w:sz w:val="21"/>
-                <w:szCs w:val="21"/>
-              </w:rPr>
-            </w:pPr>
+                <w:rFonts w:hint="eastAsia" w:ascii="微软雅黑" w:hAnsi="微软雅黑" w:eastAsia="微软雅黑" w:cs="Times New Roman"/>
+                <w:bCs/>
+                <w:color w:val="auto"/>
+                <w:sz w:val="21"/>
+                <w:szCs w:val="21"/>
+                <w:lang w:val="en-US" w:eastAsia="ja-JP" w:bidi="ar-SA"/>
+              </w:rPr>
+            </w:pPr>
+            <w:r>
+              <w:rPr>
+                <w:rFonts w:hint="eastAsia" w:ascii="微软雅黑" w:hAnsi="微软雅黑" w:eastAsia="微软雅黑"/>
+                <w:bCs/>
+                <w:color w:val="auto"/>
+                <w:sz w:val="21"/>
+                <w:szCs w:val="21"/>
+                <w:lang w:eastAsia="zh-CN"/>
+              </w:rPr>
+              <w:t>张昆、李凤</w:t>
+            </w:r>
           </w:p>
         </w:tc>
         <w:tc>
@@ -7636,37 +6555,63 @@
           <w:tcPr>
             <w:tcW w:w="2172" w:type="dxa"/>
             <w:shd w:val="clear" w:color="auto" w:fill="auto"/>
+            <w:vAlign w:val="top"/>
           </w:tcPr>
           <w:p>
             <w:pPr>
               <w:spacing w:line="240" w:lineRule="auto"/>
               <w:jc w:val="left"/>
               <w:rPr>
-                <w:rFonts w:ascii="微软雅黑" w:hAnsi="微软雅黑" w:eastAsia="微软雅黑"/>
-                <w:bCs/>
-                <w:color w:val="C0C0C0"/>
-                <w:sz w:val="21"/>
-                <w:szCs w:val="21"/>
-              </w:rPr>
-            </w:pPr>
+                <w:rFonts w:hint="eastAsia" w:ascii="微软雅黑" w:hAnsi="微软雅黑" w:eastAsia="微软雅黑" w:cs="Times New Roman"/>
+                <w:bCs/>
+                <w:color w:val="auto"/>
+                <w:sz w:val="21"/>
+                <w:szCs w:val="21"/>
+                <w:lang w:val="en-US" w:eastAsia="zh-CN" w:bidi="ar-SA"/>
+              </w:rPr>
+            </w:pPr>
+            <w:r>
+              <w:rPr>
+                <w:rFonts w:hint="eastAsia" w:ascii="微软雅黑" w:hAnsi="微软雅黑" w:eastAsia="微软雅黑"/>
+                <w:bCs/>
+                <w:color w:val="auto"/>
+                <w:sz w:val="21"/>
+                <w:szCs w:val="21"/>
+                <w:lang w:eastAsia="zh-CN"/>
+              </w:rPr>
+              <w:t>生产中心</w:t>
+            </w:r>
           </w:p>
         </w:tc>
         <w:tc>
           <w:tcPr>
             <w:tcW w:w="2350" w:type="dxa"/>
             <w:shd w:val="clear" w:color="auto" w:fill="auto"/>
+            <w:vAlign w:val="top"/>
           </w:tcPr>
           <w:p>
             <w:pPr>
               <w:spacing w:line="240" w:lineRule="auto"/>
               <w:rPr>
-                <w:rFonts w:ascii="微软雅黑" w:hAnsi="微软雅黑" w:eastAsia="微软雅黑"/>
-                <w:bCs/>
-                <w:color w:val="C0C0C0"/>
-                <w:sz w:val="21"/>
-                <w:szCs w:val="21"/>
-              </w:rPr>
-            </w:pPr>
+                <w:rFonts w:hint="eastAsia" w:ascii="微软雅黑" w:hAnsi="微软雅黑" w:eastAsia="微软雅黑" w:cs="Times New Roman"/>
+                <w:bCs/>
+                <w:color w:val="auto"/>
+                <w:sz w:val="21"/>
+                <w:szCs w:val="21"/>
+                <w:lang w:val="en-US" w:eastAsia="ja-JP" w:bidi="ar-SA"/>
+              </w:rPr>
+            </w:pPr>
+            <w:r>
+              <w:rPr>
+                <w:rFonts w:hint="eastAsia" w:ascii="微软雅黑" w:hAnsi="微软雅黑" w:eastAsia="微软雅黑"/>
+                <w:bCs/>
+                <w:color w:val="auto"/>
+                <w:sz w:val="21"/>
+                <w:szCs w:val="21"/>
+                <w:lang w:eastAsia="zh-CN"/>
+              </w:rPr>
+              <w:t>娄耀云、唐丽华、依凤华</w:t>
+            </w:r>
           </w:p>
         </w:tc>
         <w:tc>
@@ -8523,24 +7468,32 @@
     </w:p>
     <w:p>
       <w:pPr>
-        <w:ind w:left="426" w:firstLine="847" w:firstLineChars="0"/>
+        <w:numPr>
+          <w:ilvl w:val="0"/>
+          <w:numId w:val="0"/>
+        </w:numPr>
+        <w:ind w:firstLine="851" w:firstLineChars="0"/>
         <w:rPr>
           <w:rFonts w:hint="default" w:ascii="微软雅黑" w:hAnsi="微软雅黑" w:eastAsia="微软雅黑"/>
-          <w:b/>
+          <w:b w:val="0"/>
+          <w:bCs w:val="0"/>
+          <w:color w:val="auto"/>
           <w:sz w:val="21"/>
           <w:szCs w:val="21"/>
-          <w:lang w:val="en-US" w:eastAsia="zh-CN"/>
+          <w:lang w:val="en-US" w:eastAsia="zh-TW"/>
         </w:rPr>
       </w:pPr>
       <w:r>
         <w:rPr>
-          <w:rFonts w:hint="eastAsia" w:ascii="微软雅黑" w:hAnsi="微软雅黑" w:eastAsia="微软雅黑"/>
-          <w:b/>
+          <w:rFonts w:hint="eastAsia" w:ascii="微软雅黑" w:hAnsi="微软雅黑" w:eastAsia="微软雅黑" w:cs="MS PGothic"/>
+          <w:b w:val="0"/>
+          <w:bCs w:val="0"/>
+          <w:color w:val="auto"/>
           <w:sz w:val="21"/>
           <w:szCs w:val="21"/>
-          <w:lang w:val="en-US" w:eastAsia="zh-CN"/>
-        </w:rPr>
-        <w:t>{{execution_plan}}</w:t>
+          <w:lang w:eastAsia="zh-CN"/>
+        </w:rPr>
+        <w:t>参考《LSOP-OHQ-023(CN)-可用性工程程序》进行仕样设定和设计。</w:t>
       </w:r>
     </w:p>
     <w:p>
@@ -8813,15 +7766,16 @@
     </w:p>
     <w:p>
       <w:pPr>
-        <w:pStyle w:val="190"/>
-        <w:keepNext w:val="0"/>
-        <w:keepLines w:val="0"/>
-        <w:widowControl/>
-        <w:suppressLineNumbers w:val="0"/>
+        <w:numPr>
+          <w:ilvl w:val="0"/>
+          <w:numId w:val="0"/>
+        </w:numPr>
+        <w:ind w:firstLine="851" w:firstLineChars="0"/>
         <w:rPr>
           <w:rFonts w:hint="default" w:ascii="微软雅黑" w:hAnsi="微软雅黑" w:eastAsia="微软雅黑"/>
-          <w:b/>
-          <w:bCs/>
+          <w:b w:val="0"/>
+          <w:bCs w:val="0"/>
+          <w:color w:val="0070C0"/>
           <w:sz w:val="21"/>
           <w:szCs w:val="21"/>
           <w:lang w:val="en-US" w:eastAsia="zh-CN"/>
@@ -8829,40 +7783,56 @@
       </w:pPr>
       <w:r>
         <w:rPr>
-          <w:rFonts w:hint="eastAsia" w:ascii="微软雅黑" w:hAnsi="微软雅黑" w:eastAsia="微软雅黑"/>
-          <w:b/>
-          <w:bCs/>
+          <w:rFonts w:hint="eastAsia" w:ascii="微软雅黑" w:hAnsi="微软雅黑" w:eastAsia="微软雅黑" w:cs="MS PGothic"/>
+          <w:b w:val="0"/>
+          <w:bCs w:val="0"/>
+          <w:color w:val="auto"/>
+          <w:sz w:val="21"/>
+          <w:szCs w:val="21"/>
+          <w:lang w:eastAsia="zh-CN"/>
+        </w:rPr>
+        <w:t>参见《软件开发计划书</w:t>
+      </w:r>
+      <w:r>
+        <w:rPr>
+          <w:rFonts w:hint="eastAsia" w:ascii="微软雅黑" w:hAnsi="微软雅黑" w:eastAsia="微软雅黑" w:cs="MS PGothic"/>
+          <w:b w:val="0"/>
+          <w:bCs w:val="0"/>
+          <w:color w:val="auto"/>
           <w:sz w:val="21"/>
           <w:szCs w:val="21"/>
           <w:lang w:val="en-US" w:eastAsia="zh-CN"/>
         </w:rPr>
-        <w:t xml:space="preserve">      </w:t>
+        <w:t xml:space="preserve"> （</w:t>
       </w:r>
       <w:r>
         <w:rPr>
-          <w:rFonts w:hint="eastAsia" w:ascii="微软雅黑" w:hAnsi="微软雅黑" w:eastAsia="微软雅黑"/>
-          <w:b/>
-          <w:bCs/>
+          <w:rFonts w:hint="eastAsia" w:ascii="微软雅黑" w:hAnsi="微软雅黑" w:eastAsia="微软雅黑" w:cs="MS PGothic"/>
+          <w:b w:val="0"/>
+          <w:bCs w:val="0"/>
+          <w:color w:val="4F81BD" w:themeColor="accent1"/>
           <w:sz w:val="21"/>
           <w:szCs w:val="21"/>
           <w:lang w:val="en-US" w:eastAsia="zh-CN"/>
-        </w:rPr>
-        <w:tab/>
-        <w:t>{{</w:t>
+          <w14:textFill>
+            <w14:solidFill>
+              <w14:schemeClr w14:val="accent1"/>
+            </w14:solidFill>
+          </w14:textFill>
+        </w:rPr>
+        <w:t>{{software}}</w:t>
       </w:r>
       <w:r>
-        <w:t>software_development_plan</w:t>
-      </w:r>
-      <w:r>
-        <w:rPr>
-          <w:rFonts w:hint="eastAsia" w:ascii="微软雅黑" w:hAnsi="微软雅黑" w:eastAsia="微软雅黑"/>
-          <w:b/>
-          <w:bCs/>
+        <w:rPr>
+          <w:rFonts w:hint="eastAsia" w:ascii="微软雅黑" w:hAnsi="微软雅黑" w:eastAsia="微软雅黑" w:cs="MS PGothic"/>
+          <w:b w:val="0"/>
+          <w:bCs w:val="0"/>
+          <w:color w:val="auto"/>
           <w:sz w:val="21"/>
           <w:szCs w:val="21"/>
           <w:lang w:val="en-US" w:eastAsia="zh-CN"/>
         </w:rPr>
-        <w:t>}}</w:t>
+        <w:t>）》</w:t>
       </w:r>
     </w:p>
     <w:p>
@@ -8917,66 +7887,193 @@
     </w:p>
     <w:p>
       <w:pPr>
-        <w:pStyle w:val="31"/>
-        <w:keepNext w:val="0"/>
-        <w:keepLines w:val="0"/>
-        <w:widowControl/>
-        <w:suppressLineNumbers w:val="0"/>
-        <w:spacing w:before="0" w:beforeAutospacing="0" w:after="0" w:afterAutospacing="0"/>
-        <w:ind w:left="0" w:right="0"/>
-        <w:jc w:val="left"/>
-        <w:rPr>
-          <w:rFonts w:hint="default" w:ascii="微软雅黑" w:hAnsi="微软雅黑" w:eastAsia="微软雅黑"/>
-          <w:b/>
-          <w:bCs/>
+        <w:ind w:firstLine="851"/>
+        <w:rPr>
+          <w:rFonts w:hint="eastAsia" w:ascii="微软雅黑" w:hAnsi="微软雅黑" w:eastAsia="微软雅黑" w:cs="MS PGothic"/>
+          <w:b w:val="0"/>
+          <w:bCs w:val="0"/>
+          <w:color w:val="auto"/>
+          <w:sz w:val="21"/>
+          <w:szCs w:val="21"/>
+          <w:lang w:eastAsia="zh-CN"/>
+        </w:rPr>
+      </w:pPr>
+      <w:r>
+        <w:rPr>
+          <w:rFonts w:hint="eastAsia" w:ascii="微软雅黑" w:hAnsi="微软雅黑" w:eastAsia="微软雅黑" w:cs="MS PGothic"/>
+          <w:b w:val="0"/>
+          <w:bCs w:val="0"/>
+          <w:color w:val="auto"/>
+          <w:sz w:val="21"/>
+          <w:szCs w:val="21"/>
+          <w:lang w:eastAsia="zh-CN"/>
+        </w:rPr>
+        <w:t>参见下记工程设计计划</w:t>
+      </w:r>
+    </w:p>
+    <w:p>
+      <w:pPr>
+        <w:ind w:firstLine="851"/>
+        <w:rPr>
+          <w:rFonts w:hint="eastAsia" w:ascii="微软雅黑" w:hAnsi="微软雅黑" w:eastAsia="微软雅黑" w:cs="MS PGothic"/>
+          <w:b w:val="0"/>
+          <w:bCs w:val="0"/>
+          <w:color w:val="auto"/>
+          <w:sz w:val="21"/>
+          <w:szCs w:val="21"/>
+          <w:lang w:eastAsia="zh-CN"/>
+        </w:rPr>
+      </w:pPr>
+      <w:r>
+        <w:rPr>
+          <w:rFonts w:hint="eastAsia" w:ascii="微软雅黑" w:hAnsi="微软雅黑" w:eastAsia="微软雅黑" w:cs="MS PGothic"/>
+          <w:b w:val="0"/>
+          <w:bCs w:val="0"/>
+          <w:color w:val="auto"/>
+          <w:sz w:val="21"/>
+          <w:szCs w:val="21"/>
+          <w:lang w:eastAsia="zh-CN"/>
+        </w:rPr>
+        <w:t>·《P计划表+（</w:t>
+      </w:r>
+      <w:r>
+        <w:rPr>
+          <w:rFonts w:hint="eastAsia" w:ascii="微软雅黑" w:hAnsi="微软雅黑" w:eastAsia="微软雅黑" w:cs="MS PGothic"/>
+          <w:b w:val="0"/>
+          <w:bCs w:val="0"/>
+          <w:color w:val="4F81BD" w:themeColor="accent1"/>
           <w:sz w:val="21"/>
           <w:szCs w:val="21"/>
           <w:lang w:val="en-US" w:eastAsia="zh-CN"/>
+          <w14:textFill>
+            <w14:solidFill>
+              <w14:schemeClr w14:val="accent1"/>
+            </w14:solidFill>
+          </w14:textFill>
+        </w:rPr>
+        <w:t>{{p_plan}}</w:t>
+      </w:r>
+      <w:r>
+        <w:rPr>
+          <w:rFonts w:hint="eastAsia" w:ascii="微软雅黑" w:hAnsi="微软雅黑" w:eastAsia="微软雅黑" w:cs="MS PGothic"/>
+          <w:b w:val="0"/>
+          <w:bCs w:val="0"/>
+          <w:color w:val="auto"/>
+          <w:sz w:val="21"/>
+          <w:szCs w:val="21"/>
+          <w:lang w:eastAsia="zh-CN"/>
+        </w:rPr>
+        <w:t>）》</w:t>
+      </w:r>
+    </w:p>
+    <w:p>
+      <w:pPr>
+        <w:ind w:firstLine="851"/>
+        <w:rPr>
+          <w:rFonts w:hint="eastAsia" w:ascii="微软雅黑" w:hAnsi="微软雅黑" w:eastAsia="微软雅黑" w:cs="MS PGothic"/>
+          <w:b w:val="0"/>
+          <w:bCs w:val="0"/>
+          <w:color w:val="auto"/>
+          <w:sz w:val="21"/>
+          <w:szCs w:val="21"/>
+          <w:lang w:eastAsia="zh-CN"/>
         </w:rPr>
       </w:pPr>
       <w:r>
         <w:rPr>
-          <w:rFonts w:hint="eastAsia" w:ascii="微软雅黑" w:hAnsi="微软雅黑" w:eastAsia="微软雅黑"/>
-          <w:b/>
-          <w:bCs/>
+          <w:rFonts w:hint="eastAsia" w:ascii="微软雅黑" w:hAnsi="微软雅黑" w:eastAsia="微软雅黑" w:cs="MS PGothic"/>
+          <w:b w:val="0"/>
+          <w:bCs w:val="0"/>
+          <w:color w:val="auto"/>
+          <w:sz w:val="21"/>
+          <w:szCs w:val="21"/>
+          <w:lang w:eastAsia="zh-CN"/>
+        </w:rPr>
+        <w:t>·《设备计划清单（</w:t>
+      </w:r>
+      <w:r>
+        <w:rPr>
+          <w:rFonts w:hint="eastAsia" w:ascii="微软雅黑" w:hAnsi="微软雅黑" w:eastAsia="微软雅黑" w:cs="MS PGothic"/>
+          <w:b w:val="0"/>
+          <w:bCs w:val="0"/>
+          <w:color w:val="4F81BD" w:themeColor="accent1"/>
           <w:sz w:val="21"/>
           <w:szCs w:val="21"/>
           <w:lang w:val="en-US" w:eastAsia="zh-CN"/>
-        </w:rPr>
-        <w:t xml:space="preserve">      </w:t>
+          <w14:textFill>
+            <w14:solidFill>
+              <w14:schemeClr w14:val="accent1"/>
+            </w14:solidFill>
+          </w14:textFill>
+        </w:rPr>
+        <w:t>{{equipment_plan}}</w:t>
       </w:r>
       <w:r>
         <w:rPr>
+          <w:rFonts w:hint="eastAsia" w:ascii="微软雅黑" w:hAnsi="微软雅黑" w:eastAsia="微软雅黑" w:cs="MS PGothic"/>
+          <w:b w:val="0"/>
+          <w:bCs w:val="0"/>
+          <w:color w:val="auto"/>
+          <w:sz w:val="21"/>
+          <w:szCs w:val="21"/>
+          <w:lang w:eastAsia="zh-CN"/>
+        </w:rPr>
+        <w:t>）》</w:t>
+      </w:r>
+    </w:p>
+    <w:p>
+      <w:pPr>
+        <w:ind w:firstLine="851"/>
+        <w:rPr>
           <w:rFonts w:hint="eastAsia" w:ascii="微软雅黑" w:hAnsi="微软雅黑" w:eastAsia="微软雅黑"/>
-          <w:b/>
-          <w:bCs/>
+          <w:b w:val="0"/>
+          <w:bCs w:val="0"/>
+          <w:color w:val="auto"/>
+          <w:sz w:val="21"/>
+          <w:szCs w:val="21"/>
+          <w:lang w:eastAsia="zh-CN"/>
+        </w:rPr>
+      </w:pPr>
+      <w:r>
+        <w:rPr>
+          <w:rFonts w:hint="eastAsia" w:ascii="微软雅黑" w:hAnsi="微软雅黑" w:eastAsia="微软雅黑" w:cs="MS PGothic"/>
+          <w:b w:val="0"/>
+          <w:bCs w:val="0"/>
+          <w:color w:val="auto"/>
+          <w:sz w:val="21"/>
+          <w:szCs w:val="21"/>
+          <w:lang w:eastAsia="zh-CN"/>
+        </w:rPr>
+        <w:t>·《工程计划图（</w:t>
+      </w:r>
+      <w:r>
+        <w:rPr>
+          <w:rFonts w:hint="eastAsia" w:ascii="微软雅黑" w:hAnsi="微软雅黑" w:eastAsia="微软雅黑" w:cs="MS PGothic"/>
+          <w:b w:val="0"/>
+          <w:bCs w:val="0"/>
+          <w:color w:val="4F81BD" w:themeColor="accent1"/>
           <w:sz w:val="21"/>
           <w:szCs w:val="21"/>
           <w:lang w:val="en-US" w:eastAsia="zh-CN"/>
-        </w:rPr>
-        <w:tab/>
-        <w:t>{{</w:t>
+          <w14:textFill>
+            <w14:solidFill>
+              <w14:schemeClr w14:val="accent1"/>
+            </w14:solidFill>
+          </w14:textFill>
+        </w:rPr>
+        <w:t>{{engineering_plan}}</w:t>
       </w:r>
       <w:r>
         <w:rPr>
-          <w:rFonts w:ascii="Helvetica Neue" w:hAnsi="Helvetica Neue" w:eastAsia="Helvetica Neue" w:cs="Helvetica Neue"/>
-          <w:kern w:val="0"/>
-          <w:sz w:val="26"/>
-          <w:szCs w:val="26"/>
-          <w:lang w:val="en-US" w:eastAsia="zh-CN" w:bidi="ar"/>
-        </w:rPr>
-        <w:t>engineering_design_plan</w:t>
-      </w:r>
-      <w:r>
-        <w:rPr>
-          <w:rFonts w:hint="eastAsia" w:ascii="微软雅黑" w:hAnsi="微软雅黑" w:eastAsia="微软雅黑"/>
-          <w:b/>
-          <w:bCs/>
+          <w:rFonts w:hint="eastAsia" w:ascii="微软雅黑" w:hAnsi="微软雅黑" w:eastAsia="微软雅黑" w:cs="MS PGothic"/>
+          <w:b w:val="0"/>
+          <w:bCs w:val="0"/>
+          <w:color w:val="auto"/>
           <w:sz w:val="21"/>
           <w:szCs w:val="21"/>
-          <w:lang w:val="en-US" w:eastAsia="zh-CN"/>
-        </w:rPr>
-        <w:t>}}</w:t>
+          <w:lang w:eastAsia="zh-CN"/>
+        </w:rPr>
+        <w:t>）》</w:t>
       </w:r>
     </w:p>
     <w:p>
@@ -9042,14 +8139,12 @@
     </w:p>
     <w:p>
       <w:pPr>
-        <w:numPr>
-          <w:numId w:val="0"/>
-        </w:numPr>
-        <w:ind w:firstLine="851" w:firstLineChars="0"/>
+        <w:ind w:firstLine="851"/>
         <w:rPr>
           <w:rFonts w:hint="eastAsia" w:ascii="微软雅黑" w:hAnsi="微软雅黑" w:eastAsia="微软雅黑"/>
-          <w:b/>
-          <w:bCs/>
+          <w:b w:val="0"/>
+          <w:bCs w:val="0"/>
+          <w:color w:val="auto"/>
           <w:sz w:val="21"/>
           <w:szCs w:val="21"/>
           <w:lang w:eastAsia="zh-CN"/>
@@ -9057,35 +8152,44 @@
       </w:pPr>
       <w:r>
         <w:rPr>
-          <w:rFonts w:hint="eastAsia" w:ascii="微软雅黑" w:hAnsi="微软雅黑" w:eastAsia="微软雅黑"/>
-          <w:b/>
-          <w:bCs/>
+          <w:rFonts w:hint="eastAsia" w:ascii="微软雅黑" w:hAnsi="微软雅黑" w:eastAsia="微软雅黑" w:cs="MS PGothic"/>
+          <w:b w:val="0"/>
+          <w:bCs w:val="0"/>
+          <w:color w:val="auto"/>
+          <w:sz w:val="21"/>
+          <w:szCs w:val="21"/>
+          <w:lang w:eastAsia="zh-CN"/>
+        </w:rPr>
+        <w:t>《顾客服务计划书（</w:t>
+      </w:r>
+      <w:r>
+        <w:rPr>
+          <w:rFonts w:hint="eastAsia" w:ascii="微软雅黑" w:hAnsi="微软雅黑" w:eastAsia="微软雅黑" w:cs="MS PGothic"/>
+          <w:b w:val="0"/>
+          <w:bCs w:val="0"/>
+          <w:color w:val="4F81BD" w:themeColor="accent1"/>
           <w:sz w:val="21"/>
           <w:szCs w:val="21"/>
           <w:lang w:val="en-US" w:eastAsia="zh-CN"/>
-        </w:rPr>
-        <w:t>{{</w:t>
+          <w14:textFill>
+            <w14:solidFill>
+              <w14:schemeClr w14:val="accent1"/>
+            </w14:solidFill>
+          </w14:textFill>
+        </w:rPr>
+        <w:t>{{customer_service}}</w:t>
       </w:r>
       <w:r>
         <w:rPr>
-          <w:rFonts w:ascii="Helvetica Neue" w:hAnsi="Helvetica Neue" w:eastAsia="Helvetica Neue" w:cs="Helvetica Neue"/>
-          <w:kern w:val="0"/>
-          <w:sz w:val="26"/>
-          <w:szCs w:val="26"/>
-          <w:lang w:val="en-US" w:eastAsia="zh-CN" w:bidi="ar"/>
-        </w:rPr>
-        <w:t>customer_service_plan</w:t>
-      </w:r>
-      <w:r>
-        <w:rPr>
-          <w:rFonts w:hint="eastAsia" w:ascii="微软雅黑" w:hAnsi="微软雅黑" w:eastAsia="微软雅黑"/>
-          <w:b/>
-          <w:bCs/>
+          <w:rFonts w:hint="eastAsia" w:ascii="微软雅黑" w:hAnsi="微软雅黑" w:eastAsia="微软雅黑" w:cs="MS PGothic"/>
+          <w:b w:val="0"/>
+          <w:bCs w:val="0"/>
+          <w:color w:val="auto"/>
           <w:sz w:val="21"/>
           <w:szCs w:val="21"/>
-          <w:lang w:val="en-US" w:eastAsia="zh-CN"/>
-        </w:rPr>
-        <w:t>}}</w:t>
+          <w:lang w:eastAsia="zh-CN"/>
+        </w:rPr>
+        <w:t>）》</w:t>
       </w:r>
     </w:p>
     <w:p>
@@ -9094,14 +8198,14 @@
           <w:ilvl w:val="0"/>
           <w:numId w:val="7"/>
         </w:numPr>
-        <w:ind w:left="0" w:leftChars="0" w:firstLine="420" w:firstLineChars="0"/>
-        <w:rPr>
-          <w:rFonts w:hint="default" w:ascii="微软雅黑" w:hAnsi="微软雅黑" w:eastAsia="微软雅黑"/>
+        <w:ind w:firstLine="420"/>
+        <w:rPr>
+          <w:rFonts w:hint="eastAsia" w:ascii="微软雅黑" w:hAnsi="微软雅黑" w:eastAsia="微软雅黑"/>
           <w:b/>
           <w:bCs/>
           <w:sz w:val="21"/>
           <w:szCs w:val="21"/>
-          <w:lang w:val="en-US" w:eastAsia="zh-CN"/>
+          <w:lang w:eastAsia="zh-CN"/>
         </w:rPr>
       </w:pPr>
       <w:r>
@@ -9140,53 +8244,57 @@
     </w:p>
     <w:p>
       <w:pPr>
-        <w:pStyle w:val="31"/>
-        <w:keepNext w:val="0"/>
-        <w:keepLines w:val="0"/>
-        <w:widowControl/>
-        <w:suppressLineNumbers w:val="0"/>
-        <w:spacing w:before="0" w:beforeAutospacing="0" w:after="0" w:afterAutospacing="0"/>
-        <w:ind w:left="0" w:right="0" w:firstLine="851" w:firstLineChars="0"/>
-        <w:jc w:val="left"/>
-        <w:rPr>
-          <w:rFonts w:hint="default" w:ascii="微软雅黑" w:hAnsi="微软雅黑" w:eastAsia="微软雅黑"/>
-          <w:b/>
-          <w:bCs/>
+        <w:ind w:firstLine="851"/>
+        <w:rPr>
+          <w:rFonts w:hint="eastAsia" w:ascii="微软雅黑" w:hAnsi="微软雅黑" w:eastAsia="微软雅黑"/>
+          <w:b w:val="0"/>
+          <w:bCs w:val="0"/>
+          <w:color w:val="auto"/>
+          <w:sz w:val="21"/>
+          <w:szCs w:val="21"/>
+          <w:lang w:eastAsia="zh-CN"/>
+        </w:rPr>
+      </w:pPr>
+      <w:r>
+        <w:rPr>
+          <w:rFonts w:hint="eastAsia" w:ascii="微软雅黑" w:hAnsi="微软雅黑" w:eastAsia="微软雅黑" w:cs="MS PGothic"/>
+          <w:b w:val="0"/>
+          <w:bCs w:val="0"/>
+          <w:color w:val="auto"/>
+          <w:sz w:val="21"/>
+          <w:szCs w:val="21"/>
+          <w:lang w:eastAsia="zh-CN"/>
+        </w:rPr>
+        <w:t>《许认可申请计划书（</w:t>
+      </w:r>
+      <w:r>
+        <w:rPr>
+          <w:rFonts w:hint="eastAsia" w:ascii="微软雅黑" w:hAnsi="微软雅黑" w:eastAsia="微软雅黑" w:cs="MS PGothic"/>
+          <w:b w:val="0"/>
+          <w:bCs w:val="0"/>
+          <w:color w:val="4F81BD" w:themeColor="accent1"/>
           <w:sz w:val="21"/>
           <w:szCs w:val="21"/>
           <w:lang w:val="en-US" w:eastAsia="zh-CN"/>
-        </w:rPr>
-      </w:pPr>
+          <w14:textFill>
+            <w14:solidFill>
+              <w14:schemeClr w14:val="accent1"/>
+            </w14:solidFill>
+          </w14:textFill>
+        </w:rPr>
+        <w:t>{{approval_plan}}</w:t>
+      </w:r>
       <w:r>
         <w:rPr>
-          <w:rFonts w:hint="eastAsia" w:ascii="微软雅黑" w:hAnsi="微软雅黑" w:eastAsia="微软雅黑"/>
-          <w:b/>
-          <w:bCs/>
+          <w:rFonts w:hint="eastAsia" w:ascii="微软雅黑" w:hAnsi="微软雅黑" w:eastAsia="微软雅黑" w:cs="MS PGothic"/>
+          <w:b w:val="0"/>
+          <w:bCs w:val="0"/>
+          <w:color w:val="auto"/>
           <w:sz w:val="21"/>
           <w:szCs w:val="21"/>
-          <w:lang w:val="en-US" w:eastAsia="zh-CN"/>
-        </w:rPr>
-        <w:t>{{</w:t>
-      </w:r>
-      <w:r>
-        <w:rPr>
-          <w:rFonts w:ascii="Helvetica Neue" w:hAnsi="Helvetica Neue" w:eastAsia="Helvetica Neue" w:cs="Helvetica Neue"/>
-          <w:kern w:val="0"/>
-          <w:sz w:val="26"/>
-          <w:szCs w:val="26"/>
-          <w:lang w:val="en-US" w:eastAsia="zh-CN" w:bidi="ar"/>
-        </w:rPr>
-        <w:t>specification_application_plan</w:t>
-      </w:r>
-      <w:r>
-        <w:rPr>
-          <w:rFonts w:hint="eastAsia" w:ascii="Helvetica Neue" w:hAnsi="Helvetica Neue" w:eastAsia="Helvetica Neue" w:cs="Helvetica Neue"/>
-          <w:kern w:val="0"/>
-          <w:sz w:val="26"/>
-          <w:szCs w:val="26"/>
-          <w:lang w:val="en-US" w:eastAsia="zh-CN" w:bidi="ar"/>
-        </w:rPr>
-        <w:t>}}</w:t>
+          <w:lang w:eastAsia="zh-CN"/>
+        </w:rPr>
+        <w:t>）》</w:t>
       </w:r>
     </w:p>
     <w:p>
@@ -9195,9 +8303,9 @@
           <w:ilvl w:val="0"/>
           <w:numId w:val="7"/>
         </w:numPr>
-        <w:ind w:left="0" w:leftChars="0" w:firstLine="420" w:firstLineChars="0"/>
-        <w:rPr>
-          <w:rFonts w:ascii="微软雅黑" w:hAnsi="微软雅黑" w:eastAsia="微软雅黑"/>
+        <w:ind w:firstLine="420"/>
+        <w:rPr>
+          <w:rFonts w:hint="eastAsia" w:ascii="微软雅黑" w:hAnsi="微软雅黑" w:eastAsia="微软雅黑"/>
           <w:b/>
           <w:bCs/>
           <w:color w:val="FF0000"/>
@@ -9221,53 +8329,57 @@
     </w:p>
     <w:p>
       <w:pPr>
-        <w:pStyle w:val="31"/>
-        <w:keepNext w:val="0"/>
-        <w:keepLines w:val="0"/>
-        <w:widowControl/>
-        <w:suppressLineNumbers w:val="0"/>
-        <w:spacing w:before="0" w:beforeAutospacing="0" w:after="0" w:afterAutospacing="0"/>
-        <w:ind w:left="0" w:right="0" w:firstLine="851" w:firstLineChars="0"/>
-        <w:jc w:val="left"/>
-        <w:rPr>
-          <w:rFonts w:hint="default" w:ascii="微软雅黑" w:hAnsi="微软雅黑" w:eastAsia="微软雅黑"/>
-          <w:b/>
-          <w:bCs/>
+        <w:ind w:firstLine="851"/>
+        <w:rPr>
+          <w:rFonts w:hint="eastAsia" w:ascii="微软雅黑" w:hAnsi="微软雅黑" w:eastAsia="微软雅黑"/>
+          <w:b w:val="0"/>
+          <w:bCs w:val="0"/>
+          <w:color w:val="auto"/>
+          <w:sz w:val="21"/>
+          <w:szCs w:val="21"/>
+          <w:lang w:eastAsia="zh-CN"/>
+        </w:rPr>
+      </w:pPr>
+      <w:r>
+        <w:rPr>
+          <w:rFonts w:hint="eastAsia" w:ascii="微软雅黑" w:hAnsi="微软雅黑" w:eastAsia="微软雅黑" w:cs="MS PGothic"/>
+          <w:b w:val="0"/>
+          <w:bCs w:val="0"/>
+          <w:color w:val="auto"/>
+          <w:sz w:val="21"/>
+          <w:szCs w:val="21"/>
+          <w:lang w:eastAsia="zh-CN"/>
+        </w:rPr>
+        <w:t>《风险管理计划书（</w:t>
+      </w:r>
+      <w:r>
+        <w:rPr>
+          <w:rFonts w:hint="eastAsia" w:ascii="微软雅黑" w:hAnsi="微软雅黑" w:eastAsia="微软雅黑" w:cs="MS PGothic"/>
+          <w:b w:val="0"/>
+          <w:bCs w:val="0"/>
+          <w:color w:val="4F81BD" w:themeColor="accent1"/>
           <w:sz w:val="21"/>
           <w:szCs w:val="21"/>
           <w:lang w:val="en-US" w:eastAsia="zh-CN"/>
-        </w:rPr>
-      </w:pPr>
+          <w14:textFill>
+            <w14:solidFill>
+              <w14:schemeClr w14:val="accent1"/>
+            </w14:solidFill>
+          </w14:textFill>
+        </w:rPr>
+        <w:t>{{risk_management}}</w:t>
+      </w:r>
       <w:r>
         <w:rPr>
-          <w:rFonts w:hint="eastAsia" w:ascii="微软雅黑" w:hAnsi="微软雅黑" w:eastAsia="微软雅黑"/>
-          <w:b/>
-          <w:bCs/>
+          <w:rFonts w:hint="eastAsia" w:ascii="微软雅黑" w:hAnsi="微软雅黑" w:eastAsia="微软雅黑" w:cs="MS PGothic"/>
+          <w:b w:val="0"/>
+          <w:bCs w:val="0"/>
+          <w:color w:val="auto"/>
           <w:sz w:val="21"/>
           <w:szCs w:val="21"/>
-          <w:lang w:val="en-US" w:eastAsia="zh-CN"/>
-        </w:rPr>
-        <w:t>{{</w:t>
-      </w:r>
-      <w:r>
-        <w:rPr>
-          <w:rFonts w:ascii="Helvetica Neue" w:hAnsi="Helvetica Neue" w:eastAsia="Helvetica Neue" w:cs="Helvetica Neue"/>
-          <w:kern w:val="0"/>
-          <w:sz w:val="26"/>
-          <w:szCs w:val="26"/>
-          <w:lang w:val="en-US" w:eastAsia="zh-CN" w:bidi="ar"/>
-        </w:rPr>
-        <w:t>risk_management_plan</w:t>
-      </w:r>
-      <w:r>
-        <w:rPr>
-          <w:rFonts w:hint="eastAsia" w:ascii="Helvetica Neue" w:hAnsi="Helvetica Neue" w:eastAsia="Helvetica Neue" w:cs="Helvetica Neue"/>
-          <w:kern w:val="0"/>
-          <w:sz w:val="26"/>
-          <w:szCs w:val="26"/>
-          <w:lang w:val="en-US" w:eastAsia="zh-CN" w:bidi="ar"/>
-        </w:rPr>
-        <w:t>}}</w:t>
+          <w:lang w:eastAsia="zh-CN"/>
+        </w:rPr>
+        <w:t>）》</w:t>
       </w:r>
     </w:p>
     <w:p>
@@ -9515,48 +8627,127 @@
         <w:tc>
           <w:tcPr>
             <w:tcW w:w="1984" w:type="dxa"/>
-          </w:tcPr>
-          <w:p>
-            <w:pPr>
+            <w:vAlign w:val="center"/>
+          </w:tcPr>
+          <w:p>
+            <w:pPr>
+              <w:widowControl/>
+              <w:jc w:val="left"/>
+              <w:textAlignment w:val="center"/>
+              <w:rPr>
+                <w:rFonts w:hint="eastAsia" w:ascii="微软雅黑" w:hAnsi="微软雅黑" w:eastAsia="微软雅黑" w:cs="MS PGothic"/>
+                <w:color w:val="auto"/>
+                <w:sz w:val="18"/>
+                <w:szCs w:val="18"/>
+              </w:rPr>
+            </w:pPr>
+            <w:r>
+              <w:rPr>
+                <w:rFonts w:hint="eastAsia" w:ascii="微软雅黑" w:hAnsi="微软雅黑" w:eastAsia="微软雅黑" w:cs="MS PGothic"/>
+                <w:color w:val="auto"/>
+                <w:sz w:val="18"/>
+                <w:szCs w:val="18"/>
+              </w:rPr>
+              <w:t>项目主管</w:t>
+            </w:r>
+          </w:p>
+          <w:p>
+            <w:pPr>
+              <w:widowControl/>
+              <w:jc w:val="left"/>
+              <w:textAlignment w:val="center"/>
               <w:rPr>
                 <w:rFonts w:hint="default" w:ascii="微软雅黑" w:hAnsi="微软雅黑" w:eastAsia="微软雅黑"/>
-                <w:color w:val="C0C0C0"/>
+                <w:color w:val="auto"/>
                 <w:sz w:val="21"/>
                 <w:lang w:val="en-US" w:eastAsia="zh-CN"/>
               </w:rPr>
             </w:pPr>
             <w:r>
               <w:rPr>
-                <w:rFonts w:hint="eastAsia" w:ascii="微软雅黑" w:hAnsi="微软雅黑" w:eastAsia="微软雅黑"/>
-                <w:color w:val="C0C0C0"/>
+                <w:rFonts w:hint="eastAsia" w:ascii="微软雅黑" w:hAnsi="微软雅黑" w:eastAsia="微软雅黑" w:cs="MS PGothic"/>
+                <w:color w:val="auto"/>
+                <w:sz w:val="18"/>
+                <w:szCs w:val="18"/>
+              </w:rPr>
+              <w:t>（テーマオーナー）</w:t>
+            </w:r>
+          </w:p>
+        </w:tc>
+        <w:tc>
+          <w:tcPr>
+            <w:tcW w:w="3544" w:type="dxa"/>
+            <w:vAlign w:val="center"/>
+          </w:tcPr>
+          <w:p>
+            <w:pPr>
+              <w:widowControl/>
+              <w:jc w:val="left"/>
+              <w:textAlignment w:val="center"/>
+              <w:rPr>
+                <w:rFonts w:hint="eastAsia" w:ascii="微软雅黑" w:hAnsi="微软雅黑" w:eastAsia="微软雅黑" w:cs="MS PGothic"/>
+                <w:color w:val="auto"/>
+                <w:sz w:val="18"/>
+                <w:szCs w:val="18"/>
+                <w:lang w:eastAsia="zh-CN"/>
+              </w:rPr>
+            </w:pPr>
+            <w:r>
+              <w:rPr>
+                <w:rFonts w:hint="eastAsia" w:ascii="微软雅黑" w:hAnsi="微软雅黑" w:eastAsia="微软雅黑" w:cs="MS PGothic"/>
+                <w:color w:val="auto"/>
+                <w:sz w:val="18"/>
+                <w:szCs w:val="18"/>
+                <w:lang w:eastAsia="zh-CN"/>
+              </w:rPr>
+              <w:t>项目管理的最高责任者。</w:t>
+            </w:r>
+          </w:p>
+          <w:p>
+            <w:pPr>
+              <w:widowControl/>
+              <w:jc w:val="left"/>
+              <w:textAlignment w:val="center"/>
+              <w:rPr>
+                <w:rFonts w:hint="eastAsia" w:ascii="微软雅黑" w:hAnsi="微软雅黑" w:eastAsia="微软雅黑" w:cs="MS PGothic"/>
+                <w:color w:val="auto"/>
+                <w:sz w:val="18"/>
+                <w:szCs w:val="18"/>
+                <w:lang w:eastAsia="zh-CN"/>
+              </w:rPr>
+            </w:pPr>
+            <w:r>
+              <w:rPr>
+                <w:rFonts w:hint="eastAsia" w:ascii="微软雅黑" w:hAnsi="微软雅黑" w:eastAsia="微软雅黑" w:cs="MS PGothic"/>
+                <w:color w:val="auto"/>
+                <w:sz w:val="18"/>
+                <w:szCs w:val="18"/>
+                <w:lang w:eastAsia="zh-CN"/>
+              </w:rPr>
+              <w:t>负责向量产转移的品质和开发资源的配置。</w:t>
+            </w:r>
+          </w:p>
+          <w:p>
+            <w:pPr>
+              <w:widowControl/>
+              <w:jc w:val="left"/>
+              <w:textAlignment w:val="center"/>
+              <w:rPr>
+                <w:rFonts w:hint="default" w:ascii="微软雅黑" w:hAnsi="微软雅黑" w:eastAsia="微软雅黑"/>
+                <w:color w:val="auto"/>
                 <w:sz w:val="21"/>
                 <w:lang w:val="en-US" w:eastAsia="zh-CN"/>
               </w:rPr>
-              <w:t>{{function}}</w:t>
-            </w:r>
-          </w:p>
-        </w:tc>
-        <w:tc>
-          <w:tcPr>
-            <w:tcW w:w="3544" w:type="dxa"/>
-          </w:tcPr>
-          <w:p>
-            <w:pPr>
-              <w:rPr>
-                <w:rFonts w:hint="default" w:ascii="微软雅黑" w:hAnsi="微软雅黑" w:eastAsia="微软雅黑"/>
-                <w:color w:val="C0C0C0"/>
-                <w:sz w:val="21"/>
-                <w:lang w:val="en-US" w:eastAsia="zh-CN"/>
-              </w:rPr>
             </w:pPr>
             <w:r>
               <w:rPr>
-                <w:rFonts w:hint="eastAsia" w:ascii="微软雅黑" w:hAnsi="微软雅黑" w:eastAsia="微软雅黑"/>
-                <w:color w:val="C0C0C0"/>
-                <w:sz w:val="21"/>
-                <w:lang w:val="en-US" w:eastAsia="zh-CN"/>
-              </w:rPr>
-              <w:t>{{responsibility}}</w:t>
+                <w:rFonts w:hint="eastAsia" w:ascii="微软雅黑" w:hAnsi="微软雅黑" w:eastAsia="微软雅黑" w:cs="MS PGothic"/>
+                <w:color w:val="auto"/>
+                <w:sz w:val="18"/>
+                <w:szCs w:val="18"/>
+                <w:lang w:eastAsia="zh-CN"/>
+              </w:rPr>
+              <w:t>项目主管可以将职责和权限委托给具备项目主管所需足够机能的人员作为项目副主管。</w:t>
             </w:r>
           </w:p>
         </w:tc>
@@ -9585,29 +8776,126 @@
         <w:tc>
           <w:tcPr>
             <w:tcW w:w="1984" w:type="dxa"/>
-          </w:tcPr>
-          <w:p>
-            <w:pPr>
-              <w:rPr>
-                <w:rFonts w:ascii="微软雅黑" w:hAnsi="微软雅黑" w:eastAsia="微软雅黑"/>
-                <w:color w:val="C0C0C0"/>
-                <w:sz w:val="21"/>
-              </w:rPr>
-            </w:pPr>
+            <w:vAlign w:val="center"/>
+          </w:tcPr>
+          <w:p>
+            <w:pPr>
+              <w:widowControl/>
+              <w:jc w:val="left"/>
+              <w:textAlignment w:val="center"/>
+              <w:rPr>
+                <w:rFonts w:hint="eastAsia" w:ascii="微软雅黑" w:hAnsi="微软雅黑" w:eastAsia="微软雅黑"/>
+                <w:color w:val="auto"/>
+                <w:sz w:val="18"/>
+                <w:szCs w:val="18"/>
+              </w:rPr>
+            </w:pPr>
+            <w:r>
+              <w:rPr>
+                <w:rFonts w:hint="eastAsia" w:ascii="微软雅黑" w:hAnsi="微软雅黑" w:eastAsia="微软雅黑"/>
+                <w:color w:val="auto"/>
+                <w:sz w:val="18"/>
+                <w:szCs w:val="18"/>
+              </w:rPr>
+              <w:t>项目副主管</w:t>
+            </w:r>
+          </w:p>
+          <w:p>
+            <w:pPr>
+              <w:widowControl/>
+              <w:jc w:val="left"/>
+              <w:textAlignment w:val="center"/>
+              <w:rPr>
+                <w:rFonts w:ascii="微软雅黑" w:hAnsi="微软雅黑" w:eastAsia="微软雅黑"/>
+                <w:color w:val="auto"/>
+                <w:sz w:val="21"/>
+              </w:rPr>
+            </w:pPr>
+            <w:r>
+              <w:rPr>
+                <w:rFonts w:hint="eastAsia" w:ascii="微软雅黑" w:hAnsi="微软雅黑" w:eastAsia="微软雅黑"/>
+                <w:color w:val="auto"/>
+                <w:sz w:val="18"/>
+                <w:szCs w:val="18"/>
+              </w:rPr>
+              <w:t>（サブテーマオーナー）</w:t>
+            </w:r>
           </w:p>
         </w:tc>
         <w:tc>
           <w:tcPr>
             <w:tcW w:w="3544" w:type="dxa"/>
-          </w:tcPr>
-          <w:p>
-            <w:pPr>
-              <w:rPr>
-                <w:rFonts w:ascii="微软雅黑" w:hAnsi="微软雅黑" w:eastAsia="微软雅黑"/>
-                <w:color w:val="C0C0C0"/>
-                <w:sz w:val="21"/>
-              </w:rPr>
-            </w:pPr>
+            <w:vAlign w:val="center"/>
+          </w:tcPr>
+          <w:p>
+            <w:pPr>
+              <w:widowControl/>
+              <w:jc w:val="left"/>
+              <w:textAlignment w:val="center"/>
+              <w:rPr>
+                <w:rFonts w:hint="eastAsia" w:ascii="微软雅黑" w:hAnsi="微软雅黑" w:eastAsia="微软雅黑"/>
+                <w:color w:val="auto"/>
+                <w:sz w:val="18"/>
+                <w:szCs w:val="18"/>
+                <w:lang w:eastAsia="zh-CN"/>
+              </w:rPr>
+            </w:pPr>
+            <w:r>
+              <w:rPr>
+                <w:rFonts w:hint="eastAsia" w:ascii="微软雅黑" w:hAnsi="微软雅黑" w:eastAsia="微软雅黑"/>
+                <w:color w:val="auto"/>
+                <w:sz w:val="18"/>
+                <w:szCs w:val="18"/>
+                <w:lang w:eastAsia="zh-CN"/>
+              </w:rPr>
+              <w:t>项目主管委托的责任和权限</w:t>
+            </w:r>
+          </w:p>
+          <w:p>
+            <w:pPr>
+              <w:widowControl/>
+              <w:jc w:val="left"/>
+              <w:textAlignment w:val="center"/>
+              <w:rPr>
+                <w:rFonts w:hint="eastAsia" w:ascii="微软雅黑" w:hAnsi="微软雅黑" w:eastAsia="微软雅黑"/>
+                <w:color w:val="auto"/>
+                <w:sz w:val="18"/>
+                <w:szCs w:val="18"/>
+                <w:lang w:eastAsia="zh-CN"/>
+              </w:rPr>
+            </w:pPr>
+            <w:r>
+              <w:rPr>
+                <w:rFonts w:hint="eastAsia" w:ascii="微软雅黑" w:hAnsi="微软雅黑" w:eastAsia="微软雅黑"/>
+                <w:color w:val="auto"/>
+                <w:sz w:val="18"/>
+                <w:szCs w:val="18"/>
+                <w:lang w:eastAsia="zh-CN"/>
+              </w:rPr>
+              <w:t>·进行各DR的设定、完成的判断。</w:t>
+            </w:r>
+          </w:p>
+          <w:p>
+            <w:pPr>
+              <w:widowControl/>
+              <w:jc w:val="left"/>
+              <w:textAlignment w:val="center"/>
+              <w:rPr>
+                <w:rFonts w:ascii="微软雅黑" w:hAnsi="微软雅黑" w:eastAsia="微软雅黑"/>
+                <w:color w:val="auto"/>
+                <w:sz w:val="21"/>
+              </w:rPr>
+            </w:pPr>
+            <w:r>
+              <w:rPr>
+                <w:rFonts w:hint="eastAsia" w:ascii="微软雅黑" w:hAnsi="微软雅黑" w:eastAsia="微软雅黑"/>
+                <w:color w:val="auto"/>
+                <w:sz w:val="18"/>
+                <w:szCs w:val="18"/>
+                <w:lang w:eastAsia="zh-CN"/>
+              </w:rPr>
+              <w:t>·作为项目主管制定、审查和批准开发目标</w:t>
+            </w:r>
           </w:p>
         </w:tc>
         <w:tc>
@@ -9635,29 +8923,102 @@
         <w:tc>
           <w:tcPr>
             <w:tcW w:w="1984" w:type="dxa"/>
-          </w:tcPr>
-          <w:p>
-            <w:pPr>
-              <w:rPr>
-                <w:rFonts w:ascii="微软雅黑" w:hAnsi="微软雅黑" w:eastAsia="微软雅黑"/>
-                <w:color w:val="C0C0C0"/>
-                <w:sz w:val="21"/>
-              </w:rPr>
-            </w:pPr>
+            <w:vAlign w:val="center"/>
+          </w:tcPr>
+          <w:p>
+            <w:pPr>
+              <w:widowControl/>
+              <w:jc w:val="left"/>
+              <w:textAlignment w:val="center"/>
+              <w:rPr>
+                <w:rFonts w:hint="eastAsia" w:ascii="微软雅黑" w:hAnsi="微软雅黑" w:eastAsia="微软雅黑"/>
+                <w:color w:val="auto"/>
+                <w:sz w:val="21"/>
+                <w:szCs w:val="21"/>
+              </w:rPr>
+            </w:pPr>
+            <w:r>
+              <w:rPr>
+                <w:rFonts w:hint="eastAsia" w:ascii="微软雅黑" w:hAnsi="微软雅黑" w:eastAsia="微软雅黑"/>
+                <w:color w:val="auto"/>
+                <w:sz w:val="21"/>
+                <w:szCs w:val="21"/>
+              </w:rPr>
+              <w:t>项目组长</w:t>
+            </w:r>
+          </w:p>
+          <w:p>
+            <w:pPr>
+              <w:widowControl/>
+              <w:jc w:val="left"/>
+              <w:textAlignment w:val="center"/>
+              <w:rPr>
+                <w:rFonts w:ascii="微软雅黑" w:hAnsi="微软雅黑" w:eastAsia="微软雅黑"/>
+                <w:color w:val="auto"/>
+                <w:sz w:val="21"/>
+              </w:rPr>
+            </w:pPr>
+            <w:r>
+              <w:rPr>
+                <w:rFonts w:hint="eastAsia" w:ascii="微软雅黑" w:hAnsi="微软雅黑" w:eastAsia="微软雅黑"/>
+                <w:color w:val="auto"/>
+                <w:sz w:val="21"/>
+                <w:szCs w:val="21"/>
+              </w:rPr>
+              <w:t>（テーマリーダー）</w:t>
+            </w:r>
           </w:p>
         </w:tc>
         <w:tc>
           <w:tcPr>
             <w:tcW w:w="3544" w:type="dxa"/>
-          </w:tcPr>
-          <w:p>
-            <w:pPr>
-              <w:rPr>
-                <w:rFonts w:ascii="微软雅黑" w:hAnsi="微软雅黑" w:eastAsia="微软雅黑"/>
-                <w:color w:val="C0C0C0"/>
-                <w:sz w:val="21"/>
-              </w:rPr>
-            </w:pPr>
+            <w:vAlign w:val="center"/>
+          </w:tcPr>
+          <w:p>
+            <w:pPr>
+              <w:widowControl/>
+              <w:jc w:val="left"/>
+              <w:textAlignment w:val="center"/>
+              <w:rPr>
+                <w:rFonts w:hint="eastAsia" w:ascii="微软雅黑" w:hAnsi="微软雅黑" w:eastAsia="微软雅黑"/>
+                <w:color w:val="auto"/>
+                <w:sz w:val="21"/>
+                <w:szCs w:val="21"/>
+                <w:lang w:eastAsia="zh-CN"/>
+              </w:rPr>
+            </w:pPr>
+            <w:r>
+              <w:rPr>
+                <w:rFonts w:hint="eastAsia" w:ascii="微软雅黑" w:hAnsi="微软雅黑" w:eastAsia="微软雅黑"/>
+                <w:color w:val="auto"/>
+                <w:sz w:val="21"/>
+                <w:szCs w:val="21"/>
+                <w:lang w:eastAsia="zh-CN"/>
+              </w:rPr>
+              <w:t>负责项目的管理</w:t>
+            </w:r>
+          </w:p>
+          <w:p>
+            <w:pPr>
+              <w:widowControl/>
+              <w:jc w:val="left"/>
+              <w:textAlignment w:val="center"/>
+              <w:rPr>
+                <w:rFonts w:ascii="微软雅黑" w:hAnsi="微软雅黑" w:eastAsia="微软雅黑"/>
+                <w:color w:val="auto"/>
+                <w:sz w:val="21"/>
+              </w:rPr>
+            </w:pPr>
+            <w:r>
+              <w:rPr>
+                <w:rFonts w:hint="eastAsia" w:ascii="微软雅黑" w:hAnsi="微软雅黑" w:eastAsia="微软雅黑"/>
+                <w:color w:val="auto"/>
+                <w:sz w:val="21"/>
+                <w:szCs w:val="21"/>
+                <w:lang w:eastAsia="zh-CN"/>
+              </w:rPr>
+              <w:t>·在给定的开发资源中实现开发目标的管理和例外事项发生时向上一级职位者进行报告。</w:t>
+            </w:r>
           </w:p>
         </w:tc>
         <w:tc>
@@ -9685,29 +9046,57 @@
         <w:tc>
           <w:tcPr>
             <w:tcW w:w="1984" w:type="dxa"/>
-          </w:tcPr>
-          <w:p>
-            <w:pPr>
-              <w:rPr>
-                <w:rFonts w:ascii="微软雅黑" w:hAnsi="微软雅黑" w:eastAsia="微软雅黑"/>
-                <w:color w:val="C0C0C0"/>
-                <w:sz w:val="21"/>
-              </w:rPr>
-            </w:pPr>
+            <w:vAlign w:val="center"/>
+          </w:tcPr>
+          <w:p>
+            <w:pPr>
+              <w:widowControl/>
+              <w:jc w:val="left"/>
+              <w:textAlignment w:val="center"/>
+              <w:rPr>
+                <w:rFonts w:ascii="微软雅黑" w:hAnsi="微软雅黑" w:eastAsia="微软雅黑"/>
+                <w:color w:val="auto"/>
+                <w:sz w:val="21"/>
+              </w:rPr>
+            </w:pPr>
+            <w:r>
+              <w:rPr>
+                <w:rFonts w:hint="eastAsia" w:ascii="微软雅黑" w:hAnsi="微软雅黑" w:eastAsia="微软雅黑"/>
+                <w:color w:val="auto"/>
+                <w:sz w:val="21"/>
+                <w:szCs w:val="21"/>
+                <w:lang w:eastAsia="zh-CN"/>
+              </w:rPr>
+              <w:t>企划担当者</w:t>
+            </w:r>
           </w:p>
         </w:tc>
         <w:tc>
           <w:tcPr>
             <w:tcW w:w="3544" w:type="dxa"/>
-          </w:tcPr>
-          <w:p>
-            <w:pPr>
-              <w:rPr>
-                <w:rFonts w:ascii="微软雅黑" w:hAnsi="微软雅黑" w:eastAsia="微软雅黑"/>
-                <w:color w:val="C0C0C0"/>
-                <w:sz w:val="21"/>
-              </w:rPr>
-            </w:pPr>
+            <w:vAlign w:val="center"/>
+          </w:tcPr>
+          <w:p>
+            <w:pPr>
+              <w:widowControl/>
+              <w:jc w:val="left"/>
+              <w:textAlignment w:val="center"/>
+              <w:rPr>
+                <w:rFonts w:ascii="微软雅黑" w:hAnsi="微软雅黑" w:eastAsia="微软雅黑"/>
+                <w:color w:val="auto"/>
+                <w:sz w:val="21"/>
+              </w:rPr>
+            </w:pPr>
+            <w:r>
+              <w:rPr>
+                <w:rFonts w:hint="eastAsia" w:ascii="微软雅黑" w:hAnsi="微软雅黑" w:eastAsia="微软雅黑"/>
+                <w:color w:val="auto"/>
+                <w:sz w:val="21"/>
+                <w:szCs w:val="21"/>
+                <w:lang w:eastAsia="zh-CN"/>
+              </w:rPr>
+              <w:t>负责确立对商品的要求仕样。</w:t>
+            </w:r>
           </w:p>
         </w:tc>
         <w:tc>
@@ -9735,29 +9124,57 @@
         <w:tc>
           <w:tcPr>
             <w:tcW w:w="1984" w:type="dxa"/>
-          </w:tcPr>
-          <w:p>
-            <w:pPr>
-              <w:rPr>
-                <w:rFonts w:ascii="微软雅黑" w:hAnsi="微软雅黑" w:eastAsia="微软雅黑"/>
-                <w:color w:val="C0C0C0"/>
-                <w:sz w:val="21"/>
-              </w:rPr>
-            </w:pPr>
+            <w:vAlign w:val="center"/>
+          </w:tcPr>
+          <w:p>
+            <w:pPr>
+              <w:widowControl/>
+              <w:jc w:val="left"/>
+              <w:textAlignment w:val="center"/>
+              <w:rPr>
+                <w:rFonts w:ascii="微软雅黑" w:hAnsi="微软雅黑" w:eastAsia="微软雅黑"/>
+                <w:color w:val="auto"/>
+                <w:sz w:val="21"/>
+              </w:rPr>
+            </w:pPr>
+            <w:r>
+              <w:rPr>
+                <w:rFonts w:hint="eastAsia" w:ascii="微软雅黑" w:hAnsi="微软雅黑" w:eastAsia="微软雅黑"/>
+                <w:color w:val="auto"/>
+                <w:sz w:val="21"/>
+                <w:szCs w:val="21"/>
+                <w:lang w:eastAsia="zh-CN"/>
+              </w:rPr>
+              <w:t>机械设计者</w:t>
+            </w:r>
           </w:p>
         </w:tc>
         <w:tc>
           <w:tcPr>
             <w:tcW w:w="3544" w:type="dxa"/>
-          </w:tcPr>
-          <w:p>
-            <w:pPr>
-              <w:rPr>
-                <w:rFonts w:ascii="微软雅黑" w:hAnsi="微软雅黑" w:eastAsia="微软雅黑"/>
-                <w:color w:val="C0C0C0"/>
-                <w:sz w:val="21"/>
-              </w:rPr>
-            </w:pPr>
+            <w:vAlign w:val="center"/>
+          </w:tcPr>
+          <w:p>
+            <w:pPr>
+              <w:widowControl/>
+              <w:jc w:val="left"/>
+              <w:textAlignment w:val="center"/>
+              <w:rPr>
+                <w:rFonts w:ascii="微软雅黑" w:hAnsi="微软雅黑" w:eastAsia="微软雅黑"/>
+                <w:color w:val="auto"/>
+                <w:sz w:val="21"/>
+              </w:rPr>
+            </w:pPr>
+            <w:r>
+              <w:rPr>
+                <w:rFonts w:ascii="微软雅黑" w:hAnsi="微软雅黑" w:eastAsia="微软雅黑"/>
+                <w:color w:val="auto"/>
+                <w:sz w:val="21"/>
+                <w:szCs w:val="21"/>
+                <w:lang w:eastAsia="zh-CN"/>
+              </w:rPr>
+              <w:t>负责构思机构设计方案，并承担产品结构设计的质量责任。</w:t>
+            </w:r>
           </w:p>
         </w:tc>
         <w:tc>
@@ -9785,29 +9202,77 @@
         <w:tc>
           <w:tcPr>
             <w:tcW w:w="1984" w:type="dxa"/>
-          </w:tcPr>
-          <w:p>
-            <w:pPr>
-              <w:rPr>
-                <w:rFonts w:ascii="微软雅黑" w:hAnsi="微软雅黑" w:eastAsia="微软雅黑"/>
-                <w:color w:val="C0C0C0"/>
-                <w:sz w:val="21"/>
-              </w:rPr>
-            </w:pPr>
+            <w:vAlign w:val="center"/>
+          </w:tcPr>
+          <w:p>
+            <w:pPr>
+              <w:widowControl/>
+              <w:jc w:val="left"/>
+              <w:textAlignment w:val="center"/>
+              <w:rPr>
+                <w:rFonts w:ascii="微软雅黑" w:hAnsi="微软雅黑" w:eastAsia="微软雅黑"/>
+                <w:color w:val="auto"/>
+                <w:sz w:val="21"/>
+              </w:rPr>
+            </w:pPr>
+            <w:r>
+              <w:rPr>
+                <w:rFonts w:hint="eastAsia" w:ascii="微软雅黑" w:hAnsi="微软雅黑" w:eastAsia="微软雅黑"/>
+                <w:color w:val="auto"/>
+                <w:sz w:val="21"/>
+                <w:szCs w:val="21"/>
+                <w:lang w:eastAsia="zh-CN"/>
+              </w:rPr>
+              <w:t>电气设计者</w:t>
+            </w:r>
           </w:p>
         </w:tc>
         <w:tc>
           <w:tcPr>
             <w:tcW w:w="3544" w:type="dxa"/>
-          </w:tcPr>
-          <w:p>
-            <w:pPr>
-              <w:rPr>
-                <w:rFonts w:ascii="微软雅黑" w:hAnsi="微软雅黑" w:eastAsia="微软雅黑"/>
-                <w:color w:val="C0C0C0"/>
-                <w:sz w:val="21"/>
-              </w:rPr>
-            </w:pPr>
+            <w:vAlign w:val="center"/>
+          </w:tcPr>
+          <w:p>
+            <w:pPr>
+              <w:widowControl/>
+              <w:jc w:val="left"/>
+              <w:textAlignment w:val="center"/>
+              <w:rPr>
+                <w:rFonts w:ascii="微软雅黑" w:hAnsi="微软雅黑" w:eastAsia="微软雅黑"/>
+                <w:color w:val="auto"/>
+                <w:sz w:val="21"/>
+              </w:rPr>
+            </w:pPr>
+            <w:r>
+              <w:rPr>
+                <w:rFonts w:ascii="微软雅黑" w:hAnsi="微软雅黑" w:eastAsia="微软雅黑"/>
+                <w:color w:val="auto"/>
+                <w:sz w:val="21"/>
+                <w:szCs w:val="21"/>
+                <w:lang w:eastAsia="zh-CN"/>
+              </w:rPr>
+              <w:t>负责设定硬件设计</w:t>
+            </w:r>
+            <w:r>
+              <w:rPr>
+                <w:rFonts w:hint="eastAsia" w:ascii="微软雅黑" w:hAnsi="微软雅黑" w:eastAsia="微软雅黑"/>
+                <w:color w:val="auto"/>
+                <w:sz w:val="21"/>
+                <w:szCs w:val="21"/>
+                <w:lang w:eastAsia="zh-CN"/>
+              </w:rPr>
+              <w:t>仕样</w:t>
+            </w:r>
+            <w:r>
+              <w:rPr>
+                <w:rFonts w:ascii="微软雅黑" w:hAnsi="微软雅黑" w:eastAsia="微软雅黑"/>
+                <w:color w:val="auto"/>
+                <w:sz w:val="21"/>
+                <w:szCs w:val="21"/>
+                <w:lang w:eastAsia="zh-CN"/>
+              </w:rPr>
+              <w:t>，并承担硬件的质量责任。</w:t>
+            </w:r>
           </w:p>
         </w:tc>
         <w:tc>
@@ -9835,29 +9300,57 @@
         <w:tc>
           <w:tcPr>
             <w:tcW w:w="1984" w:type="dxa"/>
-          </w:tcPr>
-          <w:p>
-            <w:pPr>
-              <w:rPr>
-                <w:rFonts w:ascii="微软雅黑" w:hAnsi="微软雅黑" w:eastAsia="微软雅黑"/>
-                <w:color w:val="C0C0C0"/>
-                <w:sz w:val="21"/>
-              </w:rPr>
-            </w:pPr>
+            <w:vAlign w:val="center"/>
+          </w:tcPr>
+          <w:p>
+            <w:pPr>
+              <w:widowControl/>
+              <w:jc w:val="left"/>
+              <w:textAlignment w:val="center"/>
+              <w:rPr>
+                <w:rFonts w:ascii="微软雅黑" w:hAnsi="微软雅黑" w:eastAsia="微软雅黑"/>
+                <w:color w:val="auto"/>
+                <w:sz w:val="21"/>
+              </w:rPr>
+            </w:pPr>
+            <w:r>
+              <w:rPr>
+                <w:rFonts w:hint="eastAsia" w:ascii="微软雅黑" w:hAnsi="微软雅黑" w:eastAsia="微软雅黑"/>
+                <w:color w:val="auto"/>
+                <w:sz w:val="21"/>
+                <w:szCs w:val="21"/>
+                <w:lang w:eastAsia="zh-CN"/>
+              </w:rPr>
+              <w:t>软件设计者</w:t>
+            </w:r>
           </w:p>
         </w:tc>
         <w:tc>
           <w:tcPr>
             <w:tcW w:w="3544" w:type="dxa"/>
-          </w:tcPr>
-          <w:p>
-            <w:pPr>
-              <w:rPr>
-                <w:rFonts w:ascii="微软雅黑" w:hAnsi="微软雅黑" w:eastAsia="微软雅黑"/>
-                <w:color w:val="C0C0C0"/>
-                <w:sz w:val="21"/>
-              </w:rPr>
-            </w:pPr>
+            <w:vAlign w:val="center"/>
+          </w:tcPr>
+          <w:p>
+            <w:pPr>
+              <w:widowControl/>
+              <w:jc w:val="left"/>
+              <w:textAlignment w:val="center"/>
+              <w:rPr>
+                <w:rFonts w:ascii="微软雅黑" w:hAnsi="微软雅黑" w:eastAsia="微软雅黑"/>
+                <w:color w:val="auto"/>
+                <w:sz w:val="21"/>
+              </w:rPr>
+            </w:pPr>
+            <w:r>
+              <w:rPr>
+                <w:rFonts w:hint="eastAsia" w:ascii="微软雅黑" w:hAnsi="微软雅黑" w:eastAsia="微软雅黑"/>
+                <w:color w:val="auto"/>
+                <w:sz w:val="21"/>
+                <w:szCs w:val="21"/>
+                <w:lang w:eastAsia="zh-CN"/>
+              </w:rPr>
+              <w:t>负责设定软件设计仕样，并承担产品软件的质量责任。</w:t>
+            </w:r>
           </w:p>
         </w:tc>
         <w:tc>
@@ -9885,29 +9378,57 @@
         <w:tc>
           <w:tcPr>
             <w:tcW w:w="1984" w:type="dxa"/>
-          </w:tcPr>
-          <w:p>
-            <w:pPr>
-              <w:rPr>
-                <w:rFonts w:ascii="微软雅黑" w:hAnsi="微软雅黑" w:eastAsia="微软雅黑"/>
-                <w:color w:val="C0C0C0"/>
-                <w:sz w:val="21"/>
-              </w:rPr>
-            </w:pPr>
+            <w:vAlign w:val="center"/>
+          </w:tcPr>
+          <w:p>
+            <w:pPr>
+              <w:widowControl/>
+              <w:jc w:val="left"/>
+              <w:textAlignment w:val="center"/>
+              <w:rPr>
+                <w:rFonts w:ascii="微软雅黑" w:hAnsi="微软雅黑" w:eastAsia="微软雅黑"/>
+                <w:color w:val="auto"/>
+                <w:sz w:val="21"/>
+              </w:rPr>
+            </w:pPr>
+            <w:r>
+              <w:rPr>
+                <w:rFonts w:hint="eastAsia" w:ascii="微软雅黑" w:hAnsi="微软雅黑" w:eastAsia="微软雅黑"/>
+                <w:color w:val="auto"/>
+                <w:sz w:val="21"/>
+                <w:szCs w:val="21"/>
+                <w:lang w:eastAsia="zh-CN"/>
+              </w:rPr>
+              <w:t>工程/设备设计者</w:t>
+            </w:r>
           </w:p>
         </w:tc>
         <w:tc>
           <w:tcPr>
             <w:tcW w:w="3544" w:type="dxa"/>
-          </w:tcPr>
-          <w:p>
-            <w:pPr>
-              <w:rPr>
-                <w:rFonts w:ascii="微软雅黑" w:hAnsi="微软雅黑" w:eastAsia="微软雅黑"/>
-                <w:color w:val="C0C0C0"/>
-                <w:sz w:val="21"/>
-              </w:rPr>
-            </w:pPr>
+            <w:vAlign w:val="center"/>
+          </w:tcPr>
+          <w:p>
+            <w:pPr>
+              <w:widowControl/>
+              <w:jc w:val="left"/>
+              <w:textAlignment w:val="center"/>
+              <w:rPr>
+                <w:rFonts w:ascii="微软雅黑" w:hAnsi="微软雅黑" w:eastAsia="微软雅黑"/>
+                <w:color w:val="auto"/>
+                <w:sz w:val="21"/>
+              </w:rPr>
+            </w:pPr>
+            <w:r>
+              <w:rPr>
+                <w:rFonts w:hint="eastAsia" w:ascii="微软雅黑" w:hAnsi="微软雅黑" w:eastAsia="微软雅黑"/>
+                <w:color w:val="auto"/>
+                <w:sz w:val="21"/>
+                <w:szCs w:val="21"/>
+                <w:lang w:eastAsia="zh-CN"/>
+              </w:rPr>
+              <w:t>实施工程及设备设计，完成制造工程。</w:t>
+            </w:r>
           </w:p>
         </w:tc>
         <w:tc>
@@ -9935,29 +9456,57 @@
         <w:tc>
           <w:tcPr>
             <w:tcW w:w="1984" w:type="dxa"/>
-          </w:tcPr>
-          <w:p>
-            <w:pPr>
-              <w:rPr>
-                <w:rFonts w:ascii="微软雅黑" w:hAnsi="微软雅黑" w:eastAsia="微软雅黑"/>
-                <w:color w:val="C0C0C0"/>
-                <w:sz w:val="21"/>
-              </w:rPr>
-            </w:pPr>
+            <w:vAlign w:val="center"/>
+          </w:tcPr>
+          <w:p>
+            <w:pPr>
+              <w:widowControl/>
+              <w:jc w:val="left"/>
+              <w:textAlignment w:val="center"/>
+              <w:rPr>
+                <w:rFonts w:ascii="微软雅黑" w:hAnsi="微软雅黑" w:eastAsia="微软雅黑"/>
+                <w:color w:val="auto"/>
+                <w:sz w:val="21"/>
+              </w:rPr>
+            </w:pPr>
+            <w:r>
+              <w:rPr>
+                <w:rFonts w:hint="eastAsia" w:ascii="微软雅黑" w:hAnsi="微软雅黑" w:eastAsia="微软雅黑"/>
+                <w:color w:val="auto"/>
+                <w:sz w:val="21"/>
+                <w:szCs w:val="21"/>
+                <w:lang w:eastAsia="zh-CN"/>
+              </w:rPr>
+              <w:t>说明书担当者</w:t>
+            </w:r>
           </w:p>
         </w:tc>
         <w:tc>
           <w:tcPr>
             <w:tcW w:w="3544" w:type="dxa"/>
-          </w:tcPr>
-          <w:p>
-            <w:pPr>
-              <w:rPr>
-                <w:rFonts w:ascii="微软雅黑" w:hAnsi="微软雅黑" w:eastAsia="微软雅黑"/>
-                <w:color w:val="C0C0C0"/>
-                <w:sz w:val="21"/>
-              </w:rPr>
-            </w:pPr>
+            <w:vAlign w:val="center"/>
+          </w:tcPr>
+          <w:p>
+            <w:pPr>
+              <w:widowControl/>
+              <w:jc w:val="left"/>
+              <w:textAlignment w:val="center"/>
+              <w:rPr>
+                <w:rFonts w:ascii="微软雅黑" w:hAnsi="微软雅黑" w:eastAsia="微软雅黑"/>
+                <w:color w:val="auto"/>
+                <w:sz w:val="21"/>
+              </w:rPr>
+            </w:pPr>
+            <w:r>
+              <w:rPr>
+                <w:rFonts w:hint="eastAsia" w:ascii="微软雅黑" w:hAnsi="微软雅黑" w:eastAsia="微软雅黑"/>
+                <w:color w:val="auto"/>
+                <w:sz w:val="21"/>
+                <w:szCs w:val="21"/>
+                <w:lang w:eastAsia="zh-CN"/>
+              </w:rPr>
+              <w:t>负责说明书的构想设计及执行，并承担质量责任</w:t>
+            </w:r>
           </w:p>
         </w:tc>
         <w:tc>
@@ -9985,29 +9534,57 @@
         <w:tc>
           <w:tcPr>
             <w:tcW w:w="1984" w:type="dxa"/>
-          </w:tcPr>
-          <w:p>
-            <w:pPr>
-              <w:rPr>
-                <w:rFonts w:ascii="微软雅黑" w:hAnsi="微软雅黑" w:eastAsia="微软雅黑"/>
-                <w:color w:val="C0C0C0"/>
-                <w:sz w:val="21"/>
-              </w:rPr>
-            </w:pPr>
+            <w:vAlign w:val="center"/>
+          </w:tcPr>
+          <w:p>
+            <w:pPr>
+              <w:widowControl/>
+              <w:jc w:val="left"/>
+              <w:textAlignment w:val="center"/>
+              <w:rPr>
+                <w:rFonts w:ascii="微软雅黑" w:hAnsi="微软雅黑" w:eastAsia="微软雅黑"/>
+                <w:color w:val="auto"/>
+                <w:sz w:val="21"/>
+              </w:rPr>
+            </w:pPr>
+            <w:r>
+              <w:rPr>
+                <w:rFonts w:hint="eastAsia" w:ascii="微软雅黑" w:hAnsi="微软雅黑" w:eastAsia="微软雅黑"/>
+                <w:color w:val="auto"/>
+                <w:sz w:val="21"/>
+                <w:szCs w:val="21"/>
+                <w:lang w:eastAsia="zh-CN"/>
+              </w:rPr>
+              <w:t>包装材料担当者</w:t>
+            </w:r>
           </w:p>
         </w:tc>
         <w:tc>
           <w:tcPr>
             <w:tcW w:w="3544" w:type="dxa"/>
-          </w:tcPr>
-          <w:p>
-            <w:pPr>
-              <w:rPr>
-                <w:rFonts w:ascii="微软雅黑" w:hAnsi="微软雅黑" w:eastAsia="微软雅黑"/>
-                <w:color w:val="C0C0C0"/>
-                <w:sz w:val="21"/>
-              </w:rPr>
-            </w:pPr>
+            <w:vAlign w:val="center"/>
+          </w:tcPr>
+          <w:p>
+            <w:pPr>
+              <w:widowControl/>
+              <w:jc w:val="left"/>
+              <w:textAlignment w:val="center"/>
+              <w:rPr>
+                <w:rFonts w:ascii="微软雅黑" w:hAnsi="微软雅黑" w:eastAsia="微软雅黑"/>
+                <w:color w:val="auto"/>
+                <w:sz w:val="21"/>
+              </w:rPr>
+            </w:pPr>
+            <w:r>
+              <w:rPr>
+                <w:rFonts w:hint="eastAsia" w:ascii="微软雅黑" w:hAnsi="微软雅黑" w:eastAsia="微软雅黑"/>
+                <w:color w:val="auto"/>
+                <w:sz w:val="21"/>
+                <w:szCs w:val="21"/>
+                <w:lang w:eastAsia="zh-CN"/>
+              </w:rPr>
+              <w:t>负责个装、缓冲材料、主纸箱的设计责任及包装质量责任。</w:t>
+            </w:r>
           </w:p>
         </w:tc>
         <w:tc>
@@ -10035,29 +9612,57 @@
         <w:tc>
           <w:tcPr>
             <w:tcW w:w="1984" w:type="dxa"/>
-          </w:tcPr>
-          <w:p>
-            <w:pPr>
-              <w:rPr>
-                <w:rFonts w:ascii="微软雅黑" w:hAnsi="微软雅黑" w:eastAsia="微软雅黑"/>
-                <w:color w:val="C0C0C0"/>
-                <w:sz w:val="21"/>
-              </w:rPr>
-            </w:pPr>
+            <w:vAlign w:val="center"/>
+          </w:tcPr>
+          <w:p>
+            <w:pPr>
+              <w:widowControl/>
+              <w:jc w:val="left"/>
+              <w:textAlignment w:val="center"/>
+              <w:rPr>
+                <w:rFonts w:ascii="微软雅黑" w:hAnsi="微软雅黑" w:eastAsia="微软雅黑"/>
+                <w:color w:val="auto"/>
+                <w:sz w:val="21"/>
+              </w:rPr>
+            </w:pPr>
+            <w:r>
+              <w:rPr>
+                <w:rFonts w:hint="eastAsia" w:ascii="微软雅黑" w:hAnsi="微软雅黑" w:eastAsia="微软雅黑"/>
+                <w:color w:val="auto"/>
+                <w:sz w:val="21"/>
+                <w:szCs w:val="21"/>
+                <w:lang w:eastAsia="zh-CN"/>
+              </w:rPr>
+              <w:t>量产准备担当者</w:t>
+            </w:r>
           </w:p>
         </w:tc>
         <w:tc>
           <w:tcPr>
             <w:tcW w:w="3544" w:type="dxa"/>
-          </w:tcPr>
-          <w:p>
-            <w:pPr>
-              <w:rPr>
-                <w:rFonts w:ascii="微软雅黑" w:hAnsi="微软雅黑" w:eastAsia="微软雅黑"/>
-                <w:color w:val="C0C0C0"/>
-                <w:sz w:val="21"/>
-              </w:rPr>
-            </w:pPr>
+            <w:vAlign w:val="center"/>
+          </w:tcPr>
+          <w:p>
+            <w:pPr>
+              <w:widowControl/>
+              <w:jc w:val="left"/>
+              <w:textAlignment w:val="center"/>
+              <w:rPr>
+                <w:rFonts w:ascii="微软雅黑" w:hAnsi="微软雅黑" w:eastAsia="微软雅黑"/>
+                <w:color w:val="auto"/>
+                <w:sz w:val="21"/>
+              </w:rPr>
+            </w:pPr>
+            <w:r>
+              <w:rPr>
+                <w:rFonts w:ascii="微软雅黑" w:hAnsi="微软雅黑" w:eastAsia="微软雅黑"/>
+                <w:color w:val="auto"/>
+                <w:sz w:val="21"/>
+                <w:szCs w:val="21"/>
+                <w:lang w:eastAsia="zh-CN"/>
+              </w:rPr>
+              <w:t>统筹与新产品开发相关的生产各部门的工作，推进量产试制及量产启动。</w:t>
+            </w:r>
           </w:p>
         </w:tc>
         <w:tc>
@@ -10085,6 +9690,85 @@
         <w:tc>
           <w:tcPr>
             <w:tcW w:w="1984" w:type="dxa"/>
+            <w:vAlign w:val="center"/>
+          </w:tcPr>
+          <w:p>
+            <w:pPr>
+              <w:widowControl/>
+              <w:jc w:val="left"/>
+              <w:textAlignment w:val="center"/>
+              <w:rPr>
+                <w:rFonts w:ascii="微软雅黑" w:hAnsi="微软雅黑" w:eastAsia="微软雅黑"/>
+                <w:color w:val="auto"/>
+                <w:sz w:val="21"/>
+              </w:rPr>
+            </w:pPr>
+            <w:r>
+              <w:rPr>
+                <w:rFonts w:hint="eastAsia" w:ascii="微软雅黑" w:hAnsi="微软雅黑" w:eastAsia="微软雅黑"/>
+                <w:color w:val="auto"/>
+                <w:sz w:val="21"/>
+                <w:szCs w:val="21"/>
+                <w:lang w:eastAsia="zh-CN"/>
+              </w:rPr>
+              <w:t>产品环境评估审查责任者（</w:t>
+            </w:r>
+            <w:r>
+              <w:rPr>
+                <w:rFonts w:ascii="微软雅黑" w:hAnsi="微软雅黑" w:eastAsia="微软雅黑"/>
+                <w:color w:val="auto"/>
+                <w:sz w:val="21"/>
+                <w:szCs w:val="21"/>
+                <w:lang w:eastAsia="zh-CN"/>
+              </w:rPr>
+              <w:t>PEA</w:t>
+            </w:r>
+            <w:r>
+              <w:rPr>
+                <w:rFonts w:hint="eastAsia" w:ascii="微软雅黑" w:hAnsi="微软雅黑" w:eastAsia="微软雅黑"/>
+                <w:color w:val="auto"/>
+                <w:sz w:val="21"/>
+                <w:szCs w:val="21"/>
+                <w:lang w:eastAsia="zh-CN"/>
+              </w:rPr>
+              <w:t>）</w:t>
+            </w:r>
+          </w:p>
+        </w:tc>
+        <w:tc>
+          <w:tcPr>
+            <w:tcW w:w="3544" w:type="dxa"/>
+            <w:vAlign w:val="center"/>
+          </w:tcPr>
+          <w:p>
+            <w:pPr>
+              <w:widowControl/>
+              <w:jc w:val="left"/>
+              <w:textAlignment w:val="center"/>
+              <w:rPr>
+                <w:rFonts w:ascii="微软雅黑" w:hAnsi="微软雅黑" w:eastAsia="微软雅黑"/>
+                <w:color w:val="auto"/>
+                <w:sz w:val="21"/>
+              </w:rPr>
+            </w:pPr>
+            <w:r>
+              <w:rPr>
+                <w:rFonts w:hint="eastAsia" w:ascii="微软雅黑" w:hAnsi="微软雅黑" w:eastAsia="微软雅黑"/>
+                <w:color w:val="auto"/>
+                <w:sz w:val="21"/>
+                <w:szCs w:val="21"/>
+                <w:lang w:eastAsia="zh-CN"/>
+              </w:rPr>
+              <w:t>负责在产品生产、流通、使用、维护、回收、废弃、再资源化等各阶段尽可能降低环境负荷，同时审查各项活动是否按照产品环境评估计划的要求妥当的实施。</w:t>
+            </w:r>
+          </w:p>
+        </w:tc>
+        <w:tc>
+          <w:tcPr>
+            <w:tcW w:w="3402" w:type="dxa"/>
+            <w:tcBorders>
+              <w:right w:val="single" w:color="auto" w:sz="4" w:space="0"/>
+            </w:tcBorders>
           </w:tcPr>
           <w:p>
             <w:pPr>
@@ -10096,15 +9780,236 @@
             </w:pPr>
           </w:p>
         </w:tc>
+      </w:tr>
+      <w:tr>
+        <w:trPr>
+          <w:cantSplit/>
+        </w:trPr>
+        <w:tc>
+          <w:tcPr>
+            <w:tcW w:w="1984" w:type="dxa"/>
+            <w:vAlign w:val="center"/>
+          </w:tcPr>
+          <w:p>
+            <w:pPr>
+              <w:widowControl/>
+              <w:jc w:val="left"/>
+              <w:textAlignment w:val="center"/>
+              <w:rPr>
+                <w:rFonts w:hint="eastAsia" w:ascii="宋体" w:hAnsi="宋体" w:eastAsia="宋体" w:cs="宋体"/>
+                <w:i w:val="0"/>
+                <w:iCs w:val="0"/>
+                <w:color w:val="auto"/>
+                <w:kern w:val="0"/>
+                <w:sz w:val="22"/>
+                <w:szCs w:val="22"/>
+                <w:u w:val="none"/>
+                <w:lang w:val="en-US" w:eastAsia="zh-CN" w:bidi="ar"/>
+              </w:rPr>
+            </w:pPr>
+            <w:r>
+              <w:rPr>
+                <w:rFonts w:ascii="微软雅黑" w:hAnsi="微软雅黑" w:eastAsia="微软雅黑" w:cs="宋体"/>
+                <w:color w:val="auto"/>
+                <w:sz w:val="21"/>
+                <w:szCs w:val="21"/>
+                <w:lang w:eastAsia="zh-CN" w:bidi="ar"/>
+              </w:rPr>
+              <w:t>产品安全性审查</w:t>
+            </w:r>
+            <w:r>
+              <w:rPr>
+                <w:rFonts w:hint="eastAsia" w:ascii="微软雅黑" w:hAnsi="微软雅黑" w:eastAsia="微软雅黑" w:cs="宋体"/>
+                <w:color w:val="auto"/>
+                <w:sz w:val="21"/>
+                <w:szCs w:val="21"/>
+                <w:lang w:eastAsia="zh-CN" w:bidi="ar"/>
+              </w:rPr>
+              <w:t>责任者</w:t>
+            </w:r>
+            <w:r>
+              <w:rPr>
+                <w:rFonts w:ascii="微软雅黑" w:hAnsi="微软雅黑" w:eastAsia="微软雅黑" w:cs="宋体"/>
+                <w:color w:val="auto"/>
+                <w:sz w:val="21"/>
+                <w:szCs w:val="21"/>
+                <w:lang w:eastAsia="zh-CN" w:bidi="ar"/>
+              </w:rPr>
+              <w:t>（PSE）</w:t>
+            </w:r>
+          </w:p>
+        </w:tc>
         <w:tc>
           <w:tcPr>
             <w:tcW w:w="3544" w:type="dxa"/>
+            <w:vAlign w:val="center"/>
+          </w:tcPr>
+          <w:p>
+            <w:pPr>
+              <w:widowControl/>
+              <w:jc w:val="left"/>
+              <w:textAlignment w:val="center"/>
+              <w:rPr>
+                <w:rFonts w:ascii="微软雅黑" w:hAnsi="微软雅黑" w:eastAsia="微软雅黑"/>
+                <w:color w:val="auto"/>
+                <w:sz w:val="21"/>
+              </w:rPr>
+            </w:pPr>
+            <w:r>
+              <w:rPr>
+                <w:rFonts w:ascii="微软雅黑" w:hAnsi="微软雅黑" w:eastAsia="微软雅黑"/>
+                <w:color w:val="auto"/>
+                <w:sz w:val="21"/>
+                <w:szCs w:val="21"/>
+                <w:lang w:eastAsia="zh-CN"/>
+              </w:rPr>
+              <w:t>负责审查风险控制</w:t>
+            </w:r>
+            <w:r>
+              <w:rPr>
+                <w:rFonts w:hint="eastAsia" w:ascii="微软雅黑" w:hAnsi="微软雅黑" w:eastAsia="微软雅黑"/>
+                <w:color w:val="auto"/>
+                <w:sz w:val="21"/>
+                <w:szCs w:val="21"/>
+                <w:lang w:eastAsia="zh-CN"/>
+              </w:rPr>
+              <w:t>仕样</w:t>
+            </w:r>
+            <w:r>
+              <w:rPr>
+                <w:rFonts w:ascii="微软雅黑" w:hAnsi="微软雅黑" w:eastAsia="微软雅黑"/>
+                <w:color w:val="auto"/>
+                <w:sz w:val="21"/>
+                <w:szCs w:val="21"/>
+                <w:lang w:eastAsia="zh-CN"/>
+              </w:rPr>
+              <w:t>书及结果书中所列内容是否得到实施。</w:t>
+            </w:r>
+          </w:p>
+        </w:tc>
+        <w:tc>
+          <w:tcPr>
+            <w:tcW w:w="3402" w:type="dxa"/>
+            <w:tcBorders>
+              <w:right w:val="single" w:color="auto" w:sz="4" w:space="0"/>
+            </w:tcBorders>
           </w:tcPr>
           <w:p>
             <w:pPr>
               <w:rPr>
                 <w:rFonts w:ascii="微软雅黑" w:hAnsi="微软雅黑" w:eastAsia="微软雅黑"/>
                 <w:color w:val="C0C0C0"/>
+                <w:sz w:val="21"/>
+              </w:rPr>
+            </w:pPr>
+          </w:p>
+        </w:tc>
+      </w:tr>
+      <w:tr>
+        <w:trPr>
+          <w:cantSplit/>
+        </w:trPr>
+        <w:tc>
+          <w:tcPr>
+            <w:tcW w:w="1984" w:type="dxa"/>
+            <w:vAlign w:val="center"/>
+          </w:tcPr>
+          <w:p>
+            <w:pPr>
+              <w:widowControl/>
+              <w:jc w:val="left"/>
+              <w:textAlignment w:val="center"/>
+              <w:rPr>
+                <w:rFonts w:hint="eastAsia" w:ascii="宋体" w:hAnsi="宋体" w:eastAsia="宋体" w:cs="宋体"/>
+                <w:i w:val="0"/>
+                <w:iCs w:val="0"/>
+                <w:color w:val="auto"/>
+                <w:kern w:val="0"/>
+                <w:sz w:val="22"/>
+                <w:szCs w:val="22"/>
+                <w:u w:val="none"/>
+                <w:lang w:val="en-US" w:eastAsia="zh-CN" w:bidi="ar"/>
+              </w:rPr>
+            </w:pPr>
+          </w:p>
+        </w:tc>
+        <w:tc>
+          <w:tcPr>
+            <w:tcW w:w="3544" w:type="dxa"/>
+            <w:vAlign w:val="center"/>
+          </w:tcPr>
+          <w:p>
+            <w:pPr>
+              <w:widowControl/>
+              <w:jc w:val="left"/>
+              <w:textAlignment w:val="center"/>
+              <w:rPr>
+                <w:rFonts w:ascii="微软雅黑" w:hAnsi="微软雅黑" w:eastAsia="微软雅黑"/>
+                <w:color w:val="auto"/>
+                <w:sz w:val="21"/>
+              </w:rPr>
+            </w:pPr>
+          </w:p>
+        </w:tc>
+        <w:tc>
+          <w:tcPr>
+            <w:tcW w:w="3402" w:type="dxa"/>
+            <w:tcBorders>
+              <w:right w:val="single" w:color="auto" w:sz="4" w:space="0"/>
+            </w:tcBorders>
+          </w:tcPr>
+          <w:p>
+            <w:pPr>
+              <w:rPr>
+                <w:rFonts w:ascii="微软雅黑" w:hAnsi="微软雅黑" w:eastAsia="微软雅黑"/>
+                <w:color w:val="C0C0C0"/>
+                <w:sz w:val="21"/>
+              </w:rPr>
+            </w:pPr>
+          </w:p>
+        </w:tc>
+      </w:tr>
+      <w:tr>
+        <w:trPr>
+          <w:cantSplit/>
+        </w:trPr>
+        <w:tc>
+          <w:tcPr>
+            <w:tcW w:w="1984" w:type="dxa"/>
+            <w:vAlign w:val="center"/>
+          </w:tcPr>
+          <w:p>
+            <w:pPr>
+              <w:widowControl/>
+              <w:jc w:val="left"/>
+              <w:textAlignment w:val="center"/>
+              <w:rPr>
+                <w:rFonts w:hint="eastAsia" w:ascii="宋体" w:hAnsi="宋体" w:eastAsia="宋体" w:cs="宋体"/>
+                <w:i w:val="0"/>
+                <w:iCs w:val="0"/>
+                <w:color w:val="auto"/>
+                <w:kern w:val="0"/>
+                <w:sz w:val="22"/>
+                <w:szCs w:val="22"/>
+                <w:u w:val="none"/>
+                <w:lang w:val="en-US" w:eastAsia="zh-CN" w:bidi="ar"/>
+              </w:rPr>
+            </w:pPr>
+          </w:p>
+        </w:tc>
+        <w:tc>
+          <w:tcPr>
+            <w:tcW w:w="3544" w:type="dxa"/>
+            <w:vAlign w:val="center"/>
+          </w:tcPr>
+          <w:p>
+            <w:pPr>
+              <w:widowControl/>
+              <w:jc w:val="left"/>
+              <w:textAlignment w:val="center"/>
+              <w:rPr>
+                <w:rFonts w:ascii="微软雅黑" w:hAnsi="微软雅黑" w:eastAsia="微软雅黑"/>
+                <w:color w:val="auto"/>
                 <w:sz w:val="21"/>
               </w:rPr>
             </w:pPr>
@@ -10266,6 +10171,54 @@
         <w:tc>
           <w:tcPr>
             <w:tcW w:w="3615" w:type="dxa"/>
+            <w:vAlign w:val="top"/>
+          </w:tcPr>
+          <w:p>
+            <w:pPr>
+              <w:pStyle w:val="22"/>
+              <w:rPr>
+                <w:rFonts w:hint="default" w:ascii="微软雅黑" w:hAnsi="微软雅黑" w:eastAsia="微软雅黑"/>
+                <w:color w:val="auto"/>
+                <w:sz w:val="21"/>
+                <w:lang w:val="en-US" w:eastAsia="zh-CN"/>
+              </w:rPr>
+            </w:pPr>
+            <w:r>
+              <w:rPr>
+                <w:rFonts w:ascii="微软雅黑" w:hAnsi="微软雅黑" w:eastAsia="微软雅黑" w:cs="MS PGothic"/>
+                <w:color w:val="auto"/>
+                <w:sz w:val="21"/>
+                <w:szCs w:val="21"/>
+                <w:lang w:eastAsia="zh-CN"/>
+              </w:rPr>
+              <w:t>系统构成及开发对象整体的版本管理</w:t>
+            </w:r>
+          </w:p>
+        </w:tc>
+        <w:tc>
+          <w:tcPr>
+            <w:tcW w:w="2144" w:type="dxa"/>
+          </w:tcPr>
+          <w:p>
+            <w:pPr>
+              <w:jc w:val="center"/>
+              <w:rPr>
+                <w:rFonts w:ascii="微软雅黑" w:hAnsi="微软雅黑" w:eastAsia="微软雅黑"/>
+                <w:color w:val="C0C0C0"/>
+                <w:sz w:val="21"/>
+              </w:rPr>
+            </w:pPr>
+          </w:p>
+        </w:tc>
+      </w:tr>
+      <w:tr>
+        <w:trPr>
+          <w:cantSplit/>
+        </w:trPr>
+        <w:tc>
+          <w:tcPr>
+            <w:tcW w:w="3615" w:type="dxa"/>
+            <w:vAlign w:val="top"/>
           </w:tcPr>
           <w:p>
             <w:pPr>
@@ -10275,60 +10228,20 @@
                 <w:tab w:val="clear" w:pos="8504"/>
               </w:tabs>
               <w:rPr>
-                <w:rFonts w:hint="default" w:ascii="微软雅黑" w:hAnsi="微软雅黑" w:eastAsia="微软雅黑"/>
-                <w:color w:val="C0C0C0"/>
-                <w:sz w:val="21"/>
-                <w:lang w:val="en-US" w:eastAsia="zh-CN"/>
+                <w:rFonts w:ascii="微软雅黑" w:hAnsi="微软雅黑" w:eastAsia="微软雅黑"/>
+                <w:color w:val="auto"/>
+                <w:sz w:val="21"/>
               </w:rPr>
             </w:pPr>
             <w:r>
               <w:rPr>
                 <w:rFonts w:hint="eastAsia" w:ascii="微软雅黑" w:hAnsi="微软雅黑" w:eastAsia="微软雅黑"/>
-                <w:color w:val="C0C0C0"/>
-                <w:sz w:val="21"/>
-                <w:lang w:val="en-US" w:eastAsia="zh-CN"/>
-              </w:rPr>
-              <w:t>{{management_object}}</w:t>
+                <w:color w:val="auto"/>
+                <w:sz w:val="21"/>
+                <w:lang w:eastAsia="zh-CN"/>
+              </w:rPr>
+              <w:t>硬件／机构版本管理</w:t>
             </w:r>
-          </w:p>
-        </w:tc>
-        <w:tc>
-          <w:tcPr>
-            <w:tcW w:w="2144" w:type="dxa"/>
-          </w:tcPr>
-          <w:p>
-            <w:pPr>
-              <w:jc w:val="center"/>
-              <w:rPr>
-                <w:rFonts w:ascii="微软雅黑" w:hAnsi="微软雅黑" w:eastAsia="微软雅黑"/>
-                <w:color w:val="C0C0C0"/>
-                <w:sz w:val="21"/>
-              </w:rPr>
-            </w:pPr>
-          </w:p>
-        </w:tc>
-      </w:tr>
-      <w:tr>
-        <w:trPr>
-          <w:cantSplit/>
-        </w:trPr>
-        <w:tc>
-          <w:tcPr>
-            <w:tcW w:w="3615" w:type="dxa"/>
-          </w:tcPr>
-          <w:p>
-            <w:pPr>
-              <w:pStyle w:val="22"/>
-              <w:tabs>
-                <w:tab w:val="clear" w:pos="4252"/>
-                <w:tab w:val="clear" w:pos="8504"/>
-              </w:tabs>
-              <w:rPr>
-                <w:rFonts w:ascii="微软雅黑" w:hAnsi="微软雅黑" w:eastAsia="微软雅黑"/>
-                <w:color w:val="C0C0C0"/>
-                <w:sz w:val="21"/>
-              </w:rPr>
-            </w:pPr>
           </w:p>
         </w:tc>
         <w:tc>
@@ -10559,13 +10472,16 @@
         <w:tc>
           <w:tcPr>
             <w:tcW w:w="2194" w:type="dxa"/>
-          </w:tcPr>
-          <w:p>
-            <w:pPr>
-              <w:jc w:val="center"/>
+            <w:vAlign w:val="center"/>
+          </w:tcPr>
+          <w:p>
+            <w:pPr>
+              <w:widowControl/>
+              <w:jc w:val="left"/>
+              <w:textAlignment w:val="center"/>
               <w:rPr>
                 <w:rFonts w:hint="default" w:ascii="微软雅黑" w:hAnsi="微软雅黑" w:eastAsia="微软雅黑"/>
-                <w:color w:val="C0C0C0"/>
+                <w:color w:val="auto"/>
                 <w:sz w:val="21"/>
                 <w:lang w:val="en-US" w:eastAsia="zh-CN"/>
               </w:rPr>
@@ -10573,11 +10489,9 @@
             <w:r>
               <w:rPr>
                 <w:rFonts w:hint="eastAsia" w:ascii="微软雅黑" w:hAnsi="微软雅黑" w:eastAsia="微软雅黑"/>
-                <w:color w:val="C0C0C0"/>
-                <w:sz w:val="21"/>
-                <w:lang w:val="en-US" w:eastAsia="zh-CN"/>
-              </w:rPr>
-              <w:t>{{department}}</w:t>
+                <w:color w:val="auto"/>
+              </w:rPr>
+              <w:t>OHC　企画</w:t>
             </w:r>
           </w:p>
         </w:tc>
@@ -10587,38 +10501,161 @@
             <w:tcBorders>
               <w:bottom w:val="single" w:color="auto" w:sz="6" w:space="0"/>
             </w:tcBorders>
-          </w:tcPr>
+            <w:vAlign w:val="center"/>
+          </w:tcPr>
+          <w:p>
+            <w:pPr>
+              <w:widowControl/>
+              <w:jc w:val="left"/>
+              <w:textAlignment w:val="center"/>
+              <w:rPr>
+                <w:rFonts w:hint="default" w:ascii="微软雅黑" w:hAnsi="微软雅黑" w:eastAsia="微软雅黑"/>
+                <w:color w:val="auto"/>
+                <w:sz w:val="21"/>
+                <w:lang w:val="en-US" w:eastAsia="zh-CN"/>
+              </w:rPr>
+            </w:pPr>
+            <w:r>
+              <w:rPr>
+                <w:rFonts w:hint="eastAsia" w:ascii="微软雅黑" w:hAnsi="微软雅黑" w:eastAsia="微软雅黑"/>
+                <w:color w:val="auto"/>
+                <w:sz w:val="21"/>
+                <w:szCs w:val="21"/>
+                <w:lang w:eastAsia="zh-CN"/>
+              </w:rPr>
+              <w:t>PLM登录信息</w:t>
+            </w:r>
+          </w:p>
+        </w:tc>
+        <w:tc>
+          <w:tcPr>
+            <w:tcW w:w="3402" w:type="dxa"/>
+            <w:vAlign w:val="top"/>
+          </w:tcPr>
+          <w:p>
+            <w:pPr>
+              <w:jc w:val="left"/>
+              <w:rPr>
+                <w:rFonts w:hint="eastAsia" w:ascii="微软雅黑" w:hAnsi="微软雅黑" w:eastAsia="微软雅黑"/>
+                <w:color w:val="auto"/>
+                <w:sz w:val="21"/>
+                <w:szCs w:val="21"/>
+                <w:lang w:eastAsia="zh-CN"/>
+              </w:rPr>
+            </w:pPr>
+            <w:r>
+              <w:rPr>
+                <w:rFonts w:hint="eastAsia" w:ascii="微软雅黑" w:hAnsi="微软雅黑" w:eastAsia="微软雅黑"/>
+                <w:color w:val="auto"/>
+                <w:sz w:val="21"/>
+                <w:szCs w:val="21"/>
+                <w:lang w:eastAsia="zh-CN"/>
+              </w:rPr>
+              <w:t>客户要求信息、产品仕样</w:t>
+            </w:r>
+          </w:p>
+          <w:p>
+            <w:pPr>
+              <w:jc w:val="left"/>
+              <w:rPr>
+                <w:rFonts w:hint="eastAsia" w:ascii="微软雅黑" w:hAnsi="微软雅黑" w:eastAsia="微软雅黑"/>
+                <w:color w:val="auto"/>
+                <w:sz w:val="21"/>
+                <w:szCs w:val="21"/>
+                <w:lang w:eastAsia="zh-CN"/>
+              </w:rPr>
+            </w:pPr>
+            <w:r>
+              <w:rPr>
+                <w:rFonts w:hint="eastAsia" w:ascii="微软雅黑" w:hAnsi="微软雅黑" w:eastAsia="微软雅黑"/>
+                <w:color w:val="auto"/>
+                <w:sz w:val="21"/>
+                <w:szCs w:val="21"/>
+                <w:lang w:eastAsia="zh-CN"/>
+              </w:rPr>
+              <w:t>与销售部门协调生产数量等</w:t>
+            </w:r>
+          </w:p>
+          <w:p>
+            <w:pPr>
+              <w:jc w:val="left"/>
+              <w:rPr>
+                <w:rFonts w:hint="eastAsia" w:ascii="微软雅黑" w:hAnsi="微软雅黑" w:eastAsia="微软雅黑"/>
+                <w:color w:val="auto"/>
+                <w:sz w:val="21"/>
+                <w:szCs w:val="21"/>
+                <w:lang w:eastAsia="zh-CN"/>
+              </w:rPr>
+            </w:pPr>
+            <w:r>
+              <w:rPr>
+                <w:rFonts w:hint="eastAsia" w:ascii="微软雅黑" w:hAnsi="微软雅黑" w:eastAsia="微软雅黑"/>
+                <w:color w:val="auto"/>
+                <w:sz w:val="21"/>
+                <w:szCs w:val="21"/>
+                <w:lang w:eastAsia="zh-CN"/>
+              </w:rPr>
+              <w:t>包装设计</w:t>
+            </w:r>
+          </w:p>
+          <w:p>
+            <w:pPr>
+              <w:jc w:val="left"/>
+              <w:rPr>
+                <w:rFonts w:hint="eastAsia" w:ascii="微软雅黑" w:hAnsi="微软雅黑" w:eastAsia="微软雅黑"/>
+                <w:color w:val="auto"/>
+                <w:sz w:val="21"/>
+                <w:szCs w:val="21"/>
+                <w:lang w:eastAsia="zh-CN"/>
+              </w:rPr>
+            </w:pPr>
+            <w:r>
+              <w:rPr>
+                <w:rFonts w:ascii="微软雅黑" w:hAnsi="微软雅黑" w:eastAsia="微软雅黑"/>
+                <w:color w:val="auto"/>
+                <w:sz w:val="21"/>
+                <w:szCs w:val="21"/>
+                <w:lang w:eastAsia="zh-CN"/>
+              </w:rPr>
+              <w:t>G-MASTER</w:t>
+            </w:r>
+            <w:r>
+              <w:rPr>
+                <w:rFonts w:hint="eastAsia" w:ascii="微软雅黑" w:hAnsi="微软雅黑" w:eastAsia="微软雅黑"/>
+                <w:color w:val="auto"/>
+                <w:sz w:val="21"/>
+                <w:szCs w:val="21"/>
+                <w:lang w:eastAsia="zh-CN"/>
+              </w:rPr>
+              <w:t>注册、</w:t>
+            </w:r>
+            <w:r>
+              <w:rPr>
+                <w:rFonts w:ascii="微软雅黑" w:hAnsi="微软雅黑" w:eastAsia="微软雅黑"/>
+                <w:color w:val="auto"/>
+                <w:sz w:val="21"/>
+                <w:szCs w:val="21"/>
+                <w:lang w:eastAsia="zh-CN"/>
+              </w:rPr>
+              <w:t>GFS</w:t>
+            </w:r>
+            <w:r>
+              <w:rPr>
+                <w:rFonts w:hint="eastAsia" w:ascii="微软雅黑" w:hAnsi="微软雅黑" w:eastAsia="微软雅黑"/>
+                <w:color w:val="auto"/>
+                <w:sz w:val="21"/>
+                <w:szCs w:val="21"/>
+                <w:lang w:eastAsia="zh-CN"/>
+              </w:rPr>
+              <w:t>订单输入</w:t>
+            </w:r>
+          </w:p>
           <w:p>
             <w:pPr>
               <w:jc w:val="center"/>
               <w:rPr>
-                <w:rFonts w:hint="default" w:ascii="微软雅黑" w:hAnsi="微软雅黑" w:eastAsia="微软雅黑"/>
-                <w:color w:val="C0C0C0"/>
-                <w:sz w:val="21"/>
-                <w:lang w:val="en-US" w:eastAsia="zh-CN"/>
-              </w:rPr>
-            </w:pPr>
-            <w:r>
-              <w:rPr>
-                <w:rFonts w:hint="eastAsia" w:ascii="微软雅黑" w:hAnsi="微软雅黑" w:eastAsia="微软雅黑"/>
-                <w:color w:val="C0C0C0"/>
-                <w:sz w:val="21"/>
-                <w:lang w:val="en-US" w:eastAsia="zh-CN"/>
-              </w:rPr>
-              <w:t>{{department_input}}</w:t>
-            </w:r>
-          </w:p>
-        </w:tc>
-        <w:tc>
-          <w:tcPr>
-            <w:tcW w:w="3402" w:type="dxa"/>
-          </w:tcPr>
-          <w:p>
-            <w:pPr>
-              <w:jc w:val="center"/>
-              <w:rPr>
-                <w:rFonts w:ascii="微软雅黑" w:hAnsi="微软雅黑" w:eastAsia="微软雅黑"/>
-                <w:color w:val="C0C0C0"/>
+                <w:rFonts w:ascii="微软雅黑" w:hAnsi="微软雅黑" w:eastAsia="微软雅黑"/>
+                <w:color w:val="auto"/>
                 <w:sz w:val="21"/>
               </w:rPr>
             </w:pPr>
@@ -10633,46 +10670,102 @@
         <w:tc>
           <w:tcPr>
             <w:tcW w:w="2194" w:type="dxa"/>
+            <w:vAlign w:val="center"/>
+          </w:tcPr>
+          <w:p>
+            <w:pPr>
+              <w:widowControl/>
+              <w:jc w:val="left"/>
+              <w:textAlignment w:val="center"/>
+              <w:rPr>
+                <w:rFonts w:ascii="微软雅黑" w:hAnsi="微软雅黑" w:eastAsia="微软雅黑"/>
+                <w:color w:val="auto"/>
+                <w:sz w:val="21"/>
+              </w:rPr>
+            </w:pPr>
+            <w:r>
+              <w:rPr>
+                <w:rFonts w:hint="eastAsia" w:ascii="微软雅黑" w:hAnsi="微软雅黑" w:eastAsia="微软雅黑"/>
+                <w:color w:val="auto"/>
+              </w:rPr>
+              <w:t>OHQ　DC</w:t>
+            </w:r>
+          </w:p>
+        </w:tc>
+        <w:tc>
+          <w:tcPr>
+            <w:tcW w:w="3691" w:type="dxa"/>
+            <w:vAlign w:val="center"/>
+          </w:tcPr>
+          <w:p>
+            <w:pPr>
+              <w:widowControl/>
+              <w:jc w:val="left"/>
+              <w:textAlignment w:val="center"/>
+              <w:rPr>
+                <w:rFonts w:ascii="微软雅黑" w:hAnsi="微软雅黑" w:eastAsia="微软雅黑"/>
+                <w:color w:val="auto"/>
+                <w:sz w:val="21"/>
+              </w:rPr>
+            </w:pPr>
+            <w:r>
+              <w:rPr>
+                <w:rFonts w:hint="eastAsia" w:ascii="微软雅黑" w:hAnsi="微软雅黑" w:eastAsia="微软雅黑"/>
+                <w:color w:val="auto"/>
+                <w:sz w:val="21"/>
+                <w:szCs w:val="21"/>
+                <w:lang w:eastAsia="zh-CN"/>
+              </w:rPr>
+              <w:t>——</w:t>
+            </w:r>
+          </w:p>
+        </w:tc>
+        <w:tc>
+          <w:tcPr>
+            <w:tcW w:w="3402" w:type="dxa"/>
+            <w:vAlign w:val="top"/>
           </w:tcPr>
           <w:p>
             <w:pPr>
               <w:jc w:val="center"/>
               <w:rPr>
-                <w:rFonts w:ascii="微软雅黑" w:hAnsi="微软雅黑" w:eastAsia="微软雅黑"/>
-                <w:color w:val="C0C0C0"/>
-                <w:sz w:val="21"/>
-              </w:rPr>
-            </w:pPr>
-          </w:p>
-        </w:tc>
-        <w:tc>
-          <w:tcPr>
-            <w:tcW w:w="3691" w:type="dxa"/>
-          </w:tcPr>
+                <w:rFonts w:hint="eastAsia" w:ascii="微软雅黑" w:hAnsi="微软雅黑" w:eastAsia="微软雅黑"/>
+                <w:color w:val="auto"/>
+                <w:sz w:val="21"/>
+                <w:szCs w:val="21"/>
+                <w:lang w:eastAsia="zh-CN"/>
+              </w:rPr>
+            </w:pPr>
+            <w:r>
+              <w:rPr>
+                <w:rFonts w:hint="eastAsia" w:ascii="微软雅黑" w:hAnsi="微软雅黑" w:eastAsia="微软雅黑"/>
+                <w:color w:val="auto"/>
+                <w:sz w:val="21"/>
+                <w:szCs w:val="21"/>
+                <w:lang w:eastAsia="zh-CN"/>
+              </w:rPr>
+              <w:t>产品外观设计</w:t>
+            </w:r>
+          </w:p>
           <w:p>
             <w:pPr>
               <w:jc w:val="center"/>
               <w:rPr>
                 <w:rFonts w:ascii="微软雅黑" w:hAnsi="微软雅黑" w:eastAsia="微软雅黑"/>
-                <w:color w:val="C0C0C0"/>
-                <w:sz w:val="21"/>
-              </w:rPr>
-            </w:pPr>
-          </w:p>
-        </w:tc>
-        <w:tc>
-          <w:tcPr>
-            <w:tcW w:w="3402" w:type="dxa"/>
-          </w:tcPr>
-          <w:p>
-            <w:pPr>
-              <w:jc w:val="center"/>
-              <w:rPr>
-                <w:rFonts w:ascii="微软雅黑" w:hAnsi="微软雅黑" w:eastAsia="微软雅黑"/>
-                <w:color w:val="C0C0C0"/>
-                <w:sz w:val="21"/>
-              </w:rPr>
-            </w:pPr>
+                <w:color w:val="auto"/>
+                <w:sz w:val="21"/>
+              </w:rPr>
+            </w:pPr>
+            <w:r>
+              <w:rPr>
+                <w:rFonts w:hint="eastAsia" w:ascii="微软雅黑" w:hAnsi="微软雅黑" w:eastAsia="微软雅黑"/>
+                <w:color w:val="auto"/>
+                <w:sz w:val="21"/>
+                <w:szCs w:val="21"/>
+                <w:lang w:eastAsia="zh-CN"/>
+              </w:rPr>
+              <w:t>颜色指示</w:t>
+            </w:r>
           </w:p>
         </w:tc>
       </w:tr>
@@ -10685,46 +10778,88 @@
           <w:tcPr>
             <w:tcW w:w="2194" w:type="dxa"/>
             <w:shd w:val="clear" w:color="auto" w:fill="auto"/>
+            <w:vAlign w:val="center"/>
+          </w:tcPr>
+          <w:p>
+            <w:pPr>
+              <w:widowControl/>
+              <w:jc w:val="left"/>
+              <w:textAlignment w:val="center"/>
+              <w:rPr>
+                <w:rFonts w:ascii="微软雅黑" w:hAnsi="微软雅黑" w:eastAsia="微软雅黑"/>
+                <w:color w:val="auto"/>
+                <w:sz w:val="21"/>
+              </w:rPr>
+            </w:pPr>
+            <w:r>
+              <w:rPr>
+                <w:rFonts w:hint="eastAsia" w:ascii="微软雅黑" w:hAnsi="微软雅黑" w:eastAsia="微软雅黑"/>
+                <w:color w:val="auto"/>
+              </w:rPr>
+              <w:t>OHQ（CS）</w:t>
+            </w:r>
+            <w:r>
+              <w:rPr>
+                <w:rFonts w:hint="eastAsia" w:ascii="微软雅黑" w:hAnsi="微软雅黑" w:eastAsia="微软雅黑"/>
+                <w:color w:val="auto"/>
+                <w:lang w:eastAsia="zh-CN"/>
+              </w:rPr>
+              <w:t>品环</w:t>
+            </w:r>
+          </w:p>
+        </w:tc>
+        <w:tc>
+          <w:tcPr>
+            <w:tcW w:w="3691" w:type="dxa"/>
+            <w:vAlign w:val="center"/>
+          </w:tcPr>
+          <w:p>
+            <w:pPr>
+              <w:widowControl/>
+              <w:jc w:val="left"/>
+              <w:textAlignment w:val="center"/>
+              <w:rPr>
+                <w:rFonts w:ascii="微软雅黑" w:hAnsi="微软雅黑" w:eastAsia="微软雅黑"/>
+                <w:color w:val="auto"/>
+                <w:sz w:val="21"/>
+              </w:rPr>
+            </w:pPr>
+            <w:r>
+              <w:rPr>
+                <w:rFonts w:ascii="微软雅黑" w:hAnsi="微软雅黑" w:eastAsia="微软雅黑"/>
+                <w:color w:val="auto"/>
+                <w:sz w:val="21"/>
+                <w:szCs w:val="21"/>
+                <w:lang w:eastAsia="zh-CN"/>
+              </w:rPr>
+              <w:t>ECODUCE注册信息</w:t>
+            </w:r>
+          </w:p>
+        </w:tc>
+        <w:tc>
+          <w:tcPr>
+            <w:tcW w:w="3402" w:type="dxa"/>
+            <w:vAlign w:val="top"/>
           </w:tcPr>
           <w:p>
             <w:pPr>
               <w:jc w:val="center"/>
               <w:rPr>
                 <w:rFonts w:ascii="微软雅黑" w:hAnsi="微软雅黑" w:eastAsia="微软雅黑"/>
-                <w:color w:val="C0C0C0"/>
-                <w:sz w:val="21"/>
-              </w:rPr>
-            </w:pPr>
-          </w:p>
-        </w:tc>
-        <w:tc>
-          <w:tcPr>
-            <w:tcW w:w="3691" w:type="dxa"/>
-          </w:tcPr>
-          <w:p>
-            <w:pPr>
-              <w:jc w:val="center"/>
-              <w:rPr>
-                <w:rFonts w:ascii="微软雅黑" w:hAnsi="微软雅黑" w:eastAsia="微软雅黑"/>
-                <w:color w:val="C0C0C0"/>
-                <w:sz w:val="21"/>
-              </w:rPr>
-            </w:pPr>
-          </w:p>
-        </w:tc>
-        <w:tc>
-          <w:tcPr>
-            <w:tcW w:w="3402" w:type="dxa"/>
-          </w:tcPr>
-          <w:p>
-            <w:pPr>
-              <w:jc w:val="center"/>
-              <w:rPr>
-                <w:rFonts w:ascii="微软雅黑" w:hAnsi="微软雅黑" w:eastAsia="微软雅黑"/>
-                <w:color w:val="C0C0C0"/>
-                <w:sz w:val="21"/>
-              </w:rPr>
-            </w:pPr>
+                <w:color w:val="auto"/>
+                <w:sz w:val="21"/>
+              </w:rPr>
+            </w:pPr>
+            <w:r>
+              <w:rPr>
+                <w:rFonts w:ascii="微软雅黑" w:hAnsi="微软雅黑" w:eastAsia="微软雅黑"/>
+                <w:color w:val="auto"/>
+                <w:sz w:val="21"/>
+                <w:szCs w:val="21"/>
+                <w:lang w:eastAsia="zh-CN"/>
+              </w:rPr>
+              <w:t>产品评估结果书</w:t>
+            </w:r>
           </w:p>
         </w:tc>
       </w:tr>
@@ -10737,46 +10872,413 @@
           <w:tcPr>
             <w:tcW w:w="2194" w:type="dxa"/>
             <w:shd w:val="clear" w:color="auto" w:fill="auto"/>
+            <w:vAlign w:val="center"/>
+          </w:tcPr>
+          <w:p>
+            <w:pPr>
+              <w:widowControl/>
+              <w:jc w:val="left"/>
+              <w:textAlignment w:val="center"/>
+              <w:rPr>
+                <w:rFonts w:ascii="微软雅黑" w:hAnsi="微软雅黑" w:eastAsia="微软雅黑"/>
+                <w:color w:val="auto"/>
+                <w:sz w:val="21"/>
+              </w:rPr>
+            </w:pPr>
+            <w:r>
+              <w:rPr>
+                <w:rFonts w:hint="eastAsia" w:ascii="微软雅黑" w:hAnsi="微软雅黑" w:eastAsia="微软雅黑"/>
+                <w:color w:val="auto"/>
+                <w:lang w:eastAsia="zh-CN"/>
+              </w:rPr>
+              <w:t>(</w:t>
+            </w:r>
+            <w:r>
+              <w:rPr>
+                <w:rFonts w:ascii="微软雅黑" w:hAnsi="微软雅黑" w:eastAsia="微软雅黑"/>
+                <w:color w:val="auto"/>
+                <w:lang w:eastAsia="zh-CN"/>
+              </w:rPr>
+              <w:t>OMD)</w:t>
+            </w:r>
+            <w:r>
+              <w:rPr>
+                <w:rFonts w:hint="eastAsia" w:ascii="微软雅黑" w:hAnsi="微软雅黑" w:eastAsia="微软雅黑" w:cs="微软雅黑"/>
+                <w:color w:val="auto"/>
+                <w:lang w:eastAsia="zh-CN"/>
+              </w:rPr>
+              <w:t>设计品质</w:t>
+            </w:r>
+          </w:p>
+        </w:tc>
+        <w:tc>
+          <w:tcPr>
+            <w:tcW w:w="3691" w:type="dxa"/>
+            <w:vAlign w:val="center"/>
+          </w:tcPr>
+          <w:p>
+            <w:pPr>
+              <w:widowControl/>
+              <w:jc w:val="left"/>
+              <w:textAlignment w:val="center"/>
+              <w:rPr>
+                <w:rFonts w:ascii="微软雅黑" w:hAnsi="微软雅黑" w:eastAsia="微软雅黑"/>
+                <w:color w:val="auto"/>
+                <w:sz w:val="21"/>
+              </w:rPr>
+            </w:pPr>
+            <w:r>
+              <w:rPr>
+                <w:rFonts w:ascii="微软雅黑" w:hAnsi="微软雅黑" w:eastAsia="微软雅黑"/>
+                <w:color w:val="auto"/>
+                <w:sz w:val="21"/>
+                <w:szCs w:val="21"/>
+                <w:lang w:eastAsia="zh-CN"/>
+              </w:rPr>
+              <w:t>第三</w:t>
+            </w:r>
+            <w:r>
+              <w:rPr>
+                <w:rFonts w:hint="eastAsia" w:ascii="微软雅黑" w:hAnsi="微软雅黑" w:eastAsia="微软雅黑"/>
+                <w:color w:val="auto"/>
+                <w:sz w:val="21"/>
+                <w:szCs w:val="21"/>
+                <w:lang w:eastAsia="zh-CN"/>
+              </w:rPr>
+              <w:t>者评价样品</w:t>
+            </w:r>
+            <w:r>
+              <w:rPr>
+                <w:rFonts w:ascii="微软雅黑" w:hAnsi="微软雅黑" w:eastAsia="微软雅黑"/>
+                <w:color w:val="auto"/>
+                <w:sz w:val="21"/>
+                <w:szCs w:val="21"/>
+                <w:lang w:eastAsia="zh-CN"/>
+              </w:rPr>
+              <w:br w:type="textWrapping"/>
+            </w:r>
+            <w:r>
+              <w:rPr>
+                <w:rFonts w:ascii="微软雅黑" w:hAnsi="微软雅黑" w:eastAsia="微软雅黑"/>
+                <w:color w:val="auto"/>
+                <w:sz w:val="21"/>
+                <w:szCs w:val="21"/>
+                <w:lang w:eastAsia="zh-CN"/>
+              </w:rPr>
+              <w:t>质量审查</w:t>
+            </w:r>
+          </w:p>
+        </w:tc>
+        <w:tc>
+          <w:tcPr>
+            <w:tcW w:w="3402" w:type="dxa"/>
+            <w:vAlign w:val="top"/>
           </w:tcPr>
           <w:p>
             <w:pPr>
               <w:jc w:val="center"/>
               <w:rPr>
-                <w:rFonts w:ascii="微软雅黑" w:hAnsi="微软雅黑" w:eastAsia="微软雅黑"/>
-                <w:color w:val="C0C0C0"/>
-                <w:sz w:val="21"/>
-              </w:rPr>
-            </w:pPr>
+                <w:rFonts w:hint="eastAsia" w:ascii="微软雅黑" w:hAnsi="微软雅黑" w:eastAsia="微软雅黑"/>
+                <w:color w:val="auto"/>
+                <w:sz w:val="21"/>
+                <w:szCs w:val="21"/>
+                <w:lang w:eastAsia="zh-CN"/>
+              </w:rPr>
+            </w:pPr>
+            <w:r>
+              <w:rPr>
+                <w:rFonts w:hint="eastAsia" w:ascii="微软雅黑" w:hAnsi="微软雅黑" w:eastAsia="微软雅黑"/>
+                <w:color w:val="auto"/>
+                <w:sz w:val="21"/>
+                <w:szCs w:val="21"/>
+                <w:lang w:eastAsia="zh-CN"/>
+              </w:rPr>
+              <w:t>第三者评价结果书</w:t>
+            </w:r>
+          </w:p>
+          <w:p>
+            <w:pPr>
+              <w:jc w:val="center"/>
+              <w:rPr>
+                <w:rFonts w:ascii="微软雅黑" w:hAnsi="微软雅黑" w:eastAsia="微软雅黑"/>
+                <w:color w:val="auto"/>
+                <w:sz w:val="21"/>
+              </w:rPr>
+            </w:pPr>
+            <w:r>
+              <w:rPr>
+                <w:rFonts w:hint="eastAsia" w:ascii="微软雅黑" w:hAnsi="微软雅黑" w:eastAsia="微软雅黑"/>
+                <w:color w:val="auto"/>
+                <w:sz w:val="21"/>
+                <w:szCs w:val="21"/>
+                <w:lang w:eastAsia="zh-CN"/>
+              </w:rPr>
+              <w:t>品质审查结果书</w:t>
+            </w:r>
+          </w:p>
+        </w:tc>
+      </w:tr>
+      <w:tr>
+        <w:trPr>
+          <w:cantSplit/>
+          <w:jc w:val="center"/>
+        </w:trPr>
+        <w:tc>
+          <w:tcPr>
+            <w:tcW w:w="2194" w:type="dxa"/>
+            <w:shd w:val="clear" w:color="auto" w:fill="auto"/>
+            <w:vAlign w:val="center"/>
+          </w:tcPr>
+          <w:p>
+            <w:pPr>
+              <w:widowControl/>
+              <w:jc w:val="left"/>
+              <w:textAlignment w:val="center"/>
+              <w:rPr>
+                <w:rFonts w:ascii="微软雅黑" w:hAnsi="微软雅黑" w:eastAsia="微软雅黑"/>
+                <w:color w:val="auto"/>
+                <w:sz w:val="21"/>
+              </w:rPr>
+            </w:pPr>
+            <w:r>
+              <w:rPr>
+                <w:rFonts w:hint="eastAsia" w:ascii="微软雅黑" w:hAnsi="微软雅黑" w:eastAsia="微软雅黑"/>
+                <w:color w:val="auto"/>
+              </w:rPr>
+              <w:t>（OMD）</w:t>
+            </w:r>
+            <w:r>
+              <w:rPr>
+                <w:rFonts w:hint="eastAsia" w:ascii="微软雅黑" w:hAnsi="微软雅黑" w:eastAsia="微软雅黑" w:cs="微软雅黑"/>
+                <w:color w:val="auto"/>
+                <w:lang w:eastAsia="zh-CN"/>
+              </w:rPr>
+              <w:t>认证</w:t>
+            </w:r>
           </w:p>
         </w:tc>
         <w:tc>
           <w:tcPr>
             <w:tcW w:w="3691" w:type="dxa"/>
+            <w:vAlign w:val="center"/>
+          </w:tcPr>
+          <w:p>
+            <w:pPr>
+              <w:widowControl/>
+              <w:jc w:val="left"/>
+              <w:textAlignment w:val="center"/>
+              <w:rPr>
+                <w:rFonts w:ascii="微软雅黑" w:hAnsi="微软雅黑" w:eastAsia="微软雅黑"/>
+                <w:color w:val="auto"/>
+                <w:sz w:val="21"/>
+              </w:rPr>
+            </w:pPr>
+            <w:r>
+              <w:rPr>
+                <w:rFonts w:hint="eastAsia" w:ascii="微软雅黑" w:hAnsi="微软雅黑" w:eastAsia="微软雅黑"/>
+                <w:color w:val="auto"/>
+                <w:sz w:val="21"/>
+                <w:szCs w:val="21"/>
+                <w:lang w:eastAsia="zh-CN"/>
+              </w:rPr>
+              <w:t>许认可申请</w:t>
+            </w:r>
+          </w:p>
+        </w:tc>
+        <w:tc>
+          <w:tcPr>
+            <w:tcW w:w="3402" w:type="dxa"/>
+            <w:vAlign w:val="top"/>
           </w:tcPr>
           <w:p>
             <w:pPr>
               <w:jc w:val="center"/>
               <w:rPr>
-                <w:rFonts w:ascii="微软雅黑" w:hAnsi="微软雅黑" w:eastAsia="微软雅黑"/>
-                <w:color w:val="C0C0C0"/>
-                <w:sz w:val="21"/>
-              </w:rPr>
-            </w:pPr>
+                <w:rFonts w:hint="eastAsia" w:ascii="微软雅黑" w:hAnsi="微软雅黑" w:eastAsia="微软雅黑"/>
+                <w:color w:val="auto"/>
+                <w:sz w:val="21"/>
+                <w:szCs w:val="21"/>
+                <w:lang w:eastAsia="zh-CN"/>
+              </w:rPr>
+            </w:pPr>
+            <w:r>
+              <w:rPr>
+                <w:rFonts w:hint="eastAsia" w:ascii="微软雅黑" w:hAnsi="微软雅黑" w:eastAsia="微软雅黑"/>
+                <w:color w:val="auto"/>
+                <w:sz w:val="21"/>
+                <w:szCs w:val="21"/>
+                <w:lang w:eastAsia="zh-CN"/>
+              </w:rPr>
+              <w:t>许认可申请计划书</w:t>
+            </w:r>
+          </w:p>
+          <w:p>
+            <w:pPr>
+              <w:jc w:val="center"/>
+              <w:rPr>
+                <w:rFonts w:ascii="微软雅黑" w:hAnsi="微软雅黑" w:eastAsia="微软雅黑"/>
+                <w:color w:val="auto"/>
+                <w:sz w:val="21"/>
+              </w:rPr>
+            </w:pPr>
+            <w:r>
+              <w:rPr>
+                <w:rFonts w:hint="eastAsia" w:ascii="微软雅黑" w:hAnsi="微软雅黑" w:eastAsia="微软雅黑"/>
+                <w:color w:val="auto"/>
+                <w:sz w:val="21"/>
+                <w:szCs w:val="21"/>
+                <w:lang w:eastAsia="zh-CN"/>
+              </w:rPr>
+              <w:t>许认可完了报告书</w:t>
+            </w:r>
+          </w:p>
+        </w:tc>
+      </w:tr>
+      <w:tr>
+        <w:trPr>
+          <w:cantSplit/>
+          <w:jc w:val="center"/>
+        </w:trPr>
+        <w:tc>
+          <w:tcPr>
+            <w:tcW w:w="2194" w:type="dxa"/>
+            <w:shd w:val="clear" w:color="auto" w:fill="auto"/>
+            <w:vAlign w:val="center"/>
+          </w:tcPr>
+          <w:p>
+            <w:pPr>
+              <w:widowControl/>
+              <w:jc w:val="left"/>
+              <w:textAlignment w:val="center"/>
+              <w:rPr>
+                <w:rFonts w:ascii="微软雅黑" w:hAnsi="微软雅黑" w:eastAsia="微软雅黑"/>
+                <w:color w:val="auto"/>
+                <w:sz w:val="21"/>
+              </w:rPr>
+            </w:pPr>
+            <w:r>
+              <w:rPr>
+                <w:rFonts w:hint="eastAsia" w:ascii="微软雅黑" w:hAnsi="微软雅黑" w:eastAsia="微软雅黑"/>
+                <w:color w:val="auto"/>
+              </w:rPr>
+              <w:t>(OMD)</w:t>
+            </w:r>
+            <w:r>
+              <w:rPr>
+                <w:rFonts w:hint="eastAsia" w:ascii="微软雅黑" w:hAnsi="微软雅黑" w:eastAsia="微软雅黑"/>
+                <w:color w:val="auto"/>
+                <w:lang w:eastAsia="zh-CN"/>
+              </w:rPr>
+              <w:t>工程</w:t>
+            </w:r>
+            <w:r>
+              <w:rPr>
+                <w:rFonts w:hint="eastAsia" w:ascii="微软雅黑" w:hAnsi="微软雅黑" w:eastAsia="微软雅黑" w:cs="微软雅黑"/>
+                <w:color w:val="auto"/>
+                <w:lang w:eastAsia="zh-CN"/>
+              </w:rPr>
+              <w:t>设计</w:t>
+            </w:r>
+          </w:p>
+        </w:tc>
+        <w:tc>
+          <w:tcPr>
+            <w:tcW w:w="3691" w:type="dxa"/>
+            <w:vAlign w:val="center"/>
+          </w:tcPr>
+          <w:p>
+            <w:pPr>
+              <w:widowControl/>
+              <w:jc w:val="left"/>
+              <w:textAlignment w:val="center"/>
+              <w:rPr>
+                <w:rFonts w:hint="eastAsia" w:ascii="微软雅黑" w:hAnsi="微软雅黑" w:eastAsia="微软雅黑"/>
+                <w:color w:val="auto"/>
+                <w:sz w:val="21"/>
+                <w:szCs w:val="21"/>
+                <w:lang w:eastAsia="zh-CN"/>
+              </w:rPr>
+            </w:pPr>
+            <w:r>
+              <w:rPr>
+                <w:rFonts w:hint="eastAsia" w:ascii="微软雅黑" w:hAnsi="微软雅黑" w:eastAsia="微软雅黑"/>
+                <w:color w:val="auto"/>
+                <w:sz w:val="21"/>
+                <w:szCs w:val="21"/>
+                <w:lang w:eastAsia="zh-CN"/>
+              </w:rPr>
+              <w:t>要求仕样</w:t>
+            </w:r>
+          </w:p>
+          <w:p>
+            <w:pPr>
+              <w:widowControl/>
+              <w:jc w:val="left"/>
+              <w:textAlignment w:val="center"/>
+              <w:rPr>
+                <w:rFonts w:ascii="微软雅黑" w:hAnsi="微软雅黑" w:eastAsia="微软雅黑"/>
+                <w:color w:val="auto"/>
+                <w:sz w:val="21"/>
+              </w:rPr>
+            </w:pPr>
+            <w:r>
+              <w:rPr>
+                <w:rFonts w:hint="eastAsia" w:ascii="微软雅黑" w:hAnsi="微软雅黑" w:eastAsia="微软雅黑"/>
+                <w:color w:val="auto"/>
+                <w:sz w:val="21"/>
+                <w:szCs w:val="21"/>
+                <w:lang w:eastAsia="zh-CN"/>
+              </w:rPr>
+              <w:t>产品设计仕样</w:t>
+            </w:r>
           </w:p>
         </w:tc>
         <w:tc>
           <w:tcPr>
             <w:tcW w:w="3402" w:type="dxa"/>
+            <w:vAlign w:val="top"/>
           </w:tcPr>
           <w:p>
             <w:pPr>
               <w:jc w:val="center"/>
               <w:rPr>
-                <w:rFonts w:ascii="微软雅黑" w:hAnsi="微软雅黑" w:eastAsia="微软雅黑"/>
-                <w:color w:val="C0C0C0"/>
-                <w:sz w:val="21"/>
-              </w:rPr>
-            </w:pPr>
+                <w:rFonts w:hint="eastAsia" w:ascii="微软雅黑" w:hAnsi="微软雅黑" w:eastAsia="微软雅黑"/>
+                <w:color w:val="auto"/>
+                <w:sz w:val="21"/>
+                <w:szCs w:val="21"/>
+                <w:lang w:eastAsia="zh-CN"/>
+              </w:rPr>
+            </w:pPr>
+            <w:r>
+              <w:rPr>
+                <w:rFonts w:hint="eastAsia" w:ascii="微软雅黑" w:hAnsi="微软雅黑" w:eastAsia="微软雅黑"/>
+                <w:color w:val="auto"/>
+                <w:sz w:val="21"/>
+                <w:szCs w:val="21"/>
+                <w:lang w:eastAsia="zh-CN"/>
+              </w:rPr>
+              <w:t>QC工程图</w:t>
+            </w:r>
+          </w:p>
+          <w:p>
+            <w:pPr>
+              <w:jc w:val="center"/>
+              <w:rPr>
+                <w:rFonts w:ascii="微软雅黑" w:hAnsi="微软雅黑" w:eastAsia="微软雅黑"/>
+                <w:color w:val="auto"/>
+                <w:sz w:val="21"/>
+              </w:rPr>
+            </w:pPr>
+            <w:r>
+              <w:rPr>
+                <w:rFonts w:hint="eastAsia" w:ascii="微软雅黑" w:hAnsi="微软雅黑" w:eastAsia="微软雅黑"/>
+                <w:color w:val="auto"/>
+                <w:sz w:val="21"/>
+                <w:szCs w:val="21"/>
+                <w:lang w:eastAsia="zh-CN"/>
+              </w:rPr>
+              <w:t>CSV、PV、EV</w:t>
+            </w:r>
           </w:p>
         </w:tc>
       </w:tr>
@@ -13964,6 +14466,1125 @@
       <w:pPr>
         <w:ind w:left="600"/>
         <w:rPr>
+          <w:rFonts w:hint="eastAsia" w:ascii="微软雅黑" w:hAnsi="微软雅黑" w:eastAsia="微软雅黑"/>
+          <w:b/>
+          <w:bCs/>
+          <w:color w:val="auto"/>
+          <w:sz w:val="21"/>
+          <w:szCs w:val="21"/>
+          <w:lang w:eastAsia="zh-CN"/>
+        </w:rPr>
+      </w:pPr>
+      <w:r>
+        <w:rPr>
+          <w:rFonts w:hint="eastAsia" w:ascii="微软雅黑" w:hAnsi="微软雅黑" w:eastAsia="微软雅黑"/>
+          <w:b/>
+          <w:bCs/>
+          <w:color w:val="auto"/>
+          <w:sz w:val="21"/>
+          <w:szCs w:val="21"/>
+          <w:lang w:eastAsia="zh-CN"/>
+        </w:rPr>
+        <w:t>①验证：</w:t>
+      </w:r>
+      <w:r>
+        <w:rPr>
+          <w:rFonts w:ascii="微软雅黑" w:hAnsi="微软雅黑" w:eastAsia="微软雅黑"/>
+          <w:b/>
+          <w:bCs/>
+          <w:color w:val="auto"/>
+          <w:sz w:val="21"/>
+          <w:szCs w:val="21"/>
+          <w:lang w:eastAsia="zh-CN"/>
+        </w:rPr>
+        <w:t xml:space="preserve"> </w:t>
+      </w:r>
+    </w:p>
+    <w:p>
+      <w:pPr>
+        <w:ind w:left="600"/>
+        <w:rPr>
+          <w:rFonts w:hint="eastAsia" w:ascii="微软雅黑" w:hAnsi="微软雅黑" w:eastAsia="微软雅黑" w:cs="MS PGothic"/>
+          <w:b/>
+          <w:bCs/>
+          <w:color w:val="auto"/>
+          <w:sz w:val="21"/>
+          <w:szCs w:val="21"/>
+          <w:lang w:eastAsia="zh-CN"/>
+        </w:rPr>
+      </w:pPr>
+      <w:r>
+        <w:rPr>
+          <w:rFonts w:ascii="微软雅黑" w:hAnsi="微软雅黑" w:eastAsia="微软雅黑" w:cs="MS PGothic"/>
+          <w:b/>
+          <w:bCs/>
+          <w:color w:val="auto"/>
+          <w:sz w:val="21"/>
+          <w:szCs w:val="21"/>
+          <w:lang w:eastAsia="zh-CN"/>
+        </w:rPr>
+        <w:t>ES</w:t>
+      </w:r>
+      <w:r>
+        <w:rPr>
+          <w:rFonts w:hint="eastAsia" w:ascii="微软雅黑" w:hAnsi="微软雅黑" w:eastAsia="微软雅黑" w:cs="MS PGothic"/>
+          <w:b/>
+          <w:bCs/>
+          <w:color w:val="auto"/>
+          <w:sz w:val="21"/>
+          <w:szCs w:val="21"/>
+          <w:lang w:eastAsia="zh-CN"/>
+        </w:rPr>
+        <w:t>试验（</w:t>
+      </w:r>
+      <w:r>
+        <w:rPr>
+          <w:rFonts w:ascii="微软雅黑" w:hAnsi="微软雅黑" w:eastAsia="微软雅黑" w:cs="MS PGothic"/>
+          <w:b/>
+          <w:bCs/>
+          <w:color w:val="auto"/>
+          <w:sz w:val="21"/>
+          <w:szCs w:val="21"/>
+          <w:lang w:eastAsia="zh-CN"/>
+        </w:rPr>
+        <w:t>DR3</w:t>
+      </w:r>
+      <w:r>
+        <w:rPr>
+          <w:rFonts w:hint="eastAsia" w:ascii="微软雅黑" w:hAnsi="微软雅黑" w:eastAsia="微软雅黑" w:cs="MS PGothic"/>
+          <w:b/>
+          <w:bCs/>
+          <w:color w:val="auto"/>
+          <w:sz w:val="21"/>
+          <w:szCs w:val="21"/>
+          <w:lang w:eastAsia="zh-CN"/>
+        </w:rPr>
+        <w:t>）、</w:t>
+      </w:r>
+      <w:r>
+        <w:rPr>
+          <w:rFonts w:ascii="微软雅黑" w:hAnsi="微软雅黑" w:eastAsia="微软雅黑" w:cs="MS PGothic"/>
+          <w:b/>
+          <w:bCs/>
+          <w:color w:val="auto"/>
+          <w:sz w:val="21"/>
+          <w:szCs w:val="21"/>
+          <w:lang w:eastAsia="zh-CN"/>
+        </w:rPr>
+        <w:t>PP</w:t>
+      </w:r>
+      <w:r>
+        <w:rPr>
+          <w:rFonts w:hint="eastAsia" w:ascii="微软雅黑" w:hAnsi="微软雅黑" w:eastAsia="微软雅黑" w:cs="MS PGothic"/>
+          <w:b/>
+          <w:bCs/>
+          <w:color w:val="auto"/>
+          <w:sz w:val="21"/>
+          <w:szCs w:val="21"/>
+          <w:lang w:eastAsia="zh-CN"/>
+        </w:rPr>
+        <w:t>试验（</w:t>
+      </w:r>
+      <w:r>
+        <w:rPr>
+          <w:rFonts w:ascii="微软雅黑" w:hAnsi="微软雅黑" w:eastAsia="微软雅黑" w:cs="MS PGothic"/>
+          <w:b/>
+          <w:bCs/>
+          <w:color w:val="auto"/>
+          <w:sz w:val="21"/>
+          <w:szCs w:val="21"/>
+          <w:lang w:eastAsia="zh-CN"/>
+        </w:rPr>
+        <w:t>DR4</w:t>
+      </w:r>
+      <w:r>
+        <w:rPr>
+          <w:rFonts w:hint="eastAsia" w:ascii="微软雅黑" w:hAnsi="微软雅黑" w:eastAsia="微软雅黑" w:cs="MS PGothic"/>
+          <w:b/>
+          <w:bCs/>
+          <w:color w:val="auto"/>
+          <w:sz w:val="21"/>
+          <w:szCs w:val="21"/>
+          <w:lang w:eastAsia="zh-CN"/>
+        </w:rPr>
+        <w:t>）、量产转移判定、工厂出荷检查</w:t>
+      </w:r>
+    </w:p>
+    <w:p>
+      <w:pPr>
+        <w:ind w:left="600"/>
+        <w:rPr>
+          <w:rFonts w:hint="eastAsia" w:ascii="微软雅黑" w:hAnsi="微软雅黑" w:eastAsia="微软雅黑"/>
+          <w:b/>
+          <w:bCs/>
+          <w:color w:val="auto"/>
+          <w:sz w:val="21"/>
+          <w:szCs w:val="21"/>
+          <w:lang w:eastAsia="zh-CN"/>
+        </w:rPr>
+      </w:pPr>
+      <w:r>
+        <w:rPr>
+          <w:rFonts w:hint="eastAsia" w:ascii="微软雅黑" w:hAnsi="微软雅黑" w:eastAsia="微软雅黑"/>
+          <w:b/>
+          <w:bCs/>
+          <w:color w:val="auto"/>
+          <w:sz w:val="21"/>
+          <w:szCs w:val="21"/>
+          <w:lang w:eastAsia="zh-CN"/>
+        </w:rPr>
+        <w:t>②妥当性确认：</w:t>
+      </w:r>
+      <w:r>
+        <w:rPr>
+          <w:rFonts w:ascii="微软雅黑" w:hAnsi="微软雅黑" w:eastAsia="微软雅黑"/>
+          <w:b/>
+          <w:bCs/>
+          <w:color w:val="auto"/>
+          <w:sz w:val="21"/>
+          <w:szCs w:val="21"/>
+          <w:lang w:eastAsia="zh-CN"/>
+        </w:rPr>
+        <w:t xml:space="preserve"> </w:t>
+      </w:r>
+    </w:p>
+    <w:p>
+      <w:pPr>
+        <w:ind w:left="600"/>
+        <w:rPr>
+          <w:rFonts w:hint="eastAsia" w:ascii="微软雅黑" w:hAnsi="微软雅黑" w:eastAsia="微软雅黑"/>
+          <w:b/>
+          <w:bCs/>
+          <w:color w:val="auto"/>
+          <w:sz w:val="21"/>
+          <w:szCs w:val="21"/>
+          <w:lang w:eastAsia="zh-CN"/>
+        </w:rPr>
+      </w:pPr>
+      <w:r>
+        <w:rPr>
+          <w:rFonts w:hint="eastAsia" w:ascii="微软雅黑" w:hAnsi="微软雅黑" w:eastAsia="微软雅黑"/>
+          <w:b/>
+          <w:bCs/>
+          <w:color w:val="auto"/>
+          <w:sz w:val="21"/>
+          <w:szCs w:val="21"/>
+          <w:lang w:eastAsia="zh-CN"/>
+        </w:rPr>
+        <w:t>实施第三者评价、量产移行判断</w:t>
+      </w:r>
+    </w:p>
+    <w:p>
+      <w:pPr>
+        <w:ind w:left="600"/>
+        <w:rPr>
+          <w:rFonts w:hint="eastAsia" w:ascii="微软雅黑" w:hAnsi="微软雅黑" w:eastAsia="微软雅黑"/>
+          <w:b/>
+          <w:bCs/>
+          <w:color w:val="auto"/>
+          <w:sz w:val="21"/>
+          <w:szCs w:val="21"/>
+          <w:lang w:eastAsia="zh-CN"/>
+        </w:rPr>
+      </w:pPr>
+      <w:r>
+        <w:rPr>
+          <w:rFonts w:hint="eastAsia" w:ascii="微软雅黑" w:hAnsi="微软雅黑" w:eastAsia="微软雅黑"/>
+          <w:b/>
+          <w:bCs/>
+          <w:color w:val="auto"/>
+          <w:sz w:val="21"/>
+          <w:szCs w:val="21"/>
+          <w:lang w:eastAsia="zh-CN"/>
+        </w:rPr>
+        <w:t>③检查：</w:t>
+      </w:r>
+      <w:r>
+        <w:rPr>
+          <w:rFonts w:ascii="微软雅黑" w:hAnsi="微软雅黑" w:eastAsia="微软雅黑"/>
+          <w:b/>
+          <w:bCs/>
+          <w:color w:val="auto"/>
+          <w:sz w:val="21"/>
+          <w:szCs w:val="21"/>
+          <w:lang w:eastAsia="zh-CN"/>
+        </w:rPr>
+        <w:t xml:space="preserve"> </w:t>
+      </w:r>
+    </w:p>
+    <w:p>
+      <w:pPr>
+        <w:ind w:left="720"/>
+        <w:rPr>
+          <w:rFonts w:hint="eastAsia" w:ascii="微软雅黑" w:hAnsi="微软雅黑" w:eastAsia="微软雅黑"/>
+          <w:b/>
+          <w:bCs/>
+          <w:color w:val="auto"/>
+          <w:sz w:val="21"/>
+          <w:szCs w:val="21"/>
+          <w:lang w:eastAsia="zh-CN"/>
+        </w:rPr>
+      </w:pPr>
+      <w:r>
+        <w:rPr>
+          <w:rFonts w:ascii="微软雅黑" w:hAnsi="微软雅黑" w:eastAsia="微软雅黑"/>
+          <w:b/>
+          <w:bCs/>
+          <w:color w:val="auto"/>
+          <w:sz w:val="21"/>
+          <w:szCs w:val="21"/>
+          <w:lang w:eastAsia="zh-CN"/>
+        </w:rPr>
+        <w:t>零件验收检查、</w:t>
+      </w:r>
+      <w:r>
+        <w:rPr>
+          <w:rFonts w:hint="eastAsia" w:ascii="微软雅黑" w:hAnsi="微软雅黑" w:eastAsia="微软雅黑"/>
+          <w:b/>
+          <w:bCs/>
+          <w:color w:val="auto"/>
+          <w:sz w:val="21"/>
+          <w:szCs w:val="21"/>
+          <w:lang w:eastAsia="zh-CN"/>
+        </w:rPr>
+        <w:t>工程</w:t>
+      </w:r>
+      <w:r>
+        <w:rPr>
+          <w:rFonts w:ascii="微软雅黑" w:hAnsi="微软雅黑" w:eastAsia="微软雅黑"/>
+          <w:b/>
+          <w:bCs/>
+          <w:color w:val="auto"/>
+          <w:sz w:val="21"/>
+          <w:szCs w:val="21"/>
+          <w:lang w:eastAsia="zh-CN"/>
+        </w:rPr>
+        <w:t>内检查、</w:t>
+      </w:r>
+      <w:r>
+        <w:rPr>
+          <w:rFonts w:hint="eastAsia" w:ascii="微软雅黑" w:hAnsi="微软雅黑" w:eastAsia="微软雅黑"/>
+          <w:b/>
+          <w:bCs/>
+          <w:color w:val="auto"/>
+          <w:sz w:val="21"/>
+          <w:szCs w:val="21"/>
+          <w:lang w:eastAsia="zh-CN"/>
+        </w:rPr>
+        <w:t>出荷</w:t>
+      </w:r>
+      <w:r>
+        <w:rPr>
+          <w:rFonts w:ascii="微软雅黑" w:hAnsi="微软雅黑" w:eastAsia="微软雅黑"/>
+          <w:b/>
+          <w:bCs/>
+          <w:color w:val="auto"/>
+          <w:sz w:val="21"/>
+          <w:szCs w:val="21"/>
+          <w:lang w:eastAsia="zh-CN"/>
+        </w:rPr>
+        <w:t>检查</w:t>
+      </w:r>
+    </w:p>
+    <w:p>
+      <w:pPr>
+        <w:ind w:left="600"/>
+        <w:rPr>
+          <w:rFonts w:hint="eastAsia" w:ascii="微软雅黑" w:hAnsi="微软雅黑" w:eastAsia="微软雅黑"/>
+          <w:b/>
+          <w:bCs/>
+          <w:color w:val="auto"/>
+          <w:sz w:val="21"/>
+          <w:szCs w:val="21"/>
+          <w:lang w:eastAsia="zh-CN"/>
+        </w:rPr>
+      </w:pPr>
+      <w:r>
+        <w:rPr>
+          <w:rFonts w:hint="eastAsia" w:ascii="微软雅黑" w:hAnsi="微软雅黑" w:eastAsia="微软雅黑"/>
+          <w:b/>
+          <w:bCs/>
+          <w:color w:val="auto"/>
+          <w:sz w:val="21"/>
+          <w:szCs w:val="21"/>
+          <w:lang w:eastAsia="zh-CN"/>
+        </w:rPr>
+        <w:t>④可追溯性：</w:t>
+      </w:r>
+      <w:r>
+        <w:rPr>
+          <w:rFonts w:ascii="微软雅黑" w:hAnsi="微软雅黑" w:eastAsia="微软雅黑"/>
+          <w:b/>
+          <w:bCs/>
+          <w:color w:val="auto"/>
+          <w:sz w:val="21"/>
+          <w:szCs w:val="21"/>
+          <w:lang w:eastAsia="zh-CN"/>
+        </w:rPr>
+        <w:t xml:space="preserve"> </w:t>
+      </w:r>
+    </w:p>
+    <w:p>
+      <w:pPr>
+        <w:ind w:left="600"/>
+        <w:rPr>
+          <w:rFonts w:hint="eastAsia" w:ascii="微软雅黑" w:hAnsi="微软雅黑" w:eastAsia="微软雅黑"/>
+          <w:b/>
+          <w:bCs/>
+          <w:color w:val="auto"/>
+          <w:sz w:val="21"/>
+          <w:szCs w:val="21"/>
+          <w:lang w:eastAsia="zh-CN"/>
+        </w:rPr>
+      </w:pPr>
+      <w:r>
+        <w:rPr>
+          <w:rFonts w:hint="eastAsia" w:ascii="微软雅黑" w:hAnsi="微软雅黑" w:eastAsia="微软雅黑"/>
+          <w:b/>
+          <w:bCs/>
+          <w:color w:val="auto"/>
+          <w:sz w:val="21"/>
+          <w:szCs w:val="21"/>
+          <w:lang w:eastAsia="zh-CN"/>
+        </w:rPr>
+        <w:t>通过作成和批准产品要件书、要求仕样书、产品设计仕样书来确保</w:t>
+      </w:r>
+    </w:p>
+    <w:p>
+      <w:pPr>
+        <w:ind w:left="600"/>
+        <w:rPr>
+          <w:rFonts w:hint="eastAsia" w:ascii="微软雅黑" w:hAnsi="微软雅黑" w:eastAsia="微软雅黑"/>
+          <w:b/>
+          <w:bCs/>
+          <w:color w:val="auto"/>
+          <w:sz w:val="21"/>
+          <w:szCs w:val="21"/>
+          <w:lang w:eastAsia="zh-CN"/>
+        </w:rPr>
+      </w:pPr>
+      <w:r>
+        <w:rPr>
+          <w:rFonts w:hint="eastAsia" w:ascii="微软雅黑" w:hAnsi="微软雅黑" w:eastAsia="微软雅黑"/>
+          <w:b/>
+          <w:bCs/>
+          <w:color w:val="auto"/>
+          <w:sz w:val="21"/>
+          <w:szCs w:val="21"/>
+          <w:lang w:eastAsia="zh-CN"/>
+        </w:rPr>
+        <w:t>⑤设计移管：</w:t>
+      </w:r>
+      <w:r>
+        <w:rPr>
+          <w:rFonts w:ascii="微软雅黑" w:hAnsi="微软雅黑" w:eastAsia="微软雅黑"/>
+          <w:b/>
+          <w:bCs/>
+          <w:color w:val="auto"/>
+          <w:sz w:val="21"/>
+          <w:szCs w:val="21"/>
+          <w:lang w:eastAsia="zh-CN"/>
+        </w:rPr>
+        <w:t xml:space="preserve"> </w:t>
+      </w:r>
+    </w:p>
+    <w:p>
+      <w:pPr>
+        <w:ind w:left="720"/>
+        <w:rPr>
+          <w:rFonts w:ascii="微软雅黑" w:hAnsi="微软雅黑" w:eastAsia="微软雅黑"/>
+          <w:b/>
+          <w:bCs/>
+          <w:color w:val="auto"/>
+          <w:sz w:val="21"/>
+          <w:szCs w:val="21"/>
+          <w:lang w:eastAsia="zh-CN"/>
+        </w:rPr>
+      </w:pPr>
+      <w:r>
+        <w:rPr>
+          <w:rFonts w:ascii="微软雅黑" w:hAnsi="微软雅黑" w:eastAsia="微软雅黑"/>
+          <w:b/>
+          <w:bCs/>
+          <w:color w:val="auto"/>
+          <w:sz w:val="21"/>
+          <w:szCs w:val="21"/>
+          <w:lang w:eastAsia="zh-CN"/>
+        </w:rPr>
+        <w:t>在DR4评审批准量产准备的妥当性确认结果后，批准设计移</w:t>
+      </w:r>
+      <w:r>
+        <w:rPr>
+          <w:rFonts w:hint="eastAsia" w:ascii="微软雅黑" w:hAnsi="微软雅黑" w:eastAsia="微软雅黑"/>
+          <w:b/>
+          <w:bCs/>
+          <w:color w:val="auto"/>
+          <w:sz w:val="21"/>
+          <w:szCs w:val="21"/>
+          <w:lang w:eastAsia="zh-CN"/>
+        </w:rPr>
+        <w:t>管</w:t>
+      </w:r>
+      <w:r>
+        <w:rPr>
+          <w:rFonts w:ascii="微软雅黑" w:hAnsi="微软雅黑" w:eastAsia="微软雅黑"/>
+          <w:b/>
+          <w:bCs/>
+          <w:color w:val="auto"/>
+          <w:sz w:val="21"/>
+          <w:szCs w:val="21"/>
+          <w:lang w:eastAsia="zh-CN"/>
+        </w:rPr>
+        <w:t>完成。</w:t>
+      </w:r>
+    </w:p>
+    <w:p>
+      <w:pPr>
+        <w:ind w:left="720"/>
+        <w:rPr>
+          <w:rFonts w:hint="eastAsia" w:ascii="微软雅黑" w:hAnsi="微软雅黑" w:eastAsia="微软雅黑"/>
+          <w:b/>
+          <w:bCs/>
+          <w:color w:val="auto"/>
+          <w:sz w:val="21"/>
+          <w:szCs w:val="21"/>
+          <w:lang w:eastAsia="zh-CN"/>
+        </w:rPr>
+      </w:pPr>
+    </w:p>
+    <w:p>
+      <w:pPr>
+        <w:ind w:firstLine="210"/>
+        <w:rPr>
+          <w:rFonts w:hint="eastAsia" w:ascii="微软雅黑" w:hAnsi="微软雅黑" w:eastAsia="微软雅黑"/>
+          <w:b/>
+          <w:bCs/>
+          <w:sz w:val="21"/>
+          <w:szCs w:val="21"/>
+          <w:lang w:eastAsia="zh-CN"/>
+        </w:rPr>
+      </w:pPr>
+      <w:r>
+        <w:rPr>
+          <w:rFonts w:hint="eastAsia" w:ascii="微软雅黑" w:hAnsi="微软雅黑" w:eastAsia="微软雅黑"/>
+          <w:b/>
+          <w:bCs/>
+          <w:sz w:val="21"/>
+          <w:szCs w:val="21"/>
+          <w:lang w:eastAsia="zh-CN"/>
+        </w:rPr>
+        <w:t>(2)产品合格判定基准</w:t>
+      </w:r>
+    </w:p>
+    <w:p>
+      <w:pPr>
+        <w:rPr>
+          <w:rFonts w:hint="eastAsia" w:ascii="微软雅黑" w:hAnsi="微软雅黑" w:eastAsia="微软雅黑"/>
+          <w:b/>
+          <w:bCs/>
+          <w:sz w:val="21"/>
+          <w:szCs w:val="21"/>
+          <w:lang w:eastAsia="zh-CN"/>
+        </w:rPr>
+      </w:pPr>
+      <w:r>
+        <w:rPr>
+          <w:rFonts w:hint="eastAsia" w:ascii="微软雅黑" w:hAnsi="微软雅黑" w:eastAsia="微软雅黑"/>
+          <w:b/>
+          <w:bCs/>
+          <w:sz w:val="21"/>
+          <w:szCs w:val="21"/>
+          <w:lang w:eastAsia="zh-CN"/>
+        </w:rPr>
+        <w:t>　　　①验证基准参照下列资料</w:t>
+      </w:r>
+    </w:p>
+    <w:p>
+      <w:pPr>
+        <w:rPr>
+          <w:rFonts w:hint="eastAsia" w:ascii="微软雅黑" w:hAnsi="微软雅黑" w:eastAsia="微软雅黑"/>
+          <w:b/>
+          <w:bCs/>
+          <w:color w:val="auto"/>
+          <w:sz w:val="21"/>
+          <w:szCs w:val="21"/>
+          <w:lang w:eastAsia="zh-CN"/>
+        </w:rPr>
+      </w:pPr>
+      <w:r>
+        <w:rPr>
+          <w:rFonts w:hint="eastAsia" w:ascii="微软雅黑" w:hAnsi="微软雅黑" w:eastAsia="微软雅黑"/>
+          <w:b/>
+          <w:bCs/>
+          <w:color w:val="auto"/>
+          <w:sz w:val="21"/>
+          <w:szCs w:val="21"/>
+          <w:lang w:eastAsia="zh-CN"/>
+        </w:rPr>
+        <w:t xml:space="preserve">          ·《ES验证计划书（</w:t>
+      </w:r>
+      <w:r>
+        <w:rPr>
+          <w:rFonts w:hint="eastAsia" w:ascii="微软雅黑" w:hAnsi="微软雅黑" w:eastAsia="微软雅黑" w:cs="MS PGothic"/>
+          <w:b w:val="0"/>
+          <w:bCs w:val="0"/>
+          <w:color w:val="4F81BD" w:themeColor="accent1"/>
+          <w:sz w:val="21"/>
+          <w:szCs w:val="21"/>
+          <w:lang w:val="en-US" w:eastAsia="zh-CN"/>
+          <w14:textFill>
+            <w14:solidFill>
+              <w14:schemeClr w14:val="accent1"/>
+            </w14:solidFill>
+          </w14:textFill>
+        </w:rPr>
+        <w:t>{{es_verification_plan}}</w:t>
+      </w:r>
+      <w:r>
+        <w:rPr>
+          <w:rFonts w:hint="eastAsia" w:ascii="微软雅黑" w:hAnsi="微软雅黑" w:eastAsia="微软雅黑"/>
+          <w:b/>
+          <w:bCs/>
+          <w:color w:val="auto"/>
+          <w:sz w:val="21"/>
+          <w:szCs w:val="21"/>
+          <w:lang w:eastAsia="zh-CN"/>
+        </w:rPr>
+        <w:t>）》</w:t>
+      </w:r>
+    </w:p>
+    <w:p>
+      <w:pPr>
+        <w:ind w:firstLine="631" w:firstLineChars="300"/>
+        <w:rPr>
+          <w:rFonts w:hint="eastAsia" w:ascii="微软雅黑" w:hAnsi="微软雅黑" w:eastAsia="微软雅黑"/>
+          <w:b/>
+          <w:bCs/>
+          <w:color w:val="auto"/>
+          <w:sz w:val="21"/>
+          <w:szCs w:val="21"/>
+          <w:lang w:eastAsia="zh-CN"/>
+        </w:rPr>
+      </w:pPr>
+      <w:r>
+        <w:rPr>
+          <w:rFonts w:hint="eastAsia" w:ascii="微软雅黑" w:hAnsi="微软雅黑" w:eastAsia="微软雅黑"/>
+          <w:b/>
+          <w:bCs/>
+          <w:color w:val="auto"/>
+          <w:sz w:val="21"/>
+          <w:szCs w:val="21"/>
+          <w:lang w:eastAsia="zh-CN"/>
+        </w:rPr>
+        <w:t>·《ES验证结果书（</w:t>
+      </w:r>
+      <w:r>
+        <w:rPr>
+          <w:rFonts w:hint="eastAsia" w:ascii="微软雅黑" w:hAnsi="微软雅黑" w:eastAsia="微软雅黑" w:cs="MS PGothic"/>
+          <w:b w:val="0"/>
+          <w:bCs w:val="0"/>
+          <w:color w:val="4F81BD" w:themeColor="accent1"/>
+          <w:sz w:val="21"/>
+          <w:szCs w:val="21"/>
+          <w:lang w:val="en-US" w:eastAsia="zh-CN"/>
+          <w14:textFill>
+            <w14:solidFill>
+              <w14:schemeClr w14:val="accent1"/>
+            </w14:solidFill>
+          </w14:textFill>
+        </w:rPr>
+        <w:t>{{es_verification_result}}</w:t>
+      </w:r>
+      <w:r>
+        <w:rPr>
+          <w:rFonts w:hint="eastAsia" w:ascii="微软雅黑" w:hAnsi="微软雅黑" w:eastAsia="微软雅黑"/>
+          <w:b/>
+          <w:bCs/>
+          <w:color w:val="auto"/>
+          <w:sz w:val="21"/>
+          <w:szCs w:val="21"/>
+          <w:lang w:eastAsia="zh-CN"/>
+        </w:rPr>
+        <w:t>）》</w:t>
+      </w:r>
+    </w:p>
+    <w:p>
+      <w:pPr>
+        <w:rPr>
+          <w:rFonts w:hint="eastAsia" w:ascii="微软雅黑" w:hAnsi="微软雅黑" w:eastAsia="微软雅黑"/>
+          <w:b/>
+          <w:bCs/>
+          <w:color w:val="auto"/>
+          <w:sz w:val="21"/>
+          <w:szCs w:val="21"/>
+          <w:lang w:eastAsia="zh-CN"/>
+        </w:rPr>
+      </w:pPr>
+      <w:r>
+        <w:rPr>
+          <w:rFonts w:hint="eastAsia" w:ascii="微软雅黑" w:hAnsi="微软雅黑" w:eastAsia="微软雅黑"/>
+          <w:b/>
+          <w:bCs/>
+          <w:color w:val="auto"/>
+          <w:sz w:val="21"/>
+          <w:szCs w:val="21"/>
+          <w:lang w:eastAsia="zh-CN"/>
+        </w:rPr>
+        <w:t xml:space="preserve">          ·《IGS（</w:t>
+      </w:r>
+      <w:r>
+        <w:rPr>
+          <w:rFonts w:hint="eastAsia" w:ascii="微软雅黑" w:hAnsi="微软雅黑" w:eastAsia="微软雅黑" w:cs="MS PGothic"/>
+          <w:b w:val="0"/>
+          <w:bCs w:val="0"/>
+          <w:color w:val="4F81BD" w:themeColor="accent1"/>
+          <w:sz w:val="21"/>
+          <w:szCs w:val="21"/>
+          <w:lang w:val="en-US" w:eastAsia="zh-CN"/>
+          <w14:textFill>
+            <w14:solidFill>
+              <w14:schemeClr w14:val="accent1"/>
+            </w14:solidFill>
+          </w14:textFill>
+        </w:rPr>
+        <w:t>{{igs}}</w:t>
+      </w:r>
+      <w:r>
+        <w:rPr>
+          <w:rFonts w:hint="eastAsia" w:ascii="微软雅黑" w:hAnsi="微软雅黑" w:eastAsia="微软雅黑"/>
+          <w:b/>
+          <w:bCs/>
+          <w:color w:val="auto"/>
+          <w:sz w:val="21"/>
+          <w:szCs w:val="21"/>
+          <w:lang w:eastAsia="zh-CN"/>
+        </w:rPr>
+        <w:t>）》</w:t>
+      </w:r>
+    </w:p>
+    <w:p>
+      <w:pPr>
+        <w:rPr>
+          <w:rFonts w:hint="eastAsia" w:ascii="微软雅黑" w:hAnsi="微软雅黑" w:eastAsia="微软雅黑"/>
+          <w:b/>
+          <w:bCs/>
+          <w:color w:val="auto"/>
+          <w:sz w:val="21"/>
+          <w:szCs w:val="21"/>
+          <w:lang w:eastAsia="zh-CN"/>
+        </w:rPr>
+      </w:pPr>
+      <w:r>
+        <w:rPr>
+          <w:rFonts w:hint="eastAsia" w:ascii="微软雅黑" w:hAnsi="微软雅黑" w:eastAsia="微软雅黑"/>
+          <w:b/>
+          <w:bCs/>
+          <w:color w:val="auto"/>
+          <w:sz w:val="21"/>
+          <w:szCs w:val="21"/>
+          <w:lang w:eastAsia="zh-CN"/>
+        </w:rPr>
+        <w:t>　　　②检查基准体现在QC工程图中。</w:t>
+      </w:r>
+    </w:p>
+    <w:p>
+      <w:pPr>
+        <w:rPr>
+          <w:rFonts w:hint="eastAsia" w:ascii="微软雅黑" w:hAnsi="微软雅黑" w:eastAsia="微软雅黑"/>
+          <w:b/>
+          <w:bCs/>
+          <w:color w:val="auto"/>
+          <w:sz w:val="21"/>
+          <w:szCs w:val="21"/>
+          <w:lang w:eastAsia="zh-CN"/>
+        </w:rPr>
+      </w:pPr>
+      <w:r>
+        <w:rPr>
+          <w:rFonts w:hint="eastAsia" w:ascii="微软雅黑" w:hAnsi="微软雅黑" w:eastAsia="微软雅黑"/>
+          <w:b/>
+          <w:bCs/>
+          <w:color w:val="auto"/>
+          <w:sz w:val="21"/>
+          <w:szCs w:val="21"/>
+          <w:lang w:eastAsia="zh-CN"/>
+        </w:rPr>
+        <w:t xml:space="preserve">           参见《QC工程图（</w:t>
+      </w:r>
+      <w:r>
+        <w:rPr>
+          <w:rFonts w:hint="eastAsia" w:ascii="微软雅黑" w:hAnsi="微软雅黑" w:eastAsia="微软雅黑" w:cs="MS PGothic"/>
+          <w:b w:val="0"/>
+          <w:bCs w:val="0"/>
+          <w:color w:val="4F81BD" w:themeColor="accent1"/>
+          <w:sz w:val="21"/>
+          <w:szCs w:val="21"/>
+          <w:lang w:val="en-US" w:eastAsia="zh-CN"/>
+          <w14:textFill>
+            <w14:solidFill>
+              <w14:schemeClr w14:val="accent1"/>
+            </w14:solidFill>
+          </w14:textFill>
+        </w:rPr>
+        <w:t>{{qc_engineering}}</w:t>
+      </w:r>
+      <w:r>
+        <w:rPr>
+          <w:rFonts w:hint="eastAsia" w:ascii="微软雅黑" w:hAnsi="微软雅黑" w:eastAsia="微软雅黑"/>
+          <w:b/>
+          <w:bCs/>
+          <w:color w:val="auto"/>
+          <w:sz w:val="21"/>
+          <w:szCs w:val="21"/>
+          <w:lang w:eastAsia="zh-CN"/>
+        </w:rPr>
+        <w:t>）》</w:t>
+      </w:r>
+    </w:p>
+    <w:p>
+      <w:pPr>
+        <w:rPr>
+          <w:rFonts w:hint="eastAsia" w:ascii="微软雅黑" w:hAnsi="微软雅黑" w:eastAsia="微软雅黑"/>
+          <w:b/>
+          <w:bCs/>
+          <w:color w:val="auto"/>
+          <w:sz w:val="21"/>
+          <w:szCs w:val="21"/>
+          <w:lang w:eastAsia="zh-CN"/>
+        </w:rPr>
+      </w:pPr>
+      <w:r>
+        <w:rPr>
+          <w:rFonts w:hint="eastAsia" w:ascii="微软雅黑" w:hAnsi="微软雅黑" w:eastAsia="微软雅黑"/>
+          <w:b/>
+          <w:bCs/>
+          <w:color w:val="auto"/>
+          <w:sz w:val="21"/>
+          <w:szCs w:val="21"/>
+          <w:lang w:eastAsia="zh-CN"/>
+        </w:rPr>
+        <w:t>　　　③关于安全性</w:t>
+      </w:r>
+    </w:p>
+    <w:p>
+      <w:pPr>
+        <w:ind w:left="1020" w:leftChars="300" w:hanging="420" w:hangingChars="200"/>
+        <w:rPr>
+          <w:rFonts w:hint="eastAsia" w:ascii="微软雅黑" w:hAnsi="微软雅黑" w:eastAsia="微软雅黑"/>
+          <w:b/>
+          <w:bCs/>
+          <w:color w:val="auto"/>
+          <w:sz w:val="21"/>
+          <w:szCs w:val="21"/>
+          <w:lang w:eastAsia="zh-CN"/>
+        </w:rPr>
+      </w:pPr>
+      <w:r>
+        <w:rPr>
+          <w:rFonts w:ascii="微软雅黑" w:hAnsi="微软雅黑" w:eastAsia="微软雅黑"/>
+          <w:b/>
+          <w:bCs/>
+          <w:color w:val="auto"/>
+          <w:sz w:val="21"/>
+          <w:szCs w:val="21"/>
+          <w:lang w:eastAsia="zh-CN"/>
+        </w:rPr>
+        <w:t xml:space="preserve">(a) </w:t>
+      </w:r>
+      <w:r>
+        <w:rPr>
+          <w:rFonts w:hint="eastAsia" w:ascii="微软雅黑" w:hAnsi="微软雅黑" w:eastAsia="微软雅黑"/>
+          <w:b/>
+          <w:bCs/>
+          <w:color w:val="auto"/>
+          <w:sz w:val="21"/>
+          <w:szCs w:val="21"/>
+          <w:lang w:eastAsia="zh-CN"/>
+        </w:rPr>
+        <w:t>个别风险的可接受性判断，依据《</w:t>
+      </w:r>
+      <w:r>
+        <w:rPr>
+          <w:rFonts w:ascii="微软雅黑" w:hAnsi="微软雅黑" w:eastAsia="微软雅黑"/>
+          <w:b/>
+          <w:bCs/>
+          <w:color w:val="auto"/>
+          <w:sz w:val="21"/>
+          <w:szCs w:val="21"/>
+          <w:lang w:eastAsia="zh-CN"/>
+        </w:rPr>
+        <w:t>LSOP-OHQ-021</w:t>
+      </w:r>
+      <w:r>
+        <w:rPr>
+          <w:rFonts w:hint="eastAsia" w:ascii="微软雅黑" w:hAnsi="微软雅黑" w:eastAsia="微软雅黑"/>
+          <w:b/>
+          <w:bCs/>
+          <w:color w:val="auto"/>
+          <w:sz w:val="21"/>
+          <w:szCs w:val="21"/>
+          <w:lang w:eastAsia="zh-CN"/>
+        </w:rPr>
+        <w:t>(</w:t>
+      </w:r>
+      <w:r>
+        <w:rPr>
+          <w:rFonts w:ascii="微软雅黑" w:hAnsi="微软雅黑" w:eastAsia="微软雅黑"/>
+          <w:b/>
+          <w:bCs/>
+          <w:color w:val="auto"/>
+          <w:sz w:val="21"/>
+          <w:szCs w:val="21"/>
+          <w:lang w:eastAsia="zh-CN"/>
+        </w:rPr>
+        <w:t>CN</w:t>
+      </w:r>
+      <w:r>
+        <w:rPr>
+          <w:rFonts w:hint="eastAsia" w:ascii="微软雅黑" w:hAnsi="微软雅黑" w:eastAsia="微软雅黑"/>
+          <w:b/>
+          <w:bCs/>
+          <w:color w:val="auto"/>
+          <w:sz w:val="21"/>
+          <w:szCs w:val="21"/>
+          <w:lang w:eastAsia="zh-CN"/>
+        </w:rPr>
+        <w:t>)-产品风险管理程序》中“</w:t>
+      </w:r>
+      <w:r>
+        <w:rPr>
+          <w:rFonts w:ascii="微软雅黑" w:hAnsi="微软雅黑" w:eastAsia="微软雅黑"/>
+          <w:b/>
+          <w:bCs/>
+          <w:color w:val="auto"/>
+          <w:sz w:val="21"/>
+          <w:szCs w:val="21"/>
+          <w:lang w:eastAsia="zh-CN"/>
+        </w:rPr>
+        <w:t>1</w:t>
+      </w:r>
+      <w:r>
+        <w:rPr>
+          <w:rFonts w:hint="eastAsia" w:ascii="微软雅黑" w:hAnsi="微软雅黑" w:eastAsia="微软雅黑"/>
+          <w:b/>
+          <w:bCs/>
+          <w:color w:val="auto"/>
+          <w:sz w:val="21"/>
+          <w:szCs w:val="21"/>
+          <w:lang w:eastAsia="zh-CN"/>
+        </w:rPr>
+        <w:t>2</w:t>
+      </w:r>
+      <w:r>
+        <w:rPr>
+          <w:rFonts w:ascii="微软雅黑" w:hAnsi="微软雅黑" w:eastAsia="微软雅黑"/>
+          <w:b/>
+          <w:bCs/>
+          <w:color w:val="auto"/>
+          <w:sz w:val="21"/>
+          <w:szCs w:val="21"/>
+          <w:lang w:eastAsia="zh-CN"/>
+        </w:rPr>
+        <w:t xml:space="preserve">.1 </w:t>
+      </w:r>
+      <w:r>
+        <w:rPr>
+          <w:rFonts w:hint="eastAsia" w:ascii="微软雅黑" w:hAnsi="微软雅黑" w:eastAsia="微软雅黑"/>
+          <w:b/>
+          <w:bCs/>
+          <w:color w:val="auto"/>
+          <w:sz w:val="21"/>
+          <w:szCs w:val="21"/>
+          <w:lang w:eastAsia="zh-CN"/>
+        </w:rPr>
+        <w:t xml:space="preserve"> 个别残留风险的可接受性判断标准”的表</w:t>
+      </w:r>
+      <w:r>
+        <w:rPr>
+          <w:rFonts w:ascii="微软雅黑" w:hAnsi="微软雅黑" w:eastAsia="微软雅黑"/>
+          <w:b/>
+          <w:bCs/>
+          <w:color w:val="auto"/>
+          <w:sz w:val="21"/>
+          <w:szCs w:val="21"/>
+          <w:lang w:eastAsia="zh-CN"/>
+        </w:rPr>
+        <w:t>3</w:t>
+      </w:r>
+      <w:r>
+        <w:rPr>
+          <w:rFonts w:hint="eastAsia" w:ascii="微软雅黑" w:hAnsi="微软雅黑" w:eastAsia="微软雅黑"/>
+          <w:b/>
+          <w:bCs/>
+          <w:color w:val="auto"/>
+          <w:sz w:val="21"/>
+          <w:szCs w:val="21"/>
+          <w:lang w:eastAsia="zh-CN"/>
+        </w:rPr>
+        <w:t>及表</w:t>
+      </w:r>
+      <w:r>
+        <w:rPr>
+          <w:rFonts w:ascii="微软雅黑" w:hAnsi="微软雅黑" w:eastAsia="微软雅黑"/>
+          <w:b/>
+          <w:bCs/>
+          <w:color w:val="auto"/>
+          <w:sz w:val="21"/>
+          <w:szCs w:val="21"/>
+          <w:lang w:eastAsia="zh-CN"/>
+        </w:rPr>
+        <w:t>4</w:t>
+      </w:r>
+      <w:r>
+        <w:rPr>
+          <w:rFonts w:hint="eastAsia" w:ascii="微软雅黑" w:hAnsi="微软雅黑" w:eastAsia="微软雅黑"/>
+          <w:b/>
+          <w:bCs/>
+          <w:color w:val="auto"/>
+          <w:sz w:val="21"/>
+          <w:szCs w:val="21"/>
+          <w:lang w:eastAsia="zh-CN"/>
+        </w:rPr>
+        <w:t>进行。</w:t>
+      </w:r>
+    </w:p>
+    <w:p>
+      <w:pPr>
+        <w:ind w:left="810" w:leftChars="300" w:hanging="210" w:hangingChars="100"/>
+        <w:rPr>
+          <w:rFonts w:hint="eastAsia" w:ascii="微软雅黑" w:hAnsi="微软雅黑" w:eastAsia="微软雅黑"/>
+          <w:b/>
+          <w:bCs/>
+          <w:color w:val="auto"/>
+          <w:sz w:val="21"/>
+          <w:szCs w:val="21"/>
+          <w:lang w:eastAsia="zh-CN"/>
+        </w:rPr>
+      </w:pPr>
+      <w:r>
+        <w:rPr>
+          <w:rFonts w:ascii="微软雅黑" w:hAnsi="微软雅黑" w:eastAsia="微软雅黑"/>
+          <w:b/>
+          <w:bCs/>
+          <w:color w:val="auto"/>
+          <w:sz w:val="21"/>
+          <w:szCs w:val="21"/>
+          <w:lang w:eastAsia="zh-CN"/>
+        </w:rPr>
+        <w:t xml:space="preserve">(b) </w:t>
+      </w:r>
+      <w:r>
+        <w:rPr>
+          <w:rFonts w:hint="eastAsia" w:ascii="微软雅黑" w:hAnsi="微软雅黑" w:eastAsia="微软雅黑"/>
+          <w:b/>
+          <w:bCs/>
+          <w:color w:val="auto"/>
+          <w:sz w:val="21"/>
+          <w:szCs w:val="21"/>
+          <w:lang w:eastAsia="zh-CN"/>
+        </w:rPr>
+        <w:t>残留风险的整体可接受性判断，依据《</w:t>
+      </w:r>
+      <w:r>
+        <w:rPr>
+          <w:rFonts w:ascii="微软雅黑" w:hAnsi="微软雅黑" w:eastAsia="微软雅黑"/>
+          <w:b/>
+          <w:bCs/>
+          <w:color w:val="auto"/>
+          <w:sz w:val="21"/>
+          <w:szCs w:val="21"/>
+          <w:lang w:eastAsia="zh-CN"/>
+        </w:rPr>
+        <w:t>LSOP-OHQ-021</w:t>
+      </w:r>
+      <w:r>
+        <w:rPr>
+          <w:rFonts w:hint="eastAsia" w:ascii="微软雅黑" w:hAnsi="微软雅黑" w:eastAsia="微软雅黑"/>
+          <w:b/>
+          <w:bCs/>
+          <w:color w:val="auto"/>
+          <w:sz w:val="21"/>
+          <w:szCs w:val="21"/>
+          <w:lang w:eastAsia="zh-CN"/>
+        </w:rPr>
+        <w:t>(</w:t>
+      </w:r>
+      <w:r>
+        <w:rPr>
+          <w:rFonts w:ascii="微软雅黑" w:hAnsi="微软雅黑" w:eastAsia="微软雅黑"/>
+          <w:b/>
+          <w:bCs/>
+          <w:color w:val="auto"/>
+          <w:sz w:val="21"/>
+          <w:szCs w:val="21"/>
+          <w:lang w:eastAsia="zh-CN"/>
+        </w:rPr>
+        <w:t>CN</w:t>
+      </w:r>
+      <w:r>
+        <w:rPr>
+          <w:rFonts w:hint="eastAsia" w:ascii="微软雅黑" w:hAnsi="微软雅黑" w:eastAsia="微软雅黑"/>
+          <w:b/>
+          <w:bCs/>
+          <w:color w:val="auto"/>
+          <w:sz w:val="21"/>
+          <w:szCs w:val="21"/>
+          <w:lang w:eastAsia="zh-CN"/>
+        </w:rPr>
+        <w:t>)-产品风险管理程序》中“</w:t>
+      </w:r>
+      <w:r>
+        <w:rPr>
+          <w:rFonts w:ascii="微软雅黑" w:hAnsi="微软雅黑" w:eastAsia="微软雅黑"/>
+          <w:b/>
+          <w:bCs/>
+          <w:color w:val="auto"/>
+          <w:sz w:val="21"/>
+          <w:szCs w:val="21"/>
+          <w:lang w:eastAsia="zh-CN"/>
+        </w:rPr>
+        <w:t>1</w:t>
+      </w:r>
+      <w:r>
+        <w:rPr>
+          <w:rFonts w:hint="eastAsia" w:ascii="微软雅黑" w:hAnsi="微软雅黑" w:eastAsia="微软雅黑"/>
+          <w:b/>
+          <w:bCs/>
+          <w:color w:val="auto"/>
+          <w:sz w:val="21"/>
+          <w:szCs w:val="21"/>
+          <w:lang w:eastAsia="zh-CN"/>
+        </w:rPr>
+        <w:t>2</w:t>
+      </w:r>
+      <w:r>
+        <w:rPr>
+          <w:rFonts w:ascii="微软雅黑" w:hAnsi="微软雅黑" w:eastAsia="微软雅黑"/>
+          <w:b/>
+          <w:bCs/>
+          <w:color w:val="auto"/>
+          <w:sz w:val="21"/>
+          <w:szCs w:val="21"/>
+          <w:lang w:eastAsia="zh-CN"/>
+        </w:rPr>
+        <w:t xml:space="preserve">.2 </w:t>
+      </w:r>
+      <w:r>
+        <w:rPr>
+          <w:rFonts w:hint="eastAsia" w:ascii="微软雅黑" w:hAnsi="微软雅黑" w:eastAsia="微软雅黑"/>
+          <w:b/>
+          <w:bCs/>
+          <w:color w:val="auto"/>
+          <w:sz w:val="21"/>
+          <w:szCs w:val="21"/>
+          <w:lang w:eastAsia="zh-CN"/>
+        </w:rPr>
+        <w:t>残留风险的整体可接受性判断标准”的表6进行。</w:t>
+      </w:r>
+    </w:p>
+    <w:p>
+      <w:pPr>
+        <w:rPr>
           <w:rFonts w:ascii="微软雅黑" w:hAnsi="微软雅黑" w:eastAsia="微软雅黑"/>
           <w:b/>
           <w:bCs/>
@@ -13972,18 +15593,9 @@
           <w:lang w:eastAsia="zh-CN"/>
         </w:rPr>
       </w:pPr>
-      <w:r>
-        <w:rPr>
-          <w:rFonts w:hint="eastAsia" w:ascii="微软雅黑" w:hAnsi="微软雅黑" w:eastAsia="微软雅黑"/>
-          <w:b/>
-          <w:bCs/>
-          <w:sz w:val="21"/>
-          <w:szCs w:val="21"/>
-          <w:lang w:eastAsia="zh-CN"/>
-        </w:rPr>
-        <w:t>①验证：</w:t>
-      </w:r>
-      <w:r>
+    </w:p>
+    <w:p>
+      <w:pPr>
         <w:rPr>
           <w:rFonts w:ascii="微软雅黑" w:hAnsi="微软雅黑" w:eastAsia="微软雅黑"/>
           <w:b/>
@@ -13992,677 +15604,793 @@
           <w:szCs w:val="21"/>
           <w:lang w:eastAsia="zh-CN"/>
         </w:rPr>
-        <w:t xml:space="preserve"> </w:t>
+      </w:pPr>
+    </w:p>
+    <w:p>
+      <w:pPr>
+        <w:numPr>
+          <w:ilvl w:val="0"/>
+          <w:numId w:val="8"/>
+        </w:numPr>
+        <w:rPr>
+          <w:rFonts w:hint="eastAsia" w:ascii="微软雅黑" w:hAnsi="微软雅黑" w:eastAsia="微软雅黑"/>
+          <w:b/>
+          <w:bCs/>
+          <w:strike w:val="0"/>
+          <w:color w:val="auto"/>
+          <w:sz w:val="21"/>
+          <w:szCs w:val="21"/>
+          <w:lang w:eastAsia="zh-CN"/>
+        </w:rPr>
+      </w:pPr>
+      <w:r>
+        <w:rPr>
+          <w:rFonts w:hint="eastAsia" w:ascii="微软雅黑" w:hAnsi="微软雅黑" w:eastAsia="微软雅黑"/>
+          <w:b/>
+          <w:bCs/>
+          <w:strike w:val="0"/>
+          <w:color w:val="auto"/>
+          <w:sz w:val="21"/>
+          <w:szCs w:val="21"/>
+          <w:lang w:eastAsia="zh-CN"/>
+        </w:rPr>
+        <w:t>风险管理计划　</w:t>
+      </w:r>
+      <w:bookmarkStart w:id="0" w:name="_Hlk153447313"/>
+      <w:bookmarkStart w:id="1" w:name="_Hlk153447477"/>
+    </w:p>
+    <w:bookmarkEnd w:id="0"/>
+    <w:bookmarkEnd w:id="1"/>
+    <w:p>
+      <w:pPr>
+        <w:rPr>
+          <w:rFonts w:hint="eastAsia" w:ascii="微软雅黑" w:hAnsi="微软雅黑" w:eastAsia="微软雅黑"/>
+          <w:b/>
+          <w:bCs/>
+          <w:color w:val="auto"/>
+          <w:sz w:val="21"/>
+          <w:szCs w:val="21"/>
+          <w:lang w:eastAsia="zh-CN"/>
+        </w:rPr>
+      </w:pPr>
+      <w:r>
+        <w:rPr>
+          <w:rFonts w:hint="eastAsia" w:ascii="微软雅黑" w:hAnsi="微软雅黑" w:eastAsia="微软雅黑" w:cs="MS PGothic"/>
+          <w:b/>
+          <w:bCs/>
+          <w:color w:val="auto"/>
+          <w:sz w:val="21"/>
+          <w:szCs w:val="21"/>
+          <w:lang w:eastAsia="zh-CN"/>
+        </w:rPr>
+        <w:t>参见《风险管理计划书</w:t>
+      </w:r>
+      <w:r>
+        <w:rPr>
+          <w:rFonts w:hint="eastAsia" w:ascii="微软雅黑" w:hAnsi="微软雅黑" w:eastAsia="微软雅黑"/>
+          <w:b/>
+          <w:bCs/>
+          <w:color w:val="auto"/>
+          <w:sz w:val="21"/>
+          <w:szCs w:val="21"/>
+          <w:lang w:eastAsia="zh-CN"/>
+        </w:rPr>
+        <w:t>（</w:t>
+      </w:r>
+      <w:r>
+        <w:rPr>
+          <w:rFonts w:hint="eastAsia" w:ascii="微软雅黑" w:hAnsi="微软雅黑" w:eastAsia="微软雅黑" w:cs="MS PGothic"/>
+          <w:b w:val="0"/>
+          <w:bCs w:val="0"/>
+          <w:color w:val="4F81BD" w:themeColor="accent1"/>
+          <w:sz w:val="21"/>
+          <w:szCs w:val="21"/>
+          <w:lang w:val="en-US" w:eastAsia="zh-CN"/>
+          <w14:textFill>
+            <w14:solidFill>
+              <w14:schemeClr w14:val="accent1"/>
+            </w14:solidFill>
+          </w14:textFill>
+        </w:rPr>
+        <w:t>{{risk_management}}</w:t>
+      </w:r>
+      <w:r>
+        <w:rPr>
+          <w:rFonts w:hint="eastAsia" w:ascii="微软雅黑" w:hAnsi="微软雅黑" w:eastAsia="微软雅黑"/>
+          <w:b/>
+          <w:bCs/>
+          <w:color w:val="auto"/>
+          <w:sz w:val="21"/>
+          <w:szCs w:val="21"/>
+          <w:lang w:eastAsia="zh-CN"/>
+        </w:rPr>
+        <w:t>）》</w:t>
       </w:r>
     </w:p>
     <w:p>
       <w:pPr>
-        <w:ind w:firstLine="851" w:firstLineChars="0"/>
-        <w:rPr>
-          <w:rFonts w:hint="default" w:ascii="微软雅黑" w:hAnsi="微软雅黑" w:eastAsia="微软雅黑"/>
+        <w:rPr>
+          <w:rFonts w:hint="eastAsia" w:ascii="微软雅黑" w:hAnsi="微软雅黑" w:eastAsia="微软雅黑" w:cs="MS PGothic"/>
           <w:b/>
           <w:bCs/>
+          <w:color w:val="C00000"/>
           <w:sz w:val="21"/>
           <w:szCs w:val="21"/>
           <w:lang w:val="en-US" w:eastAsia="zh-CN"/>
-        </w:rPr>
-      </w:pPr>
-      <w:r>
-        <w:rPr>
-          <w:rFonts w:hint="eastAsia" w:ascii="微软雅黑" w:hAnsi="微软雅黑" w:eastAsia="微软雅黑"/>
-          <w:b/>
-          <w:bCs/>
-          <w:sz w:val="21"/>
-          <w:szCs w:val="21"/>
-          <w:lang w:val="en-US" w:eastAsia="zh-CN"/>
-        </w:rPr>
-        <w:t>{{verify}}</w:t>
-      </w:r>
-    </w:p>
-    <w:p>
-      <w:pPr>
-        <w:ind w:left="600"/>
-        <w:rPr>
-          <w:rFonts w:ascii="微软雅黑" w:hAnsi="微软雅黑" w:eastAsia="微软雅黑"/>
-          <w:b/>
-          <w:bCs/>
-          <w:sz w:val="21"/>
-          <w:szCs w:val="21"/>
-          <w:lang w:eastAsia="zh-CN"/>
-        </w:rPr>
-      </w:pPr>
-      <w:r>
-        <w:rPr>
-          <w:rFonts w:hint="eastAsia" w:ascii="微软雅黑" w:hAnsi="微软雅黑" w:eastAsia="微软雅黑"/>
-          <w:b/>
-          <w:bCs/>
-          <w:sz w:val="21"/>
-          <w:szCs w:val="21"/>
-          <w:lang w:eastAsia="zh-CN"/>
-        </w:rPr>
-        <w:t>②妥当性确认：</w:t>
-      </w:r>
-      <w:r>
-        <w:rPr>
-          <w:rFonts w:ascii="微软雅黑" w:hAnsi="微软雅黑" w:eastAsia="微软雅黑"/>
-          <w:b/>
-          <w:bCs/>
-          <w:sz w:val="21"/>
-          <w:szCs w:val="21"/>
-          <w:lang w:eastAsia="zh-CN"/>
-        </w:rPr>
-        <w:t xml:space="preserve"> </w:t>
-      </w:r>
-    </w:p>
-    <w:p>
-      <w:pPr>
-        <w:pStyle w:val="31"/>
-        <w:keepNext w:val="0"/>
-        <w:keepLines w:val="0"/>
-        <w:widowControl/>
-        <w:suppressLineNumbers w:val="0"/>
-        <w:spacing w:before="0" w:beforeAutospacing="0" w:after="0" w:afterAutospacing="0"/>
-        <w:ind w:left="0" w:right="0" w:firstLine="851" w:firstLineChars="0"/>
-        <w:jc w:val="left"/>
-        <w:rPr>
-          <w:rFonts w:hint="default" w:ascii="微软雅黑" w:hAnsi="微软雅黑" w:eastAsia="微软雅黑"/>
-          <w:b/>
-          <w:bCs/>
-          <w:sz w:val="21"/>
-          <w:szCs w:val="21"/>
-          <w:lang w:val="en-US" w:eastAsia="zh-CN"/>
-        </w:rPr>
-      </w:pPr>
-      <w:r>
-        <w:rPr>
-          <w:rFonts w:hint="eastAsia" w:ascii="微软雅黑" w:hAnsi="微软雅黑" w:eastAsia="微软雅黑"/>
-          <w:b/>
-          <w:bCs/>
-          <w:sz w:val="21"/>
-          <w:szCs w:val="21"/>
-          <w:lang w:val="en-US" w:eastAsia="zh-CN"/>
-        </w:rPr>
-        <w:t>{{</w:t>
-      </w:r>
-      <w:r>
-        <w:rPr>
-          <w:rFonts w:ascii="Helvetica Neue" w:hAnsi="Helvetica Neue" w:eastAsia="Helvetica Neue" w:cs="Helvetica Neue"/>
-          <w:kern w:val="0"/>
-          <w:sz w:val="26"/>
-          <w:szCs w:val="26"/>
-          <w:lang w:val="en-US" w:eastAsia="zh-CN" w:bidi="ar"/>
-        </w:rPr>
-        <w:t>appropriateness_confirmation</w:t>
-      </w:r>
-      <w:r>
-        <w:rPr>
-          <w:rFonts w:hint="eastAsia" w:ascii="微软雅黑" w:hAnsi="微软雅黑" w:eastAsia="微软雅黑"/>
-          <w:b/>
-          <w:bCs/>
-          <w:sz w:val="21"/>
-          <w:szCs w:val="21"/>
-          <w:lang w:val="en-US" w:eastAsia="zh-CN"/>
-        </w:rPr>
-        <w:t>}}</w:t>
-      </w:r>
-    </w:p>
-    <w:p>
-      <w:pPr>
-        <w:ind w:left="600"/>
-        <w:rPr>
-          <w:rFonts w:ascii="微软雅黑" w:hAnsi="微软雅黑" w:eastAsia="微软雅黑"/>
-          <w:b/>
-          <w:bCs/>
-          <w:sz w:val="21"/>
-          <w:szCs w:val="21"/>
-          <w:lang w:eastAsia="zh-CN"/>
-        </w:rPr>
-      </w:pPr>
-      <w:r>
-        <w:rPr>
-          <w:rFonts w:hint="eastAsia" w:ascii="微软雅黑" w:hAnsi="微软雅黑" w:eastAsia="微软雅黑"/>
-          <w:b/>
-          <w:bCs/>
-          <w:sz w:val="21"/>
-          <w:szCs w:val="21"/>
-          <w:lang w:eastAsia="zh-CN"/>
-        </w:rPr>
-        <w:t>③检查：</w:t>
-      </w:r>
-      <w:r>
-        <w:rPr>
-          <w:rFonts w:ascii="微软雅黑" w:hAnsi="微软雅黑" w:eastAsia="微软雅黑"/>
-          <w:b/>
-          <w:bCs/>
-          <w:sz w:val="21"/>
-          <w:szCs w:val="21"/>
-          <w:lang w:eastAsia="zh-CN"/>
-        </w:rPr>
-        <w:t xml:space="preserve"> </w:t>
-      </w:r>
-    </w:p>
-    <w:p>
-      <w:pPr>
-        <w:ind w:firstLine="851" w:firstLineChars="0"/>
-        <w:rPr>
-          <w:rFonts w:hint="default" w:ascii="微软雅黑" w:hAnsi="微软雅黑" w:eastAsia="微软雅黑"/>
-          <w:b/>
-          <w:bCs/>
-          <w:sz w:val="21"/>
-          <w:szCs w:val="21"/>
-          <w:lang w:val="en-US" w:eastAsia="zh-CN"/>
-        </w:rPr>
-      </w:pPr>
-      <w:r>
-        <w:rPr>
-          <w:rFonts w:hint="eastAsia" w:ascii="微软雅黑" w:hAnsi="微软雅黑" w:eastAsia="微软雅黑"/>
-          <w:b/>
-          <w:bCs/>
-          <w:sz w:val="21"/>
-          <w:szCs w:val="21"/>
-          <w:lang w:val="en-US" w:eastAsia="zh-CN"/>
-        </w:rPr>
-        <w:t>{{examine}}</w:t>
-      </w:r>
-    </w:p>
-    <w:p>
-      <w:pPr>
-        <w:ind w:left="600"/>
-        <w:rPr>
-          <w:rFonts w:ascii="微软雅黑" w:hAnsi="微软雅黑" w:eastAsia="微软雅黑"/>
-          <w:b/>
-          <w:bCs/>
-          <w:sz w:val="21"/>
-          <w:szCs w:val="21"/>
-          <w:lang w:eastAsia="zh-CN"/>
-        </w:rPr>
-      </w:pPr>
-      <w:r>
-        <w:rPr>
-          <w:rFonts w:hint="eastAsia" w:ascii="微软雅黑" w:hAnsi="微软雅黑" w:eastAsia="微软雅黑"/>
-          <w:b/>
-          <w:bCs/>
-          <w:sz w:val="21"/>
-          <w:szCs w:val="21"/>
-          <w:lang w:eastAsia="zh-CN"/>
-        </w:rPr>
-        <w:t>④可追溯性：</w:t>
-      </w:r>
-      <w:r>
-        <w:rPr>
-          <w:rFonts w:ascii="微软雅黑" w:hAnsi="微软雅黑" w:eastAsia="微软雅黑"/>
-          <w:b/>
-          <w:bCs/>
-          <w:sz w:val="21"/>
-          <w:szCs w:val="21"/>
-          <w:lang w:eastAsia="zh-CN"/>
-        </w:rPr>
-        <w:t xml:space="preserve"> </w:t>
-      </w:r>
-    </w:p>
-    <w:p>
-      <w:pPr>
-        <w:ind w:left="600"/>
-        <w:rPr>
-          <w:rFonts w:ascii="微软雅黑" w:hAnsi="微软雅黑" w:eastAsia="微软雅黑"/>
-          <w:b/>
-          <w:bCs/>
-          <w:sz w:val="21"/>
-          <w:szCs w:val="21"/>
-          <w:lang w:eastAsia="zh-CN"/>
-        </w:rPr>
-      </w:pPr>
-      <w:r>
-        <w:rPr>
-          <w:rFonts w:hint="eastAsia" w:ascii="微软雅黑" w:hAnsi="微软雅黑" w:eastAsia="微软雅黑"/>
-          <w:b/>
-          <w:bCs/>
-          <w:sz w:val="21"/>
-          <w:szCs w:val="21"/>
-          <w:lang w:eastAsia="zh-CN"/>
-        </w:rPr>
-        <w:t>⑤设计移管：</w:t>
-      </w:r>
-      <w:r>
-        <w:rPr>
-          <w:rFonts w:ascii="微软雅黑" w:hAnsi="微软雅黑" w:eastAsia="微软雅黑"/>
-          <w:b/>
-          <w:bCs/>
-          <w:sz w:val="21"/>
-          <w:szCs w:val="21"/>
-          <w:lang w:eastAsia="zh-CN"/>
-        </w:rPr>
-        <w:t xml:space="preserve"> </w:t>
-      </w:r>
-    </w:p>
-    <w:p>
-      <w:pPr>
-        <w:ind w:firstLine="210"/>
-        <w:rPr>
-          <w:rFonts w:ascii="微软雅黑" w:hAnsi="微软雅黑" w:eastAsia="微软雅黑"/>
-          <w:b/>
-          <w:bCs/>
-          <w:sz w:val="21"/>
-          <w:szCs w:val="21"/>
-          <w:lang w:eastAsia="zh-CN"/>
-        </w:rPr>
-      </w:pPr>
-      <w:r>
-        <w:rPr>
-          <w:rFonts w:hint="eastAsia" w:ascii="微软雅黑" w:hAnsi="微软雅黑" w:eastAsia="微软雅黑"/>
-          <w:b/>
-          <w:bCs/>
-          <w:sz w:val="21"/>
-          <w:szCs w:val="21"/>
-          <w:lang w:eastAsia="zh-CN"/>
-        </w:rPr>
-        <w:t>(2)产品合格判定基准</w:t>
-      </w:r>
-    </w:p>
-    <w:p>
-      <w:pPr>
-        <w:rPr>
-          <w:rFonts w:hint="eastAsia" w:ascii="微软雅黑" w:hAnsi="微软雅黑" w:eastAsia="微软雅黑"/>
-          <w:b/>
-          <w:bCs/>
-          <w:sz w:val="21"/>
-          <w:szCs w:val="21"/>
-          <w:lang w:eastAsia="zh-CN"/>
-        </w:rPr>
-      </w:pPr>
-      <w:r>
-        <w:rPr>
-          <w:rFonts w:hint="eastAsia" w:ascii="微软雅黑" w:hAnsi="微软雅黑" w:eastAsia="微软雅黑"/>
-          <w:b/>
-          <w:bCs/>
-          <w:sz w:val="21"/>
-          <w:szCs w:val="21"/>
-          <w:lang w:eastAsia="zh-CN"/>
-        </w:rPr>
-        <w:t>　　　①验证基准参照下列资料</w:t>
-      </w:r>
-    </w:p>
-    <w:p>
-      <w:pPr>
-        <w:ind w:firstLine="851" w:firstLineChars="0"/>
-        <w:rPr>
-          <w:rFonts w:hint="default" w:ascii="微软雅黑" w:hAnsi="微软雅黑" w:eastAsia="微软雅黑"/>
-          <w:b/>
-          <w:bCs/>
-          <w:sz w:val="21"/>
-          <w:szCs w:val="21"/>
-          <w:lang w:val="en-US" w:eastAsia="zh-CN"/>
-        </w:rPr>
-      </w:pPr>
-      <w:r>
-        <w:rPr>
-          <w:rFonts w:hint="eastAsia" w:ascii="微软雅黑" w:hAnsi="微软雅黑" w:eastAsia="微软雅黑"/>
-          <w:b/>
-          <w:bCs/>
-          <w:sz w:val="21"/>
-          <w:szCs w:val="21"/>
-          <w:lang w:val="en-US" w:eastAsia="zh-CN"/>
-        </w:rPr>
-        <w:t>{{references}}</w:t>
-      </w:r>
-    </w:p>
-    <w:p>
-      <w:pPr>
-        <w:rPr>
-          <w:rFonts w:ascii="微软雅黑" w:hAnsi="微软雅黑" w:eastAsia="微软雅黑"/>
-          <w:b/>
-          <w:bCs/>
-          <w:sz w:val="21"/>
-          <w:szCs w:val="21"/>
-          <w:lang w:eastAsia="zh-CN"/>
-        </w:rPr>
-      </w:pPr>
-      <w:r>
-        <w:rPr>
-          <w:rFonts w:hint="eastAsia" w:ascii="微软雅黑" w:hAnsi="微软雅黑" w:eastAsia="微软雅黑"/>
-          <w:b/>
-          <w:bCs/>
-          <w:sz w:val="21"/>
-          <w:szCs w:val="21"/>
-          <w:lang w:eastAsia="zh-CN"/>
-        </w:rPr>
-        <w:t>　　　②检查基准体现到QC工程图中。</w:t>
-      </w:r>
-    </w:p>
-    <w:p>
-      <w:pPr>
-        <w:rPr>
-          <w:rFonts w:hint="eastAsia" w:ascii="微软雅黑" w:hAnsi="微软雅黑" w:eastAsia="微软雅黑"/>
-          <w:b/>
-          <w:bCs/>
-          <w:sz w:val="21"/>
-          <w:szCs w:val="21"/>
-          <w:lang w:eastAsia="zh-CN"/>
-        </w:rPr>
-      </w:pPr>
-      <w:r>
-        <w:rPr>
-          <w:rFonts w:hint="eastAsia" w:ascii="微软雅黑" w:hAnsi="微软雅黑" w:eastAsia="微软雅黑"/>
-          <w:b/>
-          <w:bCs/>
-          <w:sz w:val="21"/>
-          <w:szCs w:val="21"/>
-          <w:lang w:eastAsia="zh-CN"/>
-        </w:rPr>
-        <w:t>　　　③关于安全性</w:t>
-      </w:r>
-    </w:p>
-    <w:p>
-      <w:pPr>
-        <w:ind w:firstLine="851" w:firstLineChars="0"/>
-        <w:rPr>
-          <w:rFonts w:hint="default" w:ascii="微软雅黑" w:hAnsi="微软雅黑" w:eastAsia="微软雅黑"/>
-          <w:b/>
-          <w:bCs/>
-          <w:sz w:val="21"/>
-          <w:szCs w:val="21"/>
-          <w:lang w:val="en-US" w:eastAsia="zh-CN"/>
-        </w:rPr>
-      </w:pPr>
-      <w:r>
-        <w:rPr>
-          <w:rFonts w:hint="eastAsia" w:ascii="微软雅黑" w:hAnsi="微软雅黑" w:eastAsia="微软雅黑"/>
-          <w:b/>
-          <w:bCs/>
-          <w:sz w:val="21"/>
-          <w:szCs w:val="21"/>
-          <w:lang w:val="en-US" w:eastAsia="zh-CN"/>
-        </w:rPr>
-        <w:t>{{security}}</w:t>
-      </w:r>
-    </w:p>
-    <w:p>
-      <w:pPr>
-        <w:rPr>
-          <w:rFonts w:ascii="微软雅黑" w:hAnsi="微软雅黑" w:eastAsia="微软雅黑"/>
-          <w:b/>
-          <w:bCs/>
-          <w:sz w:val="21"/>
-          <w:szCs w:val="21"/>
-          <w:lang w:eastAsia="zh-CN"/>
         </w:rPr>
       </w:pPr>
     </w:p>
     <w:p>
       <w:pPr>
-        <w:rPr>
-          <w:rFonts w:ascii="微软雅黑" w:hAnsi="微软雅黑" w:eastAsia="微软雅黑"/>
+        <w:numPr>
+          <w:ilvl w:val="0"/>
+          <w:numId w:val="9"/>
+        </w:numPr>
+        <w:rPr>
+          <w:rFonts w:hint="eastAsia" w:ascii="微软雅黑" w:hAnsi="微软雅黑" w:eastAsia="微软雅黑" w:cs="MS PGothic"/>
           <w:b/>
           <w:bCs/>
+          <w:color w:val="auto"/>
           <w:sz w:val="21"/>
           <w:szCs w:val="21"/>
           <w:lang w:eastAsia="zh-CN"/>
         </w:rPr>
       </w:pPr>
-    </w:p>
-    <w:p>
-      <w:pPr>
-        <w:rPr>
-          <w:rFonts w:ascii="微软雅黑" w:hAnsi="微软雅黑" w:eastAsia="微软雅黑"/>
+      <w:r>
+        <w:rPr>
+          <w:rFonts w:hint="eastAsia" w:ascii="微软雅黑" w:hAnsi="微软雅黑" w:eastAsia="微软雅黑" w:cs="MS PGothic"/>
           <w:b/>
           <w:bCs/>
-          <w:strike/>
-          <w:color w:val="FF0000"/>
+          <w:color w:val="auto"/>
           <w:sz w:val="21"/>
           <w:szCs w:val="21"/>
           <w:lang w:eastAsia="zh-CN"/>
         </w:rPr>
-      </w:pPr>
-      <w:r>
-        <w:rPr>
-          <w:rFonts w:hint="eastAsia" w:ascii="微软雅黑" w:hAnsi="微软雅黑" w:eastAsia="微软雅黑"/>
+        <w:t>关联文件</w:t>
+      </w:r>
+    </w:p>
+    <w:tbl>
+      <w:tblPr>
+        <w:tblStyle w:val="34"/>
+        <w:tblW w:w="0" w:type="auto"/>
+        <w:tblInd w:w="279" w:type="dxa"/>
+        <w:tblBorders>
+          <w:top w:val="single" w:color="000000" w:sz="4" w:space="0"/>
+          <w:left w:val="single" w:color="000000" w:sz="4" w:space="0"/>
+          <w:bottom w:val="single" w:color="000000" w:sz="4" w:space="0"/>
+          <w:right w:val="single" w:color="000000" w:sz="4" w:space="0"/>
+          <w:insideH w:val="single" w:color="000000" w:sz="4" w:space="0"/>
+          <w:insideV w:val="single" w:color="000000" w:sz="4" w:space="0"/>
+        </w:tblBorders>
+        <w:tblLayout w:type="autofit"/>
+        <w:tblCellMar>
+          <w:top w:w="0" w:type="dxa"/>
+          <w:left w:w="108" w:type="dxa"/>
+          <w:bottom w:w="0" w:type="dxa"/>
+          <w:right w:w="108" w:type="dxa"/>
+        </w:tblCellMar>
+      </w:tblPr>
+      <w:tblGrid>
+        <w:gridCol w:w="3260"/>
+        <w:gridCol w:w="3260"/>
+      </w:tblGrid>
+      <w:tr>
+        <w:tc>
+          <w:tcPr>
+            <w:tcW w:w="3260" w:type="dxa"/>
+          </w:tcPr>
+          <w:p>
+            <w:pPr>
+              <w:rPr>
+                <w:rFonts w:hint="eastAsia" w:ascii="微软雅黑" w:hAnsi="微软雅黑" w:eastAsia="微软雅黑"/>
+                <w:bCs/>
+                <w:color w:val="auto"/>
+                <w:sz w:val="21"/>
+                <w:szCs w:val="21"/>
+              </w:rPr>
+            </w:pPr>
+            <w:r>
+              <w:rPr>
+                <w:rFonts w:hint="eastAsia" w:ascii="微软雅黑" w:hAnsi="微软雅黑" w:eastAsia="微软雅黑"/>
+                <w:bCs/>
+                <w:color w:val="auto"/>
+                <w:sz w:val="21"/>
+                <w:szCs w:val="21"/>
+                <w:lang w:eastAsia="zh-CN"/>
+              </w:rPr>
+              <w:t>文件</w:t>
+            </w:r>
+            <w:r>
+              <w:rPr>
+                <w:rFonts w:hint="eastAsia" w:ascii="微软雅黑" w:hAnsi="微软雅黑" w:eastAsia="微软雅黑"/>
+                <w:bCs/>
+                <w:color w:val="auto"/>
+                <w:sz w:val="21"/>
+                <w:szCs w:val="21"/>
+              </w:rPr>
+              <w:t>NO.</w:t>
+            </w:r>
+          </w:p>
+        </w:tc>
+        <w:tc>
+          <w:tcPr>
+            <w:tcW w:w="3260" w:type="dxa"/>
+          </w:tcPr>
+          <w:p>
+            <w:pPr>
+              <w:rPr>
+                <w:rFonts w:hint="eastAsia" w:ascii="微软雅黑" w:hAnsi="微软雅黑" w:eastAsia="微软雅黑"/>
+                <w:bCs/>
+                <w:color w:val="auto"/>
+                <w:sz w:val="21"/>
+                <w:szCs w:val="21"/>
+              </w:rPr>
+            </w:pPr>
+            <w:r>
+              <w:rPr>
+                <w:rFonts w:hint="eastAsia" w:ascii="微软雅黑" w:hAnsi="微软雅黑" w:eastAsia="微软雅黑"/>
+                <w:bCs/>
+                <w:color w:val="auto"/>
+                <w:sz w:val="21"/>
+                <w:szCs w:val="21"/>
+                <w:lang w:eastAsia="zh-CN"/>
+              </w:rPr>
+              <w:t>文件名</w:t>
+            </w:r>
+          </w:p>
+        </w:tc>
+      </w:tr>
+      <w:tr>
+        <w:tc>
+          <w:tcPr>
+            <w:tcW w:w="3260" w:type="dxa"/>
+          </w:tcPr>
+          <w:p>
+            <w:pPr>
+              <w:rPr>
+                <w:rFonts w:hint="default" w:ascii="微软雅黑" w:hAnsi="微软雅黑" w:eastAsia="微软雅黑"/>
+                <w:bCs/>
+                <w:color w:val="auto"/>
+                <w:sz w:val="21"/>
+                <w:szCs w:val="21"/>
+                <w:lang w:val="en-US" w:eastAsia="zh-CN"/>
+              </w:rPr>
+            </w:pPr>
+            <w:r>
+              <w:rPr>
+                <w:rFonts w:hint="eastAsia" w:ascii="微软雅黑" w:hAnsi="微软雅黑" w:eastAsia="微软雅黑"/>
+                <w:bCs/>
+                <w:color w:val="4F81BD" w:themeColor="accent1"/>
+                <w:sz w:val="21"/>
+                <w:szCs w:val="21"/>
+                <w:lang w:val="en-US" w:eastAsia="zh-CN"/>
+                <w14:textFill>
+                  <w14:solidFill>
+                    <w14:schemeClr w14:val="accent1"/>
+                  </w14:solidFill>
+                </w14:textFill>
+              </w:rPr>
+              <w:t>{{new_product_confirmation}}</w:t>
+            </w:r>
+          </w:p>
+        </w:tc>
+        <w:tc>
+          <w:tcPr>
+            <w:tcW w:w="3260" w:type="dxa"/>
+          </w:tcPr>
+          <w:p>
+            <w:pPr>
+              <w:rPr>
+                <w:rFonts w:hint="eastAsia" w:ascii="微软雅黑" w:hAnsi="微软雅黑" w:eastAsia="微软雅黑"/>
+                <w:bCs/>
+                <w:color w:val="auto"/>
+                <w:sz w:val="21"/>
+                <w:szCs w:val="21"/>
+                <w:lang w:eastAsia="zh-CN"/>
+              </w:rPr>
+            </w:pPr>
+            <w:r>
+              <w:rPr>
+                <w:rFonts w:hint="eastAsia" w:ascii="微软雅黑" w:hAnsi="微软雅黑" w:eastAsia="微软雅黑"/>
+                <w:bCs/>
+                <w:color w:val="auto"/>
+                <w:sz w:val="21"/>
+                <w:szCs w:val="21"/>
+                <w:lang w:eastAsia="zh-CN"/>
+              </w:rPr>
+              <w:t>新商品开发确认</w:t>
+            </w:r>
+            <w:r>
+              <w:rPr>
+                <w:rFonts w:hint="eastAsia" w:ascii="微软雅黑" w:hAnsi="微软雅黑" w:eastAsia="微软雅黑" w:cs="微软雅黑"/>
+                <w:bCs/>
+                <w:color w:val="auto"/>
+                <w:sz w:val="21"/>
+                <w:szCs w:val="21"/>
+                <w:lang w:eastAsia="zh-CN"/>
+              </w:rPr>
+              <w:t>书（NPDR）</w:t>
+            </w:r>
+          </w:p>
+        </w:tc>
+      </w:tr>
+      <w:tr>
+        <w:tc>
+          <w:tcPr>
+            <w:tcW w:w="3260" w:type="dxa"/>
+            <w:shd w:val="clear" w:color="auto" w:fill="auto"/>
+          </w:tcPr>
+          <w:p>
+            <w:pPr>
+              <w:rPr>
+                <w:rFonts w:hint="eastAsia" w:ascii="微软雅黑" w:hAnsi="微软雅黑" w:eastAsia="微软雅黑"/>
+                <w:bCs/>
+                <w:color w:val="auto"/>
+                <w:sz w:val="21"/>
+                <w:szCs w:val="21"/>
+                <w:lang w:eastAsia="zh-CN"/>
+              </w:rPr>
+            </w:pPr>
+            <w:r>
+              <w:rPr>
+                <w:rFonts w:hint="eastAsia" w:ascii="微软雅黑" w:hAnsi="微软雅黑" w:eastAsia="微软雅黑"/>
+                <w:bCs/>
+                <w:color w:val="4F81BD" w:themeColor="accent1"/>
+                <w:sz w:val="21"/>
+                <w:szCs w:val="21"/>
+                <w:lang w:val="en-US" w:eastAsia="zh-CN"/>
+                <w14:textFill>
+                  <w14:solidFill>
+                    <w14:schemeClr w14:val="accent1"/>
+                  </w14:solidFill>
+                </w14:textFill>
+              </w:rPr>
+              <w:t>{{requirement_spec}}</w:t>
+            </w:r>
+          </w:p>
+        </w:tc>
+        <w:tc>
+          <w:tcPr>
+            <w:tcW w:w="3260" w:type="dxa"/>
+            <w:shd w:val="clear" w:color="auto" w:fill="auto"/>
+          </w:tcPr>
+          <w:p>
+            <w:pPr>
+              <w:rPr>
+                <w:rFonts w:hint="eastAsia" w:ascii="微软雅黑" w:hAnsi="微软雅黑" w:eastAsia="微软雅黑"/>
+                <w:bCs/>
+                <w:color w:val="auto"/>
+                <w:sz w:val="21"/>
+                <w:szCs w:val="21"/>
+                <w:lang w:eastAsia="zh-CN"/>
+              </w:rPr>
+            </w:pPr>
+            <w:r>
+              <w:rPr>
+                <w:rFonts w:hint="eastAsia" w:ascii="微软雅黑" w:hAnsi="微软雅黑" w:eastAsia="微软雅黑"/>
+                <w:bCs/>
+                <w:color w:val="auto"/>
+                <w:sz w:val="21"/>
+                <w:szCs w:val="21"/>
+                <w:lang w:eastAsia="zh-CN"/>
+              </w:rPr>
+              <w:t>要求仕样书</w:t>
+            </w:r>
+          </w:p>
+        </w:tc>
+      </w:tr>
+      <w:tr>
+        <w:tc>
+          <w:tcPr>
+            <w:tcW w:w="3260" w:type="dxa"/>
+            <w:shd w:val="clear" w:color="auto" w:fill="auto"/>
+          </w:tcPr>
+          <w:p>
+            <w:pPr>
+              <w:rPr>
+                <w:rFonts w:hint="eastAsia" w:ascii="微软雅黑" w:hAnsi="微软雅黑" w:eastAsia="微软雅黑"/>
+                <w:bCs/>
+                <w:color w:val="auto"/>
+                <w:sz w:val="21"/>
+                <w:szCs w:val="21"/>
+              </w:rPr>
+            </w:pPr>
+            <w:r>
+              <w:rPr>
+                <w:rFonts w:hint="eastAsia" w:ascii="微软雅黑" w:hAnsi="微软雅黑" w:eastAsia="微软雅黑"/>
+                <w:bCs/>
+                <w:color w:val="4F81BD" w:themeColor="accent1"/>
+                <w:sz w:val="21"/>
+                <w:szCs w:val="21"/>
+                <w:lang w:val="en-US" w:eastAsia="zh-CN"/>
+                <w14:textFill>
+                  <w14:solidFill>
+                    <w14:schemeClr w14:val="accent1"/>
+                  </w14:solidFill>
+                </w14:textFill>
+              </w:rPr>
+              <w:t>{{product_design_spec}}</w:t>
+            </w:r>
+          </w:p>
+        </w:tc>
+        <w:tc>
+          <w:tcPr>
+            <w:tcW w:w="3260" w:type="dxa"/>
+            <w:shd w:val="clear" w:color="auto" w:fill="auto"/>
+          </w:tcPr>
+          <w:p>
+            <w:pPr>
+              <w:rPr>
+                <w:rFonts w:hint="eastAsia" w:ascii="微软雅黑" w:hAnsi="微软雅黑" w:eastAsia="微软雅黑"/>
+                <w:bCs/>
+                <w:color w:val="auto"/>
+                <w:sz w:val="21"/>
+                <w:szCs w:val="21"/>
+                <w:lang w:eastAsia="zh-CN"/>
+              </w:rPr>
+            </w:pPr>
+            <w:r>
+              <w:rPr>
+                <w:rFonts w:hint="eastAsia" w:ascii="微软雅黑" w:hAnsi="微软雅黑" w:eastAsia="微软雅黑" w:cs="微软雅黑"/>
+                <w:bCs/>
+                <w:color w:val="auto"/>
+                <w:sz w:val="21"/>
+                <w:szCs w:val="21"/>
+                <w:lang w:eastAsia="zh-CN"/>
+              </w:rPr>
+              <w:t>产品设计仕样书</w:t>
+            </w:r>
+          </w:p>
+        </w:tc>
+      </w:tr>
+      <w:tr>
+        <w:tc>
+          <w:tcPr>
+            <w:tcW w:w="3260" w:type="dxa"/>
+            <w:shd w:val="clear" w:color="auto" w:fill="auto"/>
+          </w:tcPr>
+          <w:p>
+            <w:pPr>
+              <w:rPr>
+                <w:rFonts w:hint="eastAsia" w:ascii="微软雅黑" w:hAnsi="微软雅黑" w:eastAsia="微软雅黑"/>
+                <w:bCs/>
+                <w:color w:val="auto"/>
+                <w:sz w:val="21"/>
+                <w:szCs w:val="21"/>
+              </w:rPr>
+            </w:pPr>
+            <w:r>
+              <w:rPr>
+                <w:rFonts w:hint="eastAsia" w:ascii="微软雅黑" w:hAnsi="微软雅黑" w:eastAsia="微软雅黑"/>
+                <w:bCs/>
+                <w:color w:val="4F81BD" w:themeColor="accent1"/>
+                <w:sz w:val="21"/>
+                <w:szCs w:val="21"/>
+                <w:lang w:val="en-US" w:eastAsia="zh-CN"/>
+                <w14:textFill>
+                  <w14:solidFill>
+                    <w14:schemeClr w14:val="accent1"/>
+                  </w14:solidFill>
+                </w14:textFill>
+              </w:rPr>
+              <w:t>{{schedule}}</w:t>
+            </w:r>
+          </w:p>
+        </w:tc>
+        <w:tc>
+          <w:tcPr>
+            <w:tcW w:w="3260" w:type="dxa"/>
+            <w:shd w:val="clear" w:color="auto" w:fill="auto"/>
+          </w:tcPr>
+          <w:p>
+            <w:pPr>
+              <w:rPr>
+                <w:rFonts w:hint="eastAsia" w:ascii="微软雅黑" w:hAnsi="微软雅黑" w:eastAsia="微软雅黑"/>
+                <w:bCs/>
+                <w:color w:val="auto"/>
+                <w:sz w:val="21"/>
+                <w:szCs w:val="21"/>
+                <w:lang w:eastAsia="zh-CN"/>
+              </w:rPr>
+            </w:pPr>
+            <w:r>
+              <w:rPr>
+                <w:rFonts w:hint="eastAsia" w:ascii="微软雅黑" w:hAnsi="微软雅黑" w:eastAsia="微软雅黑"/>
+                <w:bCs/>
+                <w:color w:val="auto"/>
+                <w:sz w:val="21"/>
+                <w:szCs w:val="21"/>
+                <w:lang w:eastAsia="zh-CN"/>
+              </w:rPr>
+              <w:t>日程表</w:t>
+            </w:r>
+          </w:p>
+        </w:tc>
+      </w:tr>
+      <w:tr>
+        <w:tc>
+          <w:tcPr>
+            <w:tcW w:w="3260" w:type="dxa"/>
+            <w:shd w:val="clear" w:color="auto" w:fill="auto"/>
+          </w:tcPr>
+          <w:p>
+            <w:pPr>
+              <w:rPr>
+                <w:rFonts w:hint="eastAsia" w:ascii="微软雅黑" w:hAnsi="微软雅黑" w:eastAsia="微软雅黑"/>
+                <w:bCs/>
+                <w:color w:val="auto"/>
+                <w:sz w:val="21"/>
+                <w:szCs w:val="21"/>
+              </w:rPr>
+            </w:pPr>
+            <w:r>
+              <w:rPr>
+                <w:rFonts w:hint="eastAsia" w:ascii="微软雅黑" w:hAnsi="微软雅黑" w:eastAsia="微软雅黑"/>
+                <w:bCs/>
+                <w:color w:val="4F81BD" w:themeColor="accent1"/>
+                <w:sz w:val="21"/>
+                <w:szCs w:val="21"/>
+                <w:lang w:val="en-US" w:eastAsia="zh-CN"/>
+                <w14:textFill>
+                  <w14:solidFill>
+                    <w14:schemeClr w14:val="accent1"/>
+                  </w14:solidFill>
+                </w14:textFill>
+              </w:rPr>
+              <w:t>{{doc_record_list}}</w:t>
+            </w:r>
+          </w:p>
+        </w:tc>
+        <w:tc>
+          <w:tcPr>
+            <w:tcW w:w="3260" w:type="dxa"/>
+            <w:shd w:val="clear" w:color="auto" w:fill="auto"/>
+          </w:tcPr>
+          <w:p>
+            <w:pPr>
+              <w:rPr>
+                <w:rFonts w:hint="eastAsia" w:ascii="微软雅黑" w:hAnsi="微软雅黑" w:eastAsia="微软雅黑"/>
+                <w:bCs/>
+                <w:color w:val="auto"/>
+                <w:sz w:val="21"/>
+                <w:szCs w:val="21"/>
+                <w:lang w:eastAsia="zh-CN"/>
+              </w:rPr>
+            </w:pPr>
+            <w:r>
+              <w:rPr>
+                <w:rFonts w:hint="eastAsia" w:ascii="微软雅黑" w:hAnsi="微软雅黑" w:eastAsia="微软雅黑"/>
+                <w:bCs/>
+                <w:color w:val="auto"/>
+                <w:sz w:val="21"/>
+                <w:szCs w:val="21"/>
+                <w:lang w:eastAsia="zh-CN"/>
+              </w:rPr>
+              <w:t>作成文件·</w:t>
+            </w:r>
+            <w:r>
+              <w:rPr>
+                <w:rFonts w:hint="eastAsia" w:ascii="微软雅黑" w:hAnsi="微软雅黑" w:eastAsia="微软雅黑" w:cs="微软雅黑"/>
+                <w:bCs/>
+                <w:color w:val="auto"/>
+                <w:sz w:val="21"/>
+                <w:szCs w:val="21"/>
+                <w:lang w:eastAsia="zh-CN"/>
+              </w:rPr>
+              <w:t>记录</w:t>
+            </w:r>
+            <w:r>
+              <w:rPr>
+                <w:rFonts w:hint="eastAsia" w:ascii="微软雅黑" w:hAnsi="微软雅黑" w:eastAsia="微软雅黑" w:cs="MS PGothic"/>
+                <w:bCs/>
+                <w:color w:val="auto"/>
+                <w:sz w:val="21"/>
+                <w:szCs w:val="21"/>
+                <w:lang w:eastAsia="zh-CN"/>
+              </w:rPr>
+              <w:t>一</w:t>
+            </w:r>
+            <w:r>
+              <w:rPr>
+                <w:rFonts w:hint="eastAsia" w:ascii="微软雅黑" w:hAnsi="微软雅黑" w:eastAsia="微软雅黑" w:cs="微软雅黑"/>
+                <w:bCs/>
+                <w:color w:val="auto"/>
+                <w:sz w:val="21"/>
+                <w:szCs w:val="21"/>
+                <w:lang w:eastAsia="zh-CN"/>
+              </w:rPr>
+              <w:t>览</w:t>
+            </w:r>
+            <w:r>
+              <w:rPr>
+                <w:rFonts w:hint="eastAsia" w:ascii="微软雅黑" w:hAnsi="微软雅黑" w:eastAsia="微软雅黑" w:cs="MS PGothic"/>
+                <w:bCs/>
+                <w:color w:val="auto"/>
+                <w:sz w:val="21"/>
+                <w:szCs w:val="21"/>
+                <w:lang w:eastAsia="zh-CN"/>
+              </w:rPr>
+              <w:t>表</w:t>
+            </w:r>
+          </w:p>
+        </w:tc>
+      </w:tr>
+      <w:tr>
+        <w:tc>
+          <w:tcPr>
+            <w:tcW w:w="3260" w:type="dxa"/>
+            <w:shd w:val="clear" w:color="auto" w:fill="auto"/>
+          </w:tcPr>
+          <w:p>
+            <w:pPr>
+              <w:rPr>
+                <w:rFonts w:hint="eastAsia" w:ascii="微软雅黑" w:hAnsi="微软雅黑" w:eastAsia="微软雅黑"/>
+                <w:bCs/>
+                <w:color w:val="auto"/>
+                <w:sz w:val="21"/>
+                <w:szCs w:val="21"/>
+                <w:lang w:eastAsia="zh-CN"/>
+              </w:rPr>
+            </w:pPr>
+            <w:r>
+              <w:rPr>
+                <w:rFonts w:hint="eastAsia" w:ascii="微软雅黑" w:hAnsi="微软雅黑" w:eastAsia="微软雅黑"/>
+                <w:bCs/>
+                <w:color w:val="4F81BD" w:themeColor="accent1"/>
+                <w:sz w:val="21"/>
+                <w:szCs w:val="21"/>
+                <w:lang w:val="en-US" w:eastAsia="zh-CN"/>
+                <w14:textFill>
+                  <w14:solidFill>
+                    <w14:schemeClr w14:val="accent1"/>
+                  </w14:solidFill>
+                </w14:textFill>
+              </w:rPr>
+              <w:t>{{target_fc}}</w:t>
+            </w:r>
+          </w:p>
+        </w:tc>
+        <w:tc>
+          <w:tcPr>
+            <w:tcW w:w="3260" w:type="dxa"/>
+            <w:shd w:val="clear" w:color="auto" w:fill="auto"/>
+          </w:tcPr>
+          <w:p>
+            <w:pPr>
+              <w:rPr>
+                <w:rFonts w:hint="eastAsia" w:ascii="微软雅黑" w:hAnsi="微软雅黑" w:eastAsia="微软雅黑"/>
+                <w:bCs/>
+                <w:color w:val="auto"/>
+                <w:sz w:val="21"/>
+                <w:szCs w:val="21"/>
+              </w:rPr>
+            </w:pPr>
+            <w:r>
+              <w:rPr>
+                <w:rFonts w:hint="eastAsia" w:ascii="微软雅黑" w:hAnsi="微软雅黑" w:eastAsia="微软雅黑"/>
+                <w:bCs/>
+                <w:color w:val="auto"/>
+                <w:sz w:val="21"/>
+                <w:szCs w:val="21"/>
+                <w:lang w:eastAsia="zh-CN"/>
+              </w:rPr>
+              <w:t>开发目标</w:t>
+            </w:r>
+            <w:r>
+              <w:rPr>
+                <w:rFonts w:hint="eastAsia" w:ascii="微软雅黑" w:hAnsi="微软雅黑" w:eastAsia="微软雅黑"/>
+                <w:bCs/>
+                <w:color w:val="auto"/>
+                <w:sz w:val="21"/>
+                <w:szCs w:val="21"/>
+              </w:rPr>
+              <w:t>FC</w:t>
+            </w:r>
+          </w:p>
+        </w:tc>
+      </w:tr>
+      <w:tr>
+        <w:tc>
+          <w:tcPr>
+            <w:tcW w:w="3260" w:type="dxa"/>
+            <w:shd w:val="clear" w:color="auto" w:fill="auto"/>
+          </w:tcPr>
+          <w:p>
+            <w:pPr>
+              <w:rPr>
+                <w:rFonts w:hint="eastAsia" w:ascii="微软雅黑" w:hAnsi="微软雅黑" w:eastAsia="微软雅黑"/>
+                <w:bCs/>
+                <w:color w:val="auto"/>
+                <w:sz w:val="21"/>
+                <w:szCs w:val="21"/>
+              </w:rPr>
+            </w:pPr>
+            <w:r>
+              <w:rPr>
+                <w:rFonts w:hint="eastAsia" w:ascii="微软雅黑" w:hAnsi="微软雅黑" w:eastAsia="微软雅黑"/>
+                <w:bCs/>
+                <w:color w:val="4F81BD" w:themeColor="accent1"/>
+                <w:sz w:val="21"/>
+                <w:szCs w:val="21"/>
+                <w:lang w:val="en-US" w:eastAsia="zh-CN"/>
+                <w14:textFill>
+                  <w14:solidFill>
+                    <w14:schemeClr w14:val="accent1"/>
+                  </w14:solidFill>
+                </w14:textFill>
+              </w:rPr>
+              <w:t>{{color_instruction_record}}</w:t>
+            </w:r>
+          </w:p>
+        </w:tc>
+        <w:tc>
+          <w:tcPr>
+            <w:tcW w:w="3260" w:type="dxa"/>
+            <w:shd w:val="clear" w:color="auto" w:fill="auto"/>
+            <w:vAlign w:val="center"/>
+          </w:tcPr>
+          <w:p>
+            <w:pPr>
+              <w:rPr>
+                <w:rFonts w:hint="eastAsia" w:ascii="微软雅黑" w:hAnsi="微软雅黑" w:eastAsia="微软雅黑"/>
+                <w:bCs/>
+                <w:color w:val="auto"/>
+                <w:sz w:val="21"/>
+                <w:szCs w:val="21"/>
+              </w:rPr>
+            </w:pPr>
+            <w:r>
+              <w:rPr>
+                <w:rFonts w:hint="eastAsia" w:ascii="微软雅黑" w:hAnsi="微软雅黑" w:eastAsia="微软雅黑" w:cs="微软雅黑"/>
+                <w:bCs/>
+                <w:color w:val="auto"/>
+                <w:sz w:val="21"/>
+                <w:szCs w:val="21"/>
+              </w:rPr>
+              <w:t>颜</w:t>
+            </w:r>
+            <w:r>
+              <w:rPr>
+                <w:rFonts w:hint="eastAsia" w:ascii="微软雅黑" w:hAnsi="微软雅黑" w:eastAsia="微软雅黑" w:cs="MS PGothic"/>
+                <w:bCs/>
+                <w:color w:val="auto"/>
+                <w:sz w:val="21"/>
+                <w:szCs w:val="21"/>
+              </w:rPr>
+              <w:t>色指示相关</w:t>
+            </w:r>
+            <w:r>
+              <w:rPr>
+                <w:rFonts w:hint="eastAsia" w:ascii="微软雅黑" w:hAnsi="微软雅黑" w:eastAsia="微软雅黑" w:cs="微软雅黑"/>
+                <w:bCs/>
+                <w:color w:val="auto"/>
+                <w:sz w:val="21"/>
+                <w:szCs w:val="21"/>
+              </w:rPr>
+              <w:t>记录</w:t>
+            </w:r>
+          </w:p>
+        </w:tc>
+      </w:tr>
+    </w:tbl>
+    <w:p>
+      <w:pPr>
+        <w:numPr>
+          <w:ilvl w:val="0"/>
+          <w:numId w:val="0"/>
+        </w:numPr>
+        <w:rPr>
+          <w:rFonts w:hint="default" w:ascii="微软雅黑" w:hAnsi="微软雅黑" w:eastAsia="微软雅黑" w:cs="MS PGothic"/>
           <w:b/>
           <w:bCs/>
-          <w:strike/>
-          <w:color w:val="FF0000"/>
+          <w:color w:val="C00000"/>
           <w:sz w:val="21"/>
           <w:szCs w:val="21"/>
-          <w:lang w:eastAsia="zh-CN"/>
-        </w:rPr>
-        <w:t>８．风险管理计划　</w:t>
-      </w:r>
-      <w:bookmarkStart w:id="0" w:name="_Hlk153447348"/>
-      <w:bookmarkStart w:id="1" w:name="_Hlk153447313"/>
-      <w:r>
-        <w:rPr>
-          <w:rFonts w:ascii="微软雅黑" w:hAnsi="微软雅黑" w:eastAsia="微软雅黑"/>
-          <w:b/>
-          <w:bCs/>
-          <w:strike/>
-          <w:color w:val="FF0000"/>
-          <w:sz w:val="21"/>
-          <w:szCs w:val="21"/>
-          <w:lang w:eastAsia="zh-CN"/>
-        </w:rPr>
-        <w:t>(ISO14971:2019 4.4</w:t>
-      </w:r>
-      <w:r>
-        <w:rPr>
-          <w:rFonts w:hint="eastAsia" w:ascii="微软雅黑" w:hAnsi="微软雅黑" w:eastAsia="微软雅黑"/>
-          <w:b/>
-          <w:bCs/>
-          <w:strike/>
-          <w:color w:val="FF0000"/>
-          <w:sz w:val="21"/>
-          <w:szCs w:val="21"/>
-          <w:lang w:eastAsia="zh-CN"/>
-        </w:rPr>
-        <w:t>项</w:t>
-      </w:r>
-      <w:r>
-        <w:rPr>
-          <w:rFonts w:ascii="微软雅黑" w:hAnsi="微软雅黑" w:eastAsia="微软雅黑"/>
-          <w:b/>
-          <w:bCs/>
-          <w:strike/>
-          <w:color w:val="FF0000"/>
-          <w:sz w:val="21"/>
-          <w:szCs w:val="21"/>
-          <w:lang w:eastAsia="zh-CN"/>
-        </w:rPr>
-        <w:t>)</w:t>
-      </w:r>
-      <w:bookmarkEnd w:id="0"/>
-    </w:p>
-    <w:p>
-      <w:pPr>
-        <w:rPr>
-          <w:rFonts w:ascii="微软雅黑" w:hAnsi="微软雅黑" w:eastAsia="微软雅黑"/>
-          <w:strike/>
-          <w:color w:val="FF0000"/>
-          <w:lang w:eastAsia="zh-CN"/>
+          <w:lang w:val="en-US" w:eastAsia="zh-CN"/>
         </w:rPr>
       </w:pPr>
-      <w:bookmarkStart w:id="2" w:name="_Hlk153447477"/>
-      <w:r>
-        <w:rPr>
-          <w:rFonts w:hint="eastAsia" w:ascii="微软雅黑" w:hAnsi="微软雅黑" w:eastAsia="微软雅黑"/>
-          <w:strike/>
-          <w:color w:val="FF0000"/>
-          <w:lang w:eastAsia="zh-CN"/>
-        </w:rPr>
-        <w:t>①</w:t>
-      </w:r>
+      <w:bookmarkStart w:id="2" w:name="_GoBack"/>
       <w:bookmarkEnd w:id="2"/>
-      <w:r>
-        <w:rPr>
-          <w:rFonts w:ascii="微软雅黑" w:hAnsi="微软雅黑" w:eastAsia="微软雅黑"/>
-          <w:strike/>
-          <w:color w:val="FF0000"/>
-          <w:lang w:eastAsia="zh-CN"/>
-        </w:rPr>
-        <w:t>计划的风险管理活动的适用范</w:t>
-      </w:r>
-      <w:bookmarkStart w:id="3" w:name="_GoBack"/>
-      <w:bookmarkEnd w:id="3"/>
-      <w:r>
-        <w:rPr>
-          <w:rFonts w:ascii="微软雅黑" w:hAnsi="微软雅黑" w:eastAsia="微软雅黑"/>
-          <w:strike/>
-          <w:color w:val="FF0000"/>
-          <w:lang w:eastAsia="zh-CN"/>
-        </w:rPr>
-        <w:t>围、医疗器械的特定说明，以及计划各要素所适用的生命周期阶段</w:t>
-      </w:r>
-      <w:bookmarkEnd w:id="1"/>
-    </w:p>
-    <w:p>
-      <w:pPr>
-        <w:rPr>
-          <w:rFonts w:ascii="微软雅黑" w:hAnsi="微软雅黑" w:eastAsia="微软雅黑"/>
-          <w:strike/>
-          <w:color w:val="FF0000"/>
-          <w:lang w:eastAsia="zh-CN"/>
-        </w:rPr>
-      </w:pPr>
-    </w:p>
-    <w:p>
-      <w:pPr>
-        <w:rPr>
-          <w:rFonts w:ascii="微软雅黑" w:hAnsi="微软雅黑" w:eastAsia="微软雅黑"/>
-          <w:strike/>
-          <w:color w:val="FF0000"/>
-          <w:lang w:eastAsia="zh-CN"/>
-        </w:rPr>
-      </w:pPr>
-      <w:r>
-        <w:rPr>
-          <w:rFonts w:hint="eastAsia" w:ascii="微软雅黑" w:hAnsi="微软雅黑" w:eastAsia="微软雅黑"/>
-          <w:strike/>
-          <w:color w:val="FF0000"/>
-          <w:lang w:eastAsia="zh-CN"/>
-        </w:rPr>
-        <w:t>②责任及权限的划分</w:t>
-      </w:r>
-    </w:p>
-    <w:p>
-      <w:pPr>
-        <w:rPr>
-          <w:rFonts w:ascii="微软雅黑" w:hAnsi="微软雅黑" w:eastAsia="微软雅黑"/>
-          <w:strike/>
-          <w:color w:val="FF0000"/>
-          <w:lang w:eastAsia="zh-CN"/>
-        </w:rPr>
-      </w:pPr>
-    </w:p>
-    <w:p>
-      <w:pPr>
-        <w:rPr>
-          <w:rFonts w:ascii="微软雅黑" w:hAnsi="微软雅黑" w:eastAsia="微软雅黑"/>
-          <w:strike/>
-          <w:color w:val="FF0000"/>
-          <w:lang w:eastAsia="zh-CN"/>
-        </w:rPr>
-      </w:pPr>
-      <w:r>
-        <w:rPr>
-          <w:rFonts w:hint="eastAsia" w:ascii="微软雅黑" w:hAnsi="微软雅黑" w:eastAsia="微软雅黑"/>
-          <w:strike/>
-          <w:color w:val="FF0000"/>
-          <w:lang w:eastAsia="zh-CN"/>
-        </w:rPr>
-        <w:t>③风险管理活动的评审相关的要求事项</w:t>
-      </w:r>
-    </w:p>
-    <w:p>
-      <w:pPr>
-        <w:rPr>
-          <w:rFonts w:ascii="微软雅黑" w:hAnsi="微软雅黑" w:eastAsia="微软雅黑"/>
-          <w:strike/>
-          <w:color w:val="FF0000"/>
-          <w:lang w:eastAsia="zh-CN"/>
-        </w:rPr>
-      </w:pPr>
-    </w:p>
-    <w:p>
-      <w:pPr>
-        <w:rPr>
-          <w:rFonts w:ascii="微软雅黑" w:hAnsi="微软雅黑" w:eastAsia="微软雅黑"/>
-          <w:strike/>
-          <w:color w:val="FF0000"/>
-          <w:lang w:eastAsia="zh-CN"/>
-        </w:rPr>
-      </w:pPr>
-      <w:r>
-        <w:rPr>
-          <w:rFonts w:hint="eastAsia" w:ascii="微软雅黑" w:hAnsi="微软雅黑" w:eastAsia="微软雅黑"/>
-          <w:strike/>
-          <w:color w:val="FF0000"/>
-          <w:lang w:eastAsia="zh-CN"/>
-        </w:rPr>
-        <w:t>④风险的承受可能性相关的判断基准</w:t>
-      </w:r>
-    </w:p>
-    <w:p>
-      <w:pPr>
-        <w:rPr>
-          <w:rFonts w:ascii="微软雅黑" w:hAnsi="微软雅黑" w:eastAsia="微软雅黑"/>
-          <w:strike/>
-          <w:color w:val="FF0000"/>
-          <w:lang w:eastAsia="zh-CN"/>
-        </w:rPr>
-      </w:pPr>
-    </w:p>
-    <w:p>
-      <w:pPr>
-        <w:rPr>
-          <w:rFonts w:ascii="微软雅黑" w:hAnsi="微软雅黑" w:eastAsia="微软雅黑"/>
-          <w:strike/>
-          <w:color w:val="FF0000"/>
-          <w:lang w:eastAsia="zh-CN"/>
-        </w:rPr>
-      </w:pPr>
-      <w:r>
-        <w:rPr>
-          <w:rFonts w:hint="eastAsia" w:ascii="微软雅黑" w:hAnsi="微软雅黑" w:eastAsia="微软雅黑"/>
-          <w:strike/>
-          <w:color w:val="FF0000"/>
-          <w:lang w:eastAsia="zh-CN"/>
-        </w:rPr>
-        <w:t>⑤风险控制手段的实施及其有效性相关的验证活动</w:t>
-      </w:r>
-    </w:p>
-    <w:p>
-      <w:pPr>
-        <w:rPr>
-          <w:rFonts w:ascii="微软雅黑" w:hAnsi="微软雅黑" w:eastAsia="微软雅黑"/>
-          <w:strike/>
-          <w:color w:val="FF0000"/>
-          <w:lang w:eastAsia="zh-CN"/>
-        </w:rPr>
-      </w:pPr>
-    </w:p>
-    <w:p>
-      <w:pPr>
-        <w:rPr>
-          <w:rFonts w:ascii="微软雅黑" w:hAnsi="微软雅黑" w:eastAsia="微软雅黑"/>
-          <w:strike/>
-          <w:color w:val="FF0000"/>
-          <w:lang w:eastAsia="zh-CN"/>
-        </w:rPr>
-      </w:pPr>
-      <w:r>
-        <w:rPr>
-          <w:rFonts w:hint="eastAsia" w:ascii="微软雅黑" w:hAnsi="微软雅黑" w:eastAsia="微软雅黑"/>
-          <w:strike/>
-          <w:color w:val="FF0000"/>
-          <w:lang w:eastAsia="zh-CN"/>
-        </w:rPr>
-        <w:t>⑥相关制造与制造后信息的收集以及评审相关活动</w:t>
-      </w:r>
-    </w:p>
-    <w:p>
-      <w:pPr>
-        <w:rPr>
-          <w:rFonts w:hint="eastAsia" w:ascii="宋体" w:hAnsi="宋体" w:eastAsia="宋体"/>
-          <w:lang w:eastAsia="zh-CN"/>
-        </w:rPr>
-      </w:pPr>
     </w:p>
     <w:sectPr>
       <w:headerReference r:id="rId5" w:type="default"/>
@@ -15062,6 +16790,33 @@
 <file path=word/numbering.xml><?xml version="1.0" encoding="utf-8"?>
 <w:numbering xmlns:wpc="http://schemas.microsoft.com/office/word/2010/wordprocessingCanvas" xmlns:mc="http://schemas.openxmlformats.org/markup-compatibility/2006" xmlns:o="urn:schemas-microsoft-com:office:office" xmlns:r="http://schemas.openxmlformats.org/officeDocument/2006/relationships" xmlns:m="http://schemas.openxmlformats.org/officeDocument/2006/math" xmlns:v="urn:schemas-microsoft-com:vml" xmlns:wp14="http://schemas.microsoft.com/office/word/2010/wordprocessingDrawing" xmlns:wp="http://schemas.openxmlformats.org/drawingml/2006/wordprocessingDrawing" xmlns:w10="urn:schemas-microsoft-com:office:word" xmlns:w="http://schemas.openxmlformats.org/wordprocessingml/2006/main" xmlns:w14="http://schemas.microsoft.com/office/word/2010/wordml" xmlns:wpg="http://schemas.microsoft.com/office/word/2010/wordprocessingGroup" xmlns:wpi="http://schemas.microsoft.com/office/word/2010/wordprocessingInk" xmlns:wne="http://schemas.microsoft.com/office/word/2006/wordml" xmlns:wps="http://schemas.microsoft.com/office/word/2010/wordprocessingShape" xmlns:wpsCustomData="http://www.wps.cn/officeDocument/2013/wpsCustomData" mc:Ignorable="w14 wp14">
   <w:abstractNum w:abstractNumId="0">
+    <w:nsid w:val="8FCE30C8"/>
+    <w:multiLevelType w:val="singleLevel"/>
+    <w:tmpl w:val="8FCE30C8"/>
+    <w:lvl w:ilvl="0" w:tentative="0">
+      <w:start w:val="8"/>
+      <w:numFmt w:val="decimalFullWidth"/>
+      <w:suff w:val="nothing"/>
+      <w:lvlText w:val="%1．"/>
+      <w:lvlJc w:val="left"/>
+      <w:rPr>
+        <w:rFonts w:hint="eastAsia"/>
+      </w:rPr>
+    </w:lvl>
+  </w:abstractNum>
+  <w:abstractNum w:abstractNumId="1">
+    <w:nsid w:val="B7BE1D7B"/>
+    <w:multiLevelType w:val="singleLevel"/>
+    <w:tmpl w:val="B7BE1D7B"/>
+    <w:lvl w:ilvl="0" w:tentative="0">
+      <w:start w:val="9"/>
+      <w:numFmt w:val="decimal"/>
+      <w:suff w:val="space"/>
+      <w:lvlText w:val="%1."/>
+      <w:lvlJc w:val="left"/>
+    </w:lvl>
+  </w:abstractNum>
+  <w:abstractNum w:abstractNumId="2">
     <w:nsid w:val="E5D788C3"/>
     <w:multiLevelType w:val="singleLevel"/>
     <w:tmpl w:val="E5D788C3"/>
@@ -15073,7 +16828,7 @@
       <w:lvlJc w:val="left"/>
     </w:lvl>
   </w:abstractNum>
-  <w:abstractNum w:abstractNumId="1">
+  <w:abstractNum w:abstractNumId="3">
     <w:nsid w:val="EB3B233A"/>
     <w:multiLevelType w:val="singleLevel"/>
     <w:tmpl w:val="EB3B233A"/>
@@ -15089,7 +16844,7 @@
       </w:pPr>
     </w:lvl>
   </w:abstractNum>
-  <w:abstractNum w:abstractNumId="2">
+  <w:abstractNum w:abstractNumId="4">
     <w:nsid w:val="FBE1F87F"/>
     <w:multiLevelType w:val="singleLevel"/>
     <w:tmpl w:val="FBE1F87F"/>
@@ -15101,7 +16856,7 @@
       <w:lvlJc w:val="left"/>
     </w:lvl>
   </w:abstractNum>
-  <w:abstractNum w:abstractNumId="3">
+  <w:abstractNum w:abstractNumId="5">
     <w:nsid w:val="14F22E43"/>
     <w:multiLevelType w:val="multilevel"/>
     <w:tmpl w:val="14F22E43"/>
@@ -15228,7 +16983,7 @@
       </w:pPr>
     </w:lvl>
   </w:abstractNum>
-  <w:abstractNum w:abstractNumId="4">
+  <w:abstractNum w:abstractNumId="6">
     <w:nsid w:val="392C010E"/>
     <w:multiLevelType w:val="multilevel"/>
     <w:tmpl w:val="392C010E"/>
@@ -15305,7 +17060,7 @@
       <w:lvlJc w:val="left"/>
     </w:lvl>
   </w:abstractNum>
-  <w:abstractNum w:abstractNumId="5">
+  <w:abstractNum w:abstractNumId="7">
     <w:nsid w:val="5DBE1278"/>
     <w:multiLevelType w:val="singleLevel"/>
     <w:tmpl w:val="5DBE1278"/>
@@ -15317,7 +17072,7 @@
       <w:lvlJc w:val="left"/>
     </w:lvl>
   </w:abstractNum>
-  <w:abstractNum w:abstractNumId="6">
+  <w:abstractNum w:abstractNumId="8">
     <w:nsid w:val="5FB33133"/>
     <w:multiLevelType w:val="multilevel"/>
     <w:tmpl w:val="5FB33133"/>
@@ -15437,24 +17192,30 @@
     </w:lvl>
   </w:abstractNum>
   <w:num w:numId="1">
+    <w:abstractNumId w:val="6"/>
+  </w:num>
+  <w:num w:numId="2">
+    <w:abstractNumId w:val="5"/>
+  </w:num>
+  <w:num w:numId="3">
+    <w:abstractNumId w:val="8"/>
+  </w:num>
+  <w:num w:numId="4">
+    <w:abstractNumId w:val="7"/>
+  </w:num>
+  <w:num w:numId="5">
     <w:abstractNumId w:val="4"/>
   </w:num>
-  <w:num w:numId="2">
+  <w:num w:numId="6">
+    <w:abstractNumId w:val="2"/>
+  </w:num>
+  <w:num w:numId="7">
     <w:abstractNumId w:val="3"/>
   </w:num>
-  <w:num w:numId="3">
-    <w:abstractNumId w:val="6"/>
-  </w:num>
-  <w:num w:numId="4">
-    <w:abstractNumId w:val="5"/>
-  </w:num>
-  <w:num w:numId="5">
-    <w:abstractNumId w:val="2"/>
-  </w:num>
-  <w:num w:numId="6">
+  <w:num w:numId="8">
     <w:abstractNumId w:val="0"/>
   </w:num>
-  <w:num w:numId="7">
+  <w:num w:numId="9">
     <w:abstractNumId w:val="1"/>
   </w:num>
 </w:numbering>
@@ -27545,9 +29306,151 @@
 </file>
 
 <file path=customXml/item2.xml><?xml version="1.0" encoding="utf-8"?>
-<p:properties xmlns:xsi="http://www.w3.org/2001/XMLSchema-instance" xmlns:p="http://schemas.microsoft.com/office/2006/metadata/properties" xmlns:pc="http://schemas.microsoft.com/office/infopath/2007/PartnerControls">
-  <documentManagement/>
-</p:properties>
+<ct:contentTypeSchema xmlns:ct="http://schemas.microsoft.com/office/2006/metadata/contentType" xmlns:ma="http://schemas.microsoft.com/office/2006/metadata/properties/metaAttributes" ct:_="" ma:versionID="987b3d5e507bc59acb5fb2935dcc3aba" ma:contentTypeDescription="新建文档。" ma:contentTypeName="文档" ma:contentTypeVersion="2" ma:_="" ma:contentTypeID="0x0101003FE9DE9FA3A34543BED31C7C7188A97A" ma:contentTypeScope="">
+  <xsd:schema xmlns:p="http://schemas.microsoft.com/office/2006/metadata/properties" xmlns:xsd="http://www.w3.org/2001/XMLSchema" xmlns:ns2="ccd5bba6-7eab-4e54-9c55-e9c9dd569e4b" xmlns:xs="http://www.w3.org/2001/XMLSchema" ns2:_="" ma:root="true" targetNamespace="http://schemas.microsoft.com/office/2006/metadata/properties" ma:fieldsID="7871e6a52e300fdac81f3511b0e3adf7">
+    <xsd:import namespace="ccd5bba6-7eab-4e54-9c55-e9c9dd569e4b"/>
+    <xsd:element name="properties">
+      <xsd:complexType>
+        <xsd:sequence>
+          <xsd:element name="documentManagement">
+            <xsd:complexType>
+              <xsd:all>
+                <xsd:element minOccurs="0" ref="ns2:SharedWithUsers"/>
+                <xsd:element minOccurs="0" ref="ns2:SharedWithDetails"/>
+              </xsd:all>
+            </xsd:complexType>
+          </xsd:element>
+        </xsd:sequence>
+      </xsd:complexType>
+    </xsd:element>
+  </xsd:schema>
+  <xsd:schema xmlns:dms="http://schemas.microsoft.com/office/2006/documentManagement/types" xmlns:xsd="http://www.w3.org/2001/XMLSchema" xmlns:pc="http://schemas.microsoft.com/office/infopath/2007/PartnerControls" xmlns:xs="http://www.w3.org/2001/XMLSchema" elementFormDefault="qualified" targetNamespace="ccd5bba6-7eab-4e54-9c55-e9c9dd569e4b">
+    <xsd:import namespace="http://schemas.microsoft.com/office/2006/documentManagement/types"/>
+    <xsd:import namespace="http://schemas.microsoft.com/office/infopath/2007/PartnerControls"/>
+    <xsd:element nillable="true" ma:readOnly="true" name="SharedWithUsers" ma:internalName="SharedWithUsers" ma:index="8" ma:displayName="共享对象:">
+      <xsd:complexType>
+        <xsd:complexContent>
+          <xsd:extension base="dms:UserMulti">
+            <xsd:sequence>
+              <xsd:element name="UserInfo" minOccurs="0" maxOccurs="unbounded">
+                <xsd:complexType>
+                  <xsd:sequence>
+                    <xsd:element name="DisplayName" minOccurs="0" type="xsd:string"/>
+                    <xsd:element nillable="true" name="AccountId" minOccurs="0" type="dms:UserId"/>
+                    <xsd:element name="AccountType" minOccurs="0" type="xsd:string"/>
+                  </xsd:sequence>
+                </xsd:complexType>
+              </xsd:element>
+            </xsd:sequence>
+          </xsd:extension>
+        </xsd:complexContent>
+      </xsd:complexType>
+    </xsd:element>
+    <xsd:element nillable="true" ma:readOnly="true" name="SharedWithDetails" ma:internalName="SharedWithDetails" ma:index="9" ma:displayName="共享对象详细信息">
+      <xsd:simpleType>
+        <xsd:restriction base="dms:Note">
+          <xsd:maxLength value="255"/>
+        </xsd:restriction>
+      </xsd:simpleType>
+    </xsd:element>
+  </xsd:schema>
+  <xsd:schema xmlns:dc="http://purl.org/dc/elements/1.1/" xmlns:dcterms="http://purl.org/dc/terms/" xmlns:xsd="http://www.w3.org/2001/XMLSchema" xmlns:xsi="http://www.w3.org/2001/XMLSchema-instance" xmlns="http://schemas.openxmlformats.org/package/2006/metadata/core-properties" xmlns:odoc="http://schemas.microsoft.com/internal/obd" elementFormDefault="qualified" attributeFormDefault="unqualified" targetNamespace="http://schemas.openxmlformats.org/package/2006/metadata/core-properties" blockDefault="#all">
+    <xsd:import namespace="http://purl.org/dc/elements/1.1/" schemaLocation="http://dublincore.org/schemas/xmls/qdc/2003/04/02/dc.xsd"/>
+    <xsd:import namespace="http://purl.org/dc/terms/" schemaLocation="http://dublincore.org/schemas/xmls/qdc/2003/04/02/dcterms.xsd"/>
+    <xsd:element name="coreProperties" type="CT_coreProperties"/>
+    <xsd:complexType name="CT_coreProperties">
+      <xsd:all>
+        <xsd:element minOccurs="0" maxOccurs="1" ref="dc:creator"/>
+        <xsd:element minOccurs="0" maxOccurs="1" ref="dcterms:created"/>
+        <xsd:element minOccurs="0" maxOccurs="1" ref="dc:identifier"/>
+        <xsd:element name="contentType" minOccurs="0" maxOccurs="1" ma:index="0" ma:displayName="内容类型" type="xsd:string"/>
+        <xsd:element minOccurs="0" maxOccurs="1" ma:index="4" ref="dc:title" ma:displayName="标题"/>
+        <xsd:element minOccurs="0" maxOccurs="1" ref="dc:subject"/>
+        <xsd:element minOccurs="0" maxOccurs="1" ref="dc:description"/>
+        <xsd:element name="keywords" minOccurs="0" maxOccurs="1" type="xsd:string"/>
+        <xsd:element minOccurs="0" maxOccurs="1" ref="dc:language"/>
+        <xsd:element name="category" minOccurs="0" maxOccurs="1" type="xsd:string"/>
+        <xsd:element name="version" minOccurs="0" maxOccurs="1" type="xsd:string"/>
+        <xsd:element name="revision" minOccurs="0" maxOccurs="1" type="xsd:string">
+          <xsd:annotation>
+            <xsd:documentation>
+                        This value indicates the number of saves or revisions. The application is responsible for updating this value after each revision.
+                    </xsd:documentation>
+          </xsd:annotation>
+        </xsd:element>
+        <xsd:element name="lastModifiedBy" minOccurs="0" maxOccurs="1" type="xsd:string"/>
+        <xsd:element minOccurs="0" maxOccurs="1" ref="dcterms:modified"/>
+        <xsd:element name="contentStatus" minOccurs="0" maxOccurs="1" type="xsd:string"/>
+      </xsd:all>
+    </xsd:complexType>
+  </xsd:schema>
+  <xs:schema xmlns:pc="http://schemas.microsoft.com/office/infopath/2007/PartnerControls" xmlns:xs="http://www.w3.org/2001/XMLSchema" elementFormDefault="qualified" attributeFormDefault="unqualified" targetNamespace="http://schemas.microsoft.com/office/infopath/2007/PartnerControls">
+    <xs:element name="Person">
+      <xs:complexType>
+        <xs:sequence>
+          <xs:element minOccurs="0" ref="pc:DisplayName"/>
+          <xs:element minOccurs="0" ref="pc:AccountId"/>
+          <xs:element minOccurs="0" ref="pc:AccountType"/>
+        </xs:sequence>
+      </xs:complexType>
+    </xs:element>
+    <xs:element name="DisplayName" type="xs:string"/>
+    <xs:element name="AccountId" type="xs:string"/>
+    <xs:element name="AccountType" type="xs:string"/>
+    <xs:element name="BDCAssociatedEntity">
+      <xs:complexType>
+        <xs:sequence>
+          <xs:element minOccurs="0" maxOccurs="unbounded" ref="pc:BDCEntity"/>
+        </xs:sequence>
+        <xs:attribute ref="pc:EntityNamespace"/>
+        <xs:attribute ref="pc:EntityName"/>
+        <xs:attribute ref="pc:SystemInstanceName"/>
+        <xs:attribute ref="pc:AssociationName"/>
+      </xs:complexType>
+    </xs:element>
+    <xs:attribute name="EntityNamespace" type="xs:string"/>
+    <xs:attribute name="EntityName" type="xs:string"/>
+    <xs:attribute name="SystemInstanceName" type="xs:string"/>
+    <xs:attribute name="AssociationName" type="xs:string"/>
+    <xs:element name="BDCEntity">
+      <xs:complexType>
+        <xs:sequence>
+          <xs:element minOccurs="0" ref="pc:EntityDisplayName"/>
+          <xs:element minOccurs="0" ref="pc:EntityInstanceReference"/>
+          <xs:element minOccurs="0" ref="pc:EntityId1"/>
+          <xs:element minOccurs="0" ref="pc:EntityId2"/>
+          <xs:element minOccurs="0" ref="pc:EntityId3"/>
+          <xs:element minOccurs="0" ref="pc:EntityId4"/>
+          <xs:element minOccurs="0" ref="pc:EntityId5"/>
+        </xs:sequence>
+      </xs:complexType>
+    </xs:element>
+    <xs:element name="EntityDisplayName" type="xs:string"/>
+    <xs:element name="EntityInstanceReference" type="xs:string"/>
+    <xs:element name="EntityId1" type="xs:string"/>
+    <xs:element name="EntityId2" type="xs:string"/>
+    <xs:element name="EntityId3" type="xs:string"/>
+    <xs:element name="EntityId4" type="xs:string"/>
+    <xs:element name="EntityId5" type="xs:string"/>
+    <xs:element name="Terms">
+      <xs:complexType>
+        <xs:sequence>
+          <xs:element minOccurs="0" maxOccurs="unbounded" ref="pc:TermInfo"/>
+        </xs:sequence>
+      </xs:complexType>
+    </xs:element>
+    <xs:element name="TermInfo">
+      <xs:complexType>
+        <xs:sequence>
+          <xs:element minOccurs="0" ref="pc:TermName"/>
+          <xs:element minOccurs="0" ref="pc:TermId"/>
+        </xs:sequence>
+      </xs:complexType>
+    </xs:element>
+    <xs:element name="TermName" type="xs:string"/>
+    <xs:element name="TermId" type="xs:string"/>
+  </xs:schema>
+</ct:contentTypeSchema>
 </file>
 
 <file path=customXml/item3.xml><?xml version="1.0" encoding="utf-8"?>
@@ -27560,151 +29463,9 @@
 </file>
 
 <file path=customXml/item4.xml><?xml version="1.0" encoding="utf-8"?>
-<ct:contentTypeSchema xmlns:ma="http://schemas.microsoft.com/office/2006/metadata/properties/metaAttributes" xmlns:ct="http://schemas.microsoft.com/office/2006/metadata/contentType" ct:_="" ma:contentTypeName="文档" ma:versionID="987b3d5e507bc59acb5fb2935dcc3aba" ma:contentTypeVersion="2" ma:contentTypeDescription="新建文档。" ma:contentTypeScope="" ma:contentTypeID="0x0101003FE9DE9FA3A34543BED31C7C7188A97A" ma:_="">
-  <xsd:schema xmlns:xs="http://www.w3.org/2001/XMLSchema" xmlns:p="http://schemas.microsoft.com/office/2006/metadata/properties" xmlns:xsd="http://www.w3.org/2001/XMLSchema" xmlns:ns2="ccd5bba6-7eab-4e54-9c55-e9c9dd569e4b" targetNamespace="http://schemas.microsoft.com/office/2006/metadata/properties" ma:fieldsID="7871e6a52e300fdac81f3511b0e3adf7" ns2:_="" ma:root="true">
-    <xsd:import namespace="ccd5bba6-7eab-4e54-9c55-e9c9dd569e4b"/>
-    <xsd:element name="properties">
-      <xsd:complexType>
-        <xsd:sequence>
-          <xsd:element name="documentManagement">
-            <xsd:complexType>
-              <xsd:all>
-                <xsd:element ref="ns2:SharedWithUsers" minOccurs="0"/>
-                <xsd:element ref="ns2:SharedWithDetails" minOccurs="0"/>
-              </xsd:all>
-            </xsd:complexType>
-          </xsd:element>
-        </xsd:sequence>
-      </xsd:complexType>
-    </xsd:element>
-  </xsd:schema>
-  <xsd:schema xmlns:xs="http://www.w3.org/2001/XMLSchema" xmlns:dms="http://schemas.microsoft.com/office/2006/documentManagement/types" xmlns:xsd="http://www.w3.org/2001/XMLSchema" xmlns:pc="http://schemas.microsoft.com/office/infopath/2007/PartnerControls" targetNamespace="ccd5bba6-7eab-4e54-9c55-e9c9dd569e4b" elementFormDefault="qualified">
-    <xsd:import namespace="http://schemas.microsoft.com/office/2006/documentManagement/types"/>
-    <xsd:import namespace="http://schemas.microsoft.com/office/infopath/2007/PartnerControls"/>
-    <xsd:element name="SharedWithUsers" nillable="true" ma:readOnly="true" ma:internalName="SharedWithUsers" ma:index="8" ma:displayName="共享对象:">
-      <xsd:complexType>
-        <xsd:complexContent>
-          <xsd:extension base="dms:UserMulti">
-            <xsd:sequence>
-              <xsd:element name="UserInfo" minOccurs="0" maxOccurs="unbounded">
-                <xsd:complexType>
-                  <xsd:sequence>
-                    <xsd:element type="xsd:string" name="DisplayName" minOccurs="0"/>
-                    <xsd:element type="dms:UserId" name="AccountId" minOccurs="0" nillable="true"/>
-                    <xsd:element type="xsd:string" name="AccountType" minOccurs="0"/>
-                  </xsd:sequence>
-                </xsd:complexType>
-              </xsd:element>
-            </xsd:sequence>
-          </xsd:extension>
-        </xsd:complexContent>
-      </xsd:complexType>
-    </xsd:element>
-    <xsd:element name="SharedWithDetails" nillable="true" ma:readOnly="true" ma:internalName="SharedWithDetails" ma:index="9" ma:displayName="共享对象详细信息">
-      <xsd:simpleType>
-        <xsd:restriction base="dms:Note">
-          <xsd:maxLength value="255"/>
-        </xsd:restriction>
-      </xsd:simpleType>
-    </xsd:element>
-  </xsd:schema>
-  <xsd:schema xmlns:xsi="http://www.w3.org/2001/XMLSchema-instance" xmlns:odoc="http://schemas.microsoft.com/internal/obd" xmlns="http://schemas.openxmlformats.org/package/2006/metadata/core-properties" xmlns:dcterms="http://purl.org/dc/terms/" xmlns:xsd="http://www.w3.org/2001/XMLSchema" xmlns:dc="http://purl.org/dc/elements/1.1/" targetNamespace="http://schemas.openxmlformats.org/package/2006/metadata/core-properties" elementFormDefault="qualified" blockDefault="#all" attributeFormDefault="unqualified">
-    <xsd:import schemaLocation="http://dublincore.org/schemas/xmls/qdc/2003/04/02/dc.xsd" namespace="http://purl.org/dc/elements/1.1/"/>
-    <xsd:import schemaLocation="http://dublincore.org/schemas/xmls/qdc/2003/04/02/dcterms.xsd" namespace="http://purl.org/dc/terms/"/>
-    <xsd:element type="CT_coreProperties" name="coreProperties"/>
-    <xsd:complexType name="CT_coreProperties">
-      <xsd:all>
-        <xsd:element ref="dc:creator" minOccurs="0" maxOccurs="1"/>
-        <xsd:element ref="dcterms:created" minOccurs="0" maxOccurs="1"/>
-        <xsd:element ref="dc:identifier" minOccurs="0" maxOccurs="1"/>
-        <xsd:element type="xsd:string" name="contentType" minOccurs="0" maxOccurs="1" ma:index="0" ma:displayName="内容类型"/>
-        <xsd:element ref="dc:title" minOccurs="0" maxOccurs="1" ma:index="4" ma:displayName="标题"/>
-        <xsd:element ref="dc:subject" minOccurs="0" maxOccurs="1"/>
-        <xsd:element ref="dc:description" minOccurs="0" maxOccurs="1"/>
-        <xsd:element type="xsd:string" name="keywords" minOccurs="0" maxOccurs="1"/>
-        <xsd:element ref="dc:language" minOccurs="0" maxOccurs="1"/>
-        <xsd:element type="xsd:string" name="category" minOccurs="0" maxOccurs="1"/>
-        <xsd:element type="xsd:string" name="version" minOccurs="0" maxOccurs="1"/>
-        <xsd:element type="xsd:string" name="revision" minOccurs="0" maxOccurs="1">
-          <xsd:annotation>
-            <xsd:documentation>
-                        This value indicates the number of saves or revisions. The application is responsible for updating this value after each revision.
-                    </xsd:documentation>
-          </xsd:annotation>
-        </xsd:element>
-        <xsd:element type="xsd:string" name="lastModifiedBy" minOccurs="0" maxOccurs="1"/>
-        <xsd:element ref="dcterms:modified" minOccurs="0" maxOccurs="1"/>
-        <xsd:element type="xsd:string" name="contentStatus" minOccurs="0" maxOccurs="1"/>
-      </xsd:all>
-    </xsd:complexType>
-  </xsd:schema>
-  <xs:schema xmlns:xs="http://www.w3.org/2001/XMLSchema" xmlns:pc="http://schemas.microsoft.com/office/infopath/2007/PartnerControls" targetNamespace="http://schemas.microsoft.com/office/infopath/2007/PartnerControls" elementFormDefault="qualified" attributeFormDefault="unqualified">
-    <xs:element name="Person">
-      <xs:complexType>
-        <xs:sequence>
-          <xs:element ref="pc:DisplayName" minOccurs="0"/>
-          <xs:element ref="pc:AccountId" minOccurs="0"/>
-          <xs:element ref="pc:AccountType" minOccurs="0"/>
-        </xs:sequence>
-      </xs:complexType>
-    </xs:element>
-    <xs:element type="xs:string" name="DisplayName"/>
-    <xs:element type="xs:string" name="AccountId"/>
-    <xs:element type="xs:string" name="AccountType"/>
-    <xs:element name="BDCAssociatedEntity">
-      <xs:complexType>
-        <xs:sequence>
-          <xs:element ref="pc:BDCEntity" minOccurs="0" maxOccurs="unbounded"/>
-        </xs:sequence>
-        <xs:attribute ref="pc:EntityNamespace"/>
-        <xs:attribute ref="pc:EntityName"/>
-        <xs:attribute ref="pc:SystemInstanceName"/>
-        <xs:attribute ref="pc:AssociationName"/>
-      </xs:complexType>
-    </xs:element>
-    <xs:attribute type="xs:string" name="EntityNamespace"/>
-    <xs:attribute type="xs:string" name="EntityName"/>
-    <xs:attribute type="xs:string" name="SystemInstanceName"/>
-    <xs:attribute type="xs:string" name="AssociationName"/>
-    <xs:element name="BDCEntity">
-      <xs:complexType>
-        <xs:sequence>
-          <xs:element ref="pc:EntityDisplayName" minOccurs="0"/>
-          <xs:element ref="pc:EntityInstanceReference" minOccurs="0"/>
-          <xs:element ref="pc:EntityId1" minOccurs="0"/>
-          <xs:element ref="pc:EntityId2" minOccurs="0"/>
-          <xs:element ref="pc:EntityId3" minOccurs="0"/>
-          <xs:element ref="pc:EntityId4" minOccurs="0"/>
-          <xs:element ref="pc:EntityId5" minOccurs="0"/>
-        </xs:sequence>
-      </xs:complexType>
-    </xs:element>
-    <xs:element type="xs:string" name="EntityDisplayName"/>
-    <xs:element type="xs:string" name="EntityInstanceReference"/>
-    <xs:element type="xs:string" name="EntityId1"/>
-    <xs:element type="xs:string" name="EntityId2"/>
-    <xs:element type="xs:string" name="EntityId3"/>
-    <xs:element type="xs:string" name="EntityId4"/>
-    <xs:element type="xs:string" name="EntityId5"/>
-    <xs:element name="Terms">
-      <xs:complexType>
-        <xs:sequence>
-          <xs:element ref="pc:TermInfo" minOccurs="0" maxOccurs="unbounded"/>
-        </xs:sequence>
-      </xs:complexType>
-    </xs:element>
-    <xs:element name="TermInfo">
-      <xs:complexType>
-        <xs:sequence>
-          <xs:element ref="pc:TermName" minOccurs="0"/>
-          <xs:element ref="pc:TermId" minOccurs="0"/>
-        </xs:sequence>
-      </xs:complexType>
-    </xs:element>
-    <xs:element type="xs:string" name="TermName"/>
-    <xs:element type="xs:string" name="TermId"/>
-  </xs:schema>
-</ct:contentTypeSchema>
+<p:properties xmlns:p="http://schemas.microsoft.com/office/2006/metadata/properties" xmlns:xsi="http://www.w3.org/2001/XMLSchema-instance" xmlns:pc="http://schemas.microsoft.com/office/infopath/2007/PartnerControls">
+  <documentManagement/>
+</p:properties>
 </file>
 
 <file path=customXml/itemProps1.xml><?xml version="1.0" encoding="utf-8"?>
@@ -27716,7 +29477,7 @@
 </file>
 
 <file path=customXml/itemProps2.xml><?xml version="1.0" encoding="utf-8"?>
-<ds:datastoreItem xmlns:ds="http://schemas.openxmlformats.org/officeDocument/2006/customXml" ds:itemID="{323D247C-F0A3-4032-83B3-F32C8DED8F20}">
+<ds:datastoreItem xmlns:ds="http://schemas.openxmlformats.org/officeDocument/2006/customXml" ds:itemID="{35D4694D-1E40-4304-84ED-3F68D6EDA497}">
   <ds:schemaRefs/>
 </ds:datastoreItem>
 </file>
@@ -27728,7 +29489,7 @@
 </file>
 
 <file path=customXml/itemProps4.xml><?xml version="1.0" encoding="utf-8"?>
-<ds:datastoreItem xmlns:ds="http://schemas.openxmlformats.org/officeDocument/2006/customXml" ds:itemID="{35D4694D-1E40-4304-84ED-3F68D6EDA497}">
+<ds:datastoreItem xmlns:ds="http://schemas.openxmlformats.org/officeDocument/2006/customXml" ds:itemID="{323D247C-F0A3-4032-83B3-F32C8DED8F20}">
   <ds:schemaRefs/>
 </ds:datastoreItem>
 </file>
--- a/static/templates/word/zh/项目计划书.docx
+++ b/static/templates/word/zh/项目计划书.docx
@@ -3945,6 +3945,24 @@
     <w:p>
       <w:pPr>
         <w:ind w:firstLine="420" w:firstLineChars="200"/>
+      </w:pPr>
+      <w:r>
+        <w:rPr>
+          <w:rFonts w:ascii="sans-serif" w:hAnsi="sans-serif" w:eastAsia="sans-serif" w:cs="sans-serif"/>
+          <w:i w:val="0"/>
+          <w:iCs w:val="0"/>
+          <w:caps w:val="0"/>
+          <w:color w:val="000000"/>
+          <w:spacing w:val="0"/>
+          <w:kern w:val="0"/>
+          <w:sz w:val="21"/>
+          <w:szCs w:val="21"/>
+          <w:shd w:val="clear" w:fill="FFFFFF"/>
+          <w:lang w:val="en-US" w:eastAsia="zh-CN" w:bidi="ar"/>
+        </w:rPr>
+        <w:t>参见《要求仕样书（</w:t>
+      </w:r>
+      <w:r>
         <w:rPr>
           <w:rFonts w:hint="eastAsia" w:ascii="微软雅黑" w:hAnsi="微软雅黑" w:eastAsia="微软雅黑"/>
           <w:color w:val="0070C0"/>
@@ -3952,7 +3970,24 @@
           <w:szCs w:val="21"/>
           <w:lang w:val="en-US" w:eastAsia="zh-CN"/>
         </w:rPr>
-      </w:pPr>
+        <w:t>{{</w:t>
+      </w:r>
+      <w:r>
+        <w:rPr>
+          <w:rFonts w:hint="eastAsia" w:ascii="微软雅黑" w:hAnsi="微软雅黑" w:eastAsia="微软雅黑"/>
+          <w:bCs/>
+          <w:color w:val="4F81BD" w:themeColor="accent1"/>
+          <w:sz w:val="21"/>
+          <w:szCs w:val="21"/>
+          <w:lang w:val="en-US" w:eastAsia="zh-CN"/>
+          <w14:textFill>
+            <w14:solidFill>
+              <w14:schemeClr w14:val="accent1"/>
+            </w14:solidFill>
+          </w14:textFill>
+        </w:rPr>
+        <w:t>requirement_spec</w:t>
+      </w:r>
       <w:r>
         <w:rPr>
           <w:rFonts w:hint="eastAsia" w:ascii="微软雅黑" w:hAnsi="微软雅黑" w:eastAsia="微软雅黑"/>
@@ -3961,8 +3996,26 @@
           <w:szCs w:val="21"/>
           <w:lang w:val="en-US" w:eastAsia="zh-CN"/>
         </w:rPr>
-        <w:t>{{design}}</w:t>
+        <w:t>}}</w:t>
       </w:r>
+      <w:r>
+        <w:rPr>
+          <w:rFonts w:hint="default" w:ascii="sans-serif" w:hAnsi="sans-serif" w:eastAsia="sans-serif" w:cs="sans-serif"/>
+          <w:i w:val="0"/>
+          <w:iCs w:val="0"/>
+          <w:caps w:val="0"/>
+          <w:color w:val="000000"/>
+          <w:spacing w:val="0"/>
+          <w:kern w:val="0"/>
+          <w:sz w:val="21"/>
+          <w:szCs w:val="21"/>
+          <w:shd w:val="clear" w:fill="FFFFFF"/>
+          <w:lang w:val="en-US" w:eastAsia="zh-CN" w:bidi="ar"/>
+        </w:rPr>
+        <w:t>）》 </w:t>
+      </w:r>
+      <w:bookmarkStart w:id="2" w:name="_GoBack"/>
+      <w:bookmarkEnd w:id="2"/>
     </w:p>
     <w:p>
       <w:pPr>
@@ -4942,6 +4995,7 @@
     <w:p>
       <w:pPr>
         <w:numPr>
+          <w:ilvl w:val="0"/>
           <w:numId w:val="0"/>
         </w:numPr>
         <w:spacing w:line="240" w:lineRule="auto"/>
@@ -5309,7 +5363,6 @@
                 <w:sz w:val="22"/>
               </w:rPr>
             </w:pPr>
-            <w:bookmarkStart w:id="2" w:name="_GoBack"/>
             <w:r>
               <w:rPr>
                 <w:rFonts w:ascii="微软雅黑" w:hAnsi="微软雅黑" w:eastAsia="微软雅黑"/>
@@ -5420,7 +5473,6 @@
           </w:p>
         </w:tc>
       </w:tr>
-      <w:bookmarkEnd w:id="2"/>
       <w:tr>
         <w:trPr>
           <w:cantSplit/>
@@ -30317,14 +30369,14 @@
 </file>
 
 <file path=customXml/item3.xml><?xml version="1.0" encoding="utf-8"?>
-<p:properties xmlns:pc="http://schemas.microsoft.com/office/infopath/2007/PartnerControls" xmlns:p="http://schemas.microsoft.com/office/2006/metadata/properties" xmlns:xsi="http://www.w3.org/2001/XMLSchema-instance">
+<p:properties xmlns:xsi="http://www.w3.org/2001/XMLSchema-instance" xmlns:pc="http://schemas.microsoft.com/office/infopath/2007/PartnerControls" xmlns:p="http://schemas.microsoft.com/office/2006/metadata/properties">
   <documentManagement/>
 </p:properties>
 </file>
 
 <file path=customXml/item4.xml><?xml version="1.0" encoding="utf-8"?>
-<ct:contentTypeSchema xmlns:ma="http://schemas.microsoft.com/office/2006/metadata/properties/metaAttributes" xmlns:ct="http://schemas.microsoft.com/office/2006/metadata/contentType" ma:contentTypeID="0x0101003FE9DE9FA3A34543BED31C7C7188A97A" ma:contentTypeScope="" ma:_="" ma:contentTypeVersion="2" ma:contentTypeName="文档" ct:_="" ma:versionID="987b3d5e507bc59acb5fb2935dcc3aba" ma:contentTypeDescription="新建文档。">
-  <xsd:schema xmlns:p="http://schemas.microsoft.com/office/2006/metadata/properties" xmlns:xs="http://www.w3.org/2001/XMLSchema" xmlns:xsd="http://www.w3.org/2001/XMLSchema" xmlns:ns2="ccd5bba6-7eab-4e54-9c55-e9c9dd569e4b" targetNamespace="http://schemas.microsoft.com/office/2006/metadata/properties" ns2:_="" ma:fieldsID="7871e6a52e300fdac81f3511b0e3adf7" ma:root="true">
+<ct:contentTypeSchema xmlns:ma="http://schemas.microsoft.com/office/2006/metadata/properties/metaAttributes" xmlns:ct="http://schemas.microsoft.com/office/2006/metadata/contentType" ma:contentTypeDescription="新建文档。" ma:contentTypeScope="" ma:_="" ct:_="" ma:versionID="987b3d5e507bc59acb5fb2935dcc3aba" ma:contentTypeID="0x0101003FE9DE9FA3A34543BED31C7C7188A97A" ma:contentTypeVersion="2" ma:contentTypeName="文档">
+  <xsd:schema xmlns:ns2="ccd5bba6-7eab-4e54-9c55-e9c9dd569e4b" xmlns:xsd="http://www.w3.org/2001/XMLSchema" xmlns:xs="http://www.w3.org/2001/XMLSchema" xmlns:p="http://schemas.microsoft.com/office/2006/metadata/properties" ns2:_="" targetNamespace="http://schemas.microsoft.com/office/2006/metadata/properties" ma:fieldsID="7871e6a52e300fdac81f3511b0e3adf7" ma:root="true">
     <xsd:import namespace="ccd5bba6-7eab-4e54-9c55-e9c9dd569e4b"/>
     <xsd:element name="properties">
       <xsd:complexType>
@@ -30332,8 +30384,8 @@
           <xsd:element name="documentManagement">
             <xsd:complexType>
               <xsd:all>
-                <xsd:element minOccurs="0" ref="ns2:SharedWithUsers"/>
-                <xsd:element minOccurs="0" ref="ns2:SharedWithDetails"/>
+                <xsd:element ref="ns2:SharedWithUsers" minOccurs="0"/>
+                <xsd:element ref="ns2:SharedWithDetails" minOccurs="0"/>
               </xsd:all>
             </xsd:complexType>
           </xsd:element>
@@ -30341,20 +30393,20 @@
       </xsd:complexType>
     </xsd:element>
   </xsd:schema>
-  <xsd:schema xmlns:pc="http://schemas.microsoft.com/office/infopath/2007/PartnerControls" xmlns:xs="http://www.w3.org/2001/XMLSchema" xmlns:xsd="http://www.w3.org/2001/XMLSchema" xmlns:dms="http://schemas.microsoft.com/office/2006/documentManagement/types" targetNamespace="ccd5bba6-7eab-4e54-9c55-e9c9dd569e4b" elementFormDefault="qualified">
+  <xsd:schema xmlns:xsd="http://www.w3.org/2001/XMLSchema" xmlns:dms="http://schemas.microsoft.com/office/2006/documentManagement/types" xmlns:pc="http://schemas.microsoft.com/office/infopath/2007/PartnerControls" xmlns:xs="http://www.w3.org/2001/XMLSchema" elementFormDefault="qualified" targetNamespace="ccd5bba6-7eab-4e54-9c55-e9c9dd569e4b">
     <xsd:import namespace="http://schemas.microsoft.com/office/2006/documentManagement/types"/>
     <xsd:import namespace="http://schemas.microsoft.com/office/infopath/2007/PartnerControls"/>
-    <xsd:element ma:index="8" nillable="true" name="SharedWithUsers" ma:displayName="共享对象:" ma:readOnly="true" ma:internalName="SharedWithUsers">
+    <xsd:element name="SharedWithUsers" ma:index="8" ma:internalName="SharedWithUsers" ma:readOnly="true" nillable="true" ma:displayName="共享对象:">
       <xsd:complexType>
         <xsd:complexContent>
           <xsd:extension base="dms:UserMulti">
             <xsd:sequence>
-              <xsd:element minOccurs="0" maxOccurs="unbounded" name="UserInfo">
+              <xsd:element name="UserInfo" minOccurs="0" maxOccurs="unbounded">
                 <xsd:complexType>
                   <xsd:sequence>
-                    <xsd:element type="xsd:string" minOccurs="0" name="DisplayName"/>
-                    <xsd:element type="dms:UserId" minOccurs="0" nillable="true" name="AccountId"/>
-                    <xsd:element type="xsd:string" minOccurs="0" name="AccountType"/>
+                    <xsd:element name="DisplayName" minOccurs="0" type="xsd:string"/>
+                    <xsd:element name="AccountId" minOccurs="0" type="dms:UserId" nillable="true"/>
+                    <xsd:element name="AccountType" minOccurs="0" type="xsd:string"/>
                   </xsd:sequence>
                 </xsd:complexType>
               </xsd:element>
@@ -30363,7 +30415,7 @@
         </xsd:complexContent>
       </xsd:complexType>
     </xsd:element>
-    <xsd:element ma:index="9" nillable="true" name="SharedWithDetails" ma:displayName="共享对象详细信息" ma:readOnly="true" ma:internalName="SharedWithDetails">
+    <xsd:element name="SharedWithDetails" ma:index="9" ma:internalName="SharedWithDetails" ma:readOnly="true" nillable="true" ma:displayName="共享对象详细信息">
       <xsd:simpleType>
         <xsd:restriction base="dms:Note">
           <xsd:maxLength value="255"/>
@@ -30371,53 +30423,53 @@
       </xsd:simpleType>
     </xsd:element>
   </xsd:schema>
-  <xsd:schema xmlns:dcterms="http://purl.org/dc/terms/" xmlns:xsi="http://www.w3.org/2001/XMLSchema-instance" xmlns:dc="http://purl.org/dc/elements/1.1/" xmlns:odoc="http://schemas.microsoft.com/internal/obd" xmlns:xsd="http://www.w3.org/2001/XMLSchema" xmlns="http://schemas.openxmlformats.org/package/2006/metadata/core-properties" targetNamespace="http://schemas.openxmlformats.org/package/2006/metadata/core-properties" attributeFormDefault="unqualified" elementFormDefault="qualified" blockDefault="#all">
+  <xsd:schema xmlns:odoc="http://schemas.microsoft.com/internal/obd" xmlns:xsi="http://www.w3.org/2001/XMLSchema-instance" xmlns="http://schemas.openxmlformats.org/package/2006/metadata/core-properties" xmlns:dcterms="http://purl.org/dc/terms/" xmlns:xsd="http://www.w3.org/2001/XMLSchema" xmlns:dc="http://purl.org/dc/elements/1.1/" attributeFormDefault="unqualified" elementFormDefault="qualified" targetNamespace="http://schemas.openxmlformats.org/package/2006/metadata/core-properties" blockDefault="#all">
     <xsd:import namespace="http://purl.org/dc/elements/1.1/" schemaLocation="http://dublincore.org/schemas/xmls/qdc/2003/04/02/dc.xsd"/>
     <xsd:import namespace="http://purl.org/dc/terms/" schemaLocation="http://dublincore.org/schemas/xmls/qdc/2003/04/02/dcterms.xsd"/>
-    <xsd:element type="CT_coreProperties" name="coreProperties"/>
+    <xsd:element name="coreProperties" type="CT_coreProperties"/>
     <xsd:complexType name="CT_coreProperties">
       <xsd:all>
-        <xsd:element minOccurs="0" maxOccurs="1" ref="dc:creator"/>
-        <xsd:element minOccurs="0" maxOccurs="1" ref="dcterms:created"/>
-        <xsd:element minOccurs="0" maxOccurs="1" ref="dc:identifier"/>
-        <xsd:element ma:index="0" type="xsd:string" minOccurs="0" maxOccurs="1" name="contentType" ma:displayName="内容类型"/>
-        <xsd:element ma:index="4" minOccurs="0" maxOccurs="1" ref="dc:title" ma:displayName="标题"/>
-        <xsd:element minOccurs="0" maxOccurs="1" ref="dc:subject"/>
-        <xsd:element minOccurs="0" maxOccurs="1" ref="dc:description"/>
-        <xsd:element type="xsd:string" minOccurs="0" maxOccurs="1" name="keywords"/>
-        <xsd:element minOccurs="0" maxOccurs="1" ref="dc:language"/>
-        <xsd:element type="xsd:string" minOccurs="0" maxOccurs="1" name="category"/>
-        <xsd:element type="xsd:string" minOccurs="0" maxOccurs="1" name="version"/>
-        <xsd:element type="xsd:string" minOccurs="0" maxOccurs="1" name="revision">
+        <xsd:element ref="dc:creator" minOccurs="0" maxOccurs="1"/>
+        <xsd:element ref="dcterms:created" minOccurs="0" maxOccurs="1"/>
+        <xsd:element ref="dc:identifier" minOccurs="0" maxOccurs="1"/>
+        <xsd:element name="contentType" minOccurs="0" ma:index="0" type="xsd:string" ma:displayName="内容类型" maxOccurs="1"/>
+        <xsd:element ref="dc:title" minOccurs="0" ma:index="4" ma:displayName="标题" maxOccurs="1"/>
+        <xsd:element ref="dc:subject" minOccurs="0" maxOccurs="1"/>
+        <xsd:element ref="dc:description" minOccurs="0" maxOccurs="1"/>
+        <xsd:element name="keywords" minOccurs="0" type="xsd:string" maxOccurs="1"/>
+        <xsd:element ref="dc:language" minOccurs="0" maxOccurs="1"/>
+        <xsd:element name="category" minOccurs="0" type="xsd:string" maxOccurs="1"/>
+        <xsd:element name="version" minOccurs="0" type="xsd:string" maxOccurs="1"/>
+        <xsd:element name="revision" minOccurs="0" type="xsd:string" maxOccurs="1">
           <xsd:annotation>
             <xsd:documentation>
                         This value indicates the number of saves or revisions. The application is responsible for updating this value after each revision.
                     </xsd:documentation>
           </xsd:annotation>
         </xsd:element>
-        <xsd:element type="xsd:string" minOccurs="0" maxOccurs="1" name="lastModifiedBy"/>
-        <xsd:element minOccurs="0" maxOccurs="1" ref="dcterms:modified"/>
-        <xsd:element type="xsd:string" minOccurs="0" maxOccurs="1" name="contentStatus"/>
+        <xsd:element name="lastModifiedBy" minOccurs="0" type="xsd:string" maxOccurs="1"/>
+        <xsd:element ref="dcterms:modified" minOccurs="0" maxOccurs="1"/>
+        <xsd:element name="contentStatus" minOccurs="0" type="xsd:string" maxOccurs="1"/>
       </xsd:all>
     </xsd:complexType>
   </xsd:schema>
-  <xs:schema xmlns:pc="http://schemas.microsoft.com/office/infopath/2007/PartnerControls" xmlns:xs="http://www.w3.org/2001/XMLSchema" targetNamespace="http://schemas.microsoft.com/office/infopath/2007/PartnerControls" attributeFormDefault="unqualified" elementFormDefault="qualified">
+  <xs:schema xmlns:pc="http://schemas.microsoft.com/office/infopath/2007/PartnerControls" xmlns:xs="http://www.w3.org/2001/XMLSchema" attributeFormDefault="unqualified" elementFormDefault="qualified" targetNamespace="http://schemas.microsoft.com/office/infopath/2007/PartnerControls">
     <xs:element name="Person">
       <xs:complexType>
         <xs:sequence>
-          <xs:element minOccurs="0" ref="pc:DisplayName"/>
-          <xs:element minOccurs="0" ref="pc:AccountId"/>
-          <xs:element minOccurs="0" ref="pc:AccountType"/>
+          <xs:element ref="pc:DisplayName" minOccurs="0"/>
+          <xs:element ref="pc:AccountId" minOccurs="0"/>
+          <xs:element ref="pc:AccountType" minOccurs="0"/>
         </xs:sequence>
       </xs:complexType>
     </xs:element>
-    <xs:element type="xs:string" name="DisplayName"/>
-    <xs:element type="xs:string" name="AccountId"/>
-    <xs:element type="xs:string" name="AccountType"/>
+    <xs:element name="DisplayName" type="xs:string"/>
+    <xs:element name="AccountId" type="xs:string"/>
+    <xs:element name="AccountType" type="xs:string"/>
     <xs:element name="BDCAssociatedEntity">
       <xs:complexType>
         <xs:sequence>
-          <xs:element minOccurs="0" maxOccurs="unbounded" ref="pc:BDCEntity"/>
+          <xs:element ref="pc:BDCEntity" minOccurs="0" maxOccurs="unbounded"/>
         </xs:sequence>
         <xs:attribute ref="pc:EntityNamespace"/>
         <xs:attribute ref="pc:EntityName"/>
@@ -30425,47 +30477,47 @@
         <xs:attribute ref="pc:AssociationName"/>
       </xs:complexType>
     </xs:element>
-    <xs:attribute type="xs:string" name="EntityNamespace"/>
-    <xs:attribute type="xs:string" name="EntityName"/>
-    <xs:attribute type="xs:string" name="SystemInstanceName"/>
-    <xs:attribute type="xs:string" name="AssociationName"/>
+    <xs:attribute name="EntityNamespace" type="xs:string"/>
+    <xs:attribute name="EntityName" type="xs:string"/>
+    <xs:attribute name="SystemInstanceName" type="xs:string"/>
+    <xs:attribute name="AssociationName" type="xs:string"/>
     <xs:element name="BDCEntity">
       <xs:complexType>
         <xs:sequence>
-          <xs:element minOccurs="0" ref="pc:EntityDisplayName"/>
-          <xs:element minOccurs="0" ref="pc:EntityInstanceReference"/>
-          <xs:element minOccurs="0" ref="pc:EntityId1"/>
-          <xs:element minOccurs="0" ref="pc:EntityId2"/>
-          <xs:element minOccurs="0" ref="pc:EntityId3"/>
-          <xs:element minOccurs="0" ref="pc:EntityId4"/>
-          <xs:element minOccurs="0" ref="pc:EntityId5"/>
+          <xs:element ref="pc:EntityDisplayName" minOccurs="0"/>
+          <xs:element ref="pc:EntityInstanceReference" minOccurs="0"/>
+          <xs:element ref="pc:EntityId1" minOccurs="0"/>
+          <xs:element ref="pc:EntityId2" minOccurs="0"/>
+          <xs:element ref="pc:EntityId3" minOccurs="0"/>
+          <xs:element ref="pc:EntityId4" minOccurs="0"/>
+          <xs:element ref="pc:EntityId5" minOccurs="0"/>
         </xs:sequence>
       </xs:complexType>
     </xs:element>
-    <xs:element type="xs:string" name="EntityDisplayName"/>
-    <xs:element type="xs:string" name="EntityInstanceReference"/>
-    <xs:element type="xs:string" name="EntityId1"/>
-    <xs:element type="xs:string" name="EntityId2"/>
-    <xs:element type="xs:string" name="EntityId3"/>
-    <xs:element type="xs:string" name="EntityId4"/>
-    <xs:element type="xs:string" name="EntityId5"/>
+    <xs:element name="EntityDisplayName" type="xs:string"/>
+    <xs:element name="EntityInstanceReference" type="xs:string"/>
+    <xs:element name="EntityId1" type="xs:string"/>
+    <xs:element name="EntityId2" type="xs:string"/>
+    <xs:element name="EntityId3" type="xs:string"/>
+    <xs:element name="EntityId4" type="xs:string"/>
+    <xs:element name="EntityId5" type="xs:string"/>
     <xs:element name="Terms">
       <xs:complexType>
         <xs:sequence>
-          <xs:element minOccurs="0" maxOccurs="unbounded" ref="pc:TermInfo"/>
+          <xs:element ref="pc:TermInfo" minOccurs="0" maxOccurs="unbounded"/>
         </xs:sequence>
       </xs:complexType>
     </xs:element>
     <xs:element name="TermInfo">
       <xs:complexType>
         <xs:sequence>
-          <xs:element minOccurs="0" ref="pc:TermName"/>
-          <xs:element minOccurs="0" ref="pc:TermId"/>
+          <xs:element ref="pc:TermName" minOccurs="0"/>
+          <xs:element ref="pc:TermId" minOccurs="0"/>
         </xs:sequence>
       </xs:complexType>
     </xs:element>
-    <xs:element type="xs:string" name="TermName"/>
-    <xs:element type="xs:string" name="TermId"/>
+    <xs:element name="TermName" type="xs:string"/>
+    <xs:element name="TermId" type="xs:string"/>
   </xs:schema>
 </ct:contentTypeSchema>
 </file>
